--- a/presentation/SG_Submission_One_Pager.docx
+++ b/presentation/SG_Submission_One_Pager.docx
@@ -1,11 +1,12 @@
 
 <file path=word/document.xml><?xml version="1.0" encoding="utf-8"?>
-<w:document xmlns:wpc="http://schemas.microsoft.com/office/word/2010/wordprocessingCanvas" xmlns:cx="http://schemas.microsoft.com/office/drawing/2014/chartex" xmlns:cx1="http://schemas.microsoft.com/office/drawing/2015/9/8/chartex" xmlns:cx2="http://schemas.microsoft.com/office/drawing/2015/10/21/chartex" xmlns:cx3="http://schemas.microsoft.com/office/drawing/2016/5/9/chartex" xmlns:cx4="http://schemas.microsoft.com/office/drawing/2016/5/10/chartex" xmlns:cx5="http://schemas.microsoft.com/office/drawing/2016/5/11/chartex" xmlns:cx6="http://schemas.microsoft.com/office/drawing/2016/5/12/chartex" xmlns:cx7="http://schemas.microsoft.com/office/drawing/2016/5/13/chartex" xmlns:cx8="http://schemas.microsoft.com/office/drawing/2016/5/14/chartex" xmlns:mc="http://schemas.openxmlformats.org/markup-compatibility/2006" xmlns:aink="http://schemas.microsoft.com/office/drawing/2016/ink" xmlns:am3d="http://schemas.microsoft.com/office/drawing/2017/model3d" xmlns:o="urn:schemas-microsoft-com:office:office" xmlns:oel="http://schemas.microsoft.com/office/2019/extlst" xmlns:r="http://schemas.openxmlformats.org/officeDocument/2006/relationships" xmlns:m="http://schemas.openxmlformats.org/officeDocument/2006/math" xmlns:v="urn:schemas-microsoft-com:vml" xmlns:wp14="http://schemas.microsoft.com/office/word/2010/wordprocessingDrawing" xmlns:wp="http://schemas.openxmlformats.org/drawingml/2006/wordprocessingDrawing" xmlns:w10="urn:schemas-microsoft-com:office:word" xmlns:w="http://schemas.openxmlformats.org/wordprocessingml/2006/main" xmlns:w14="http://schemas.microsoft.com/office/word/2010/wordml" xmlns:w15="http://schemas.microsoft.com/office/word/2012/wordml" xmlns:w16cex="http://schemas.microsoft.com/office/word/2018/wordml/cex" xmlns:w16cid="http://schemas.microsoft.com/office/word/2016/wordml/cid" xmlns:w16="http://schemas.microsoft.com/office/word/2018/wordml" xmlns:w16du="http://schemas.microsoft.com/office/word/2023/wordml/word16du" xmlns:w16sdtdh="http://schemas.microsoft.com/office/word/2020/wordml/sdtdatahash" xmlns:w16sdtfl="http://schemas.microsoft.com/office/word/2024/wordml/sdtformatlock" xmlns:w16se="http://schemas.microsoft.com/office/word/2015/wordml/symex" xmlns:wpg="http://schemas.microsoft.com/office/word/2010/wordprocessingGroup" xmlns:wpi="http://schemas.microsoft.com/office/word/2010/wordprocessingInk" xmlns:wne="http://schemas.microsoft.com/office/word/2006/wordml" xmlns:wps="http://schemas.microsoft.com/office/word/2010/wordprocessingShape" mc:Ignorable="w14 w15 w16se w16cid w16 w16cex w16sdtdh w16sdtfl w16du wp14">
+<w:document xmlns:wpc="http://schemas.microsoft.com/office/word/2010/wordprocessingCanvas" xmlns:cx="http://schemas.microsoft.com/office/drawing/2014/chartex" xmlns:cx1="http://schemas.microsoft.com/office/drawing/2015/9/8/chartex" xmlns:cx2="http://schemas.microsoft.com/office/drawing/2015/10/21/chartex" xmlns:cx3="http://schemas.microsoft.com/office/drawing/2016/5/9/chartex" xmlns:cx4="http://schemas.microsoft.com/office/drawing/2016/5/10/chartex" xmlns:cx5="http://schemas.microsoft.com/office/drawing/2016/5/11/chartex" xmlns:cx6="http://schemas.microsoft.com/office/drawing/2016/5/12/chartex" xmlns:cx7="http://schemas.microsoft.com/office/drawing/2016/5/13/chartex" xmlns:cx8="http://schemas.microsoft.com/office/drawing/2016/5/14/chartex" xmlns:mc="http://schemas.openxmlformats.org/markup-compatibility/2006" xmlns:m="http://schemas.openxmlformats.org/officeDocument/2006/math" xmlns:aink="http://schemas.microsoft.com/office/drawing/2016/ink" xmlns:am3d="http://schemas.microsoft.com/office/drawing/2017/model3d" xmlns:oel="http://schemas.microsoft.com/office/2019/extlst" xmlns:r="http://schemas.openxmlformats.org/officeDocument/2006/relationships" xmlns:wp14="http://schemas.microsoft.com/office/word/2010/wordprocessingDrawing" xmlns:wp="http://schemas.openxmlformats.org/drawingml/2006/wordprocessingDrawing" xmlns:wpg="http://schemas.microsoft.com/office/word/2010/wordprocessingGroup" xmlns:wpi="http://schemas.microsoft.com/office/word/2010/wordprocessingInk" xmlns:wps="http://schemas.microsoft.com/office/word/2010/wordprocessingShape" xmlns:o="urn:schemas-microsoft-com:office:office" xmlns:v="urn:schemas-microsoft-com:vml" xmlns:w10="urn:schemas-microsoft-com:office:word" xmlns:w="http://schemas.openxmlformats.org/wordprocessingml/2006/main" xmlns:w14="http://schemas.microsoft.com/office/word/2010/wordml" xmlns:w15="http://schemas.microsoft.com/office/word/2012/wordml" xmlns:w16cex="http://schemas.microsoft.com/office/word/2018/wordml/cex" xmlns:w16cid="http://schemas.microsoft.com/office/word/2016/wordml/cid" xmlns:w16="http://schemas.microsoft.com/office/word/2018/wordml" xmlns:w16sdtdh="http://schemas.microsoft.com/office/word/2020/wordml/sdtdatahash" xmlns:w16sdtfl="http://schemas.microsoft.com/office/word/2024/wordml/sdtformatlock" xmlns:w16se="http://schemas.microsoft.com/office/word/2015/wordml/symex" xmlns:w16du="http://schemas.microsoft.com/office/word/2023/wordml/word16du" xmlns:wne="http://schemas.microsoft.com/office/word/2006/wordml" mc:Ignorable="w14 w15 w16se w16cid w16 w16cex w16sdtdh w16sdtfl w16du wp14">
   <w:body>
     <w:p>
       <w:pPr>
         <w:pStyle w:val="Title"/>
         <w:spacing w:line="240" w:lineRule="auto"/>
+        <w:ind w:right="180"/>
         <w:rPr>
           <w:rFonts w:ascii="Cambria" w:hAnsi="Cambria"/>
           <w:sz w:val="22"/>
@@ -25,6 +26,7 @@
       <w:pPr>
         <w:pStyle w:val="Heading2"/>
         <w:spacing w:line="240" w:lineRule="auto"/>
+        <w:ind w:right="180"/>
         <w:rPr>
           <w:rFonts w:ascii="Cambria" w:hAnsi="Cambria"/>
           <w:sz w:val="18"/>
@@ -43,6 +45,8 @@
     <w:p>
       <w:pPr>
         <w:spacing w:after="100" w:line="240" w:lineRule="auto"/>
+        <w:ind w:right="180"/>
+        <w:jc w:val="both"/>
         <w:rPr>
           <w:rFonts w:ascii="Cambria" w:hAnsi="Cambria"/>
           <w:sz w:val="18"/>
@@ -55,7 +59,39 @@
           <w:sz w:val="18"/>
           <w:szCs w:val="18"/>
         </w:rPr>
-        <w:t xml:space="preserve">Surface-code memories usually run syndrome extraction back-to-back. Measuring less often lets idle errors build up; measuring more often adds gate and readout faults. Haug et al. predict an optimal interval </w:t>
+        <w:t>Surface-code memories usually run syndrome extraction back-to-back. Measuring less often lets idle errors build up</w:t>
+      </w:r>
+      <w:r>
+        <w:rPr>
+          <w:rFonts w:ascii="Cambria" w:hAnsi="Cambria"/>
+          <w:sz w:val="18"/>
+          <w:szCs w:val="18"/>
+        </w:rPr>
+        <w:t xml:space="preserve"> and</w:t>
+      </w:r>
+      <w:r>
+        <w:rPr>
+          <w:rFonts w:ascii="Cambria" w:hAnsi="Cambria"/>
+          <w:sz w:val="18"/>
+          <w:szCs w:val="18"/>
+        </w:rPr>
+        <w:t xml:space="preserve"> measuring more often adds gate and readout faults. </w:t>
+      </w:r>
+      <w:r>
+        <w:rPr>
+          <w:rFonts w:ascii="Cambria" w:hAnsi="Cambria"/>
+          <w:sz w:val="18"/>
+          <w:szCs w:val="18"/>
+        </w:rPr>
+        <w:t xml:space="preserve">Thus, there exists a trade-off between idling and syndrome extraction leading to </w:t>
+      </w:r>
+      <w:r>
+        <w:rPr>
+          <w:rFonts w:ascii="Cambria" w:hAnsi="Cambria"/>
+          <w:sz w:val="18"/>
+          <w:szCs w:val="18"/>
+        </w:rPr>
+        <w:t xml:space="preserve">an optimal interval </w:t>
       </w:r>
       <m:oMath>
         <m:r>
@@ -112,62 +148,128 @@
           <w:sz w:val="18"/>
           <w:szCs w:val="18"/>
         </w:rPr>
-        <w:t>that minimises logical error per unit time.</w:t>
+        <w:t>that minimises logical error per unit time</w:t>
+      </w:r>
+      <w:r>
+        <w:rPr>
+          <w:rFonts w:ascii="Cambria" w:hAnsi="Cambria"/>
+          <w:sz w:val="18"/>
+          <w:szCs w:val="18"/>
+        </w:rPr>
+        <w:t xml:space="preserve"> [1]</w:t>
+      </w:r>
+      <w:r>
+        <w:rPr>
+          <w:rFonts w:ascii="Cambria" w:hAnsi="Cambria"/>
+          <w:sz w:val="18"/>
+          <w:szCs w:val="18"/>
+        </w:rPr>
+        <w:t>.</w:t>
+      </w:r>
+      <w:r>
+        <w:rPr>
+          <w:rFonts w:ascii="Cambria" w:hAnsi="Cambria"/>
+          <w:sz w:val="18"/>
+          <w:szCs w:val="18"/>
+        </w:rPr>
+        <w:t xml:space="preserve"> </w:t>
+      </w:r>
+      <w:r>
+        <w:rPr>
+          <w:rFonts w:ascii="Cambria" w:hAnsi="Cambria"/>
+          <w:sz w:val="18"/>
+          <w:szCs w:val="18"/>
+        </w:rPr>
+        <w:t>We test whether</w:t>
+      </w:r>
+      <w:r>
+        <w:rPr>
+          <w:rFonts w:ascii="Cambria" w:hAnsi="Cambria"/>
+          <w:sz w:val="18"/>
+          <w:szCs w:val="18"/>
+        </w:rPr>
+        <w:t xml:space="preserve"> the optimal interval thesis is valid with </w:t>
+      </w:r>
+      <w:r>
+        <w:rPr>
+          <w:rFonts w:ascii="Cambria" w:hAnsi="Cambria"/>
+          <w:sz w:val="18"/>
+          <w:szCs w:val="18"/>
+        </w:rPr>
+        <w:t>native-gate</w:t>
+      </w:r>
+      <w:r>
+        <w:rPr>
+          <w:rFonts w:ascii="Cambria" w:hAnsi="Cambria"/>
+          <w:sz w:val="18"/>
+          <w:szCs w:val="18"/>
+        </w:rPr>
+        <w:t>, gate errors</w:t>
+      </w:r>
+      <w:r>
+        <w:rPr>
+          <w:rFonts w:ascii="Cambria" w:hAnsi="Cambria"/>
+          <w:sz w:val="18"/>
+          <w:szCs w:val="18"/>
+        </w:rPr>
+        <w:t xml:space="preserve"> and coherent idle noise</w:t>
+      </w:r>
+      <w:r>
+        <w:rPr>
+          <w:rFonts w:ascii="Cambria" w:hAnsi="Cambria"/>
+          <w:sz w:val="18"/>
+          <w:szCs w:val="18"/>
+        </w:rPr>
+        <w:t>. We go a step further in validating if it holds</w:t>
+      </w:r>
+      <w:r>
+        <w:rPr>
+          <w:rFonts w:ascii="Cambria" w:hAnsi="Cambria"/>
+          <w:sz w:val="18"/>
+          <w:szCs w:val="18"/>
+        </w:rPr>
+        <w:t xml:space="preserve"> on </w:t>
+      </w:r>
+      <w:proofErr w:type="spellStart"/>
+      <w:r>
+        <w:rPr>
+          <w:rFonts w:ascii="Cambria" w:hAnsi="Cambria"/>
+          <w:sz w:val="18"/>
+          <w:szCs w:val="18"/>
+        </w:rPr>
+        <w:t>Quantinuum</w:t>
+      </w:r>
+      <w:proofErr w:type="spellEnd"/>
+      <w:r>
+        <w:rPr>
+          <w:rFonts w:ascii="Cambria" w:hAnsi="Cambria"/>
+          <w:sz w:val="18"/>
+          <w:szCs w:val="18"/>
+        </w:rPr>
+        <w:t xml:space="preserve"> </w:t>
+      </w:r>
+      <w:r>
+        <w:rPr>
+          <w:rFonts w:ascii="Cambria" w:hAnsi="Cambria"/>
+          <w:sz w:val="18"/>
+          <w:szCs w:val="18"/>
+        </w:rPr>
+        <w:t>hardware, by assuming a Z-biased dephasing noise, and later designing and executing experiments on H1/H2 emulators</w:t>
+      </w:r>
+      <w:r>
+        <w:rPr>
+          <w:rFonts w:ascii="Cambria" w:hAnsi="Cambria"/>
+          <w:sz w:val="18"/>
+          <w:szCs w:val="18"/>
+        </w:rPr>
+        <w:t>.</w:t>
       </w:r>
     </w:p>
     <w:p>
       <w:pPr>
         <w:pStyle w:val="Heading2"/>
         <w:spacing w:line="240" w:lineRule="auto"/>
-        <w:rPr>
-          <w:rFonts w:ascii="Cambria" w:hAnsi="Cambria"/>
-          <w:b w:val="0"/>
-          <w:bCs w:val="0"/>
-          <w:color w:val="auto"/>
-          <w:sz w:val="18"/>
-          <w:szCs w:val="18"/>
-        </w:rPr>
-      </w:pPr>
-      <w:r>
-        <w:rPr>
-          <w:rFonts w:ascii="Cambria" w:hAnsi="Cambria"/>
-          <w:b w:val="0"/>
-          <w:bCs w:val="0"/>
-          <w:color w:val="auto"/>
-          <w:sz w:val="18"/>
-          <w:szCs w:val="18"/>
-        </w:rPr>
-        <w:t xml:space="preserve">We test whether it survives native-gate and coherent idle noise, and whether it helps on </w:t>
-      </w:r>
-      <w:proofErr w:type="spellStart"/>
-      <w:r>
-        <w:rPr>
-          <w:rFonts w:ascii="Cambria" w:hAnsi="Cambria"/>
-          <w:b w:val="0"/>
-          <w:bCs w:val="0"/>
-          <w:color w:val="auto"/>
-          <w:sz w:val="18"/>
-          <w:szCs w:val="18"/>
-        </w:rPr>
-        <w:t>Quantinuum</w:t>
-      </w:r>
-      <w:proofErr w:type="spellEnd"/>
-      <w:r>
-        <w:rPr>
-          <w:rFonts w:ascii="Cambria" w:hAnsi="Cambria"/>
-          <w:b w:val="0"/>
-          <w:bCs w:val="0"/>
-          <w:color w:val="auto"/>
-          <w:sz w:val="18"/>
-          <w:szCs w:val="18"/>
-        </w:rPr>
-        <w:t xml:space="preserve"> H2.</w:t>
-      </w:r>
-    </w:p>
-    <w:p>
-      <w:pPr>
-        <w:pStyle w:val="Heading2"/>
-        <w:spacing w:line="240" w:lineRule="auto"/>
+        <w:ind w:right="180"/>
         <w:rPr>
           <w:rFonts w:ascii="Cambria" w:hAnsi="Cambria"/>
           <w:sz w:val="18"/>
@@ -186,6 +288,7 @@
     <w:p>
       <w:pPr>
         <w:spacing w:after="100" w:line="240" w:lineRule="auto"/>
+        <w:ind w:right="180"/>
         <w:rPr>
           <w:rFonts w:ascii="Cambria" w:hAnsi="Cambria"/>
           <w:sz w:val="18"/>
@@ -198,12 +301,29 @@
           <w:sz w:val="18"/>
           <w:szCs w:val="18"/>
         </w:rPr>
-        <w:t>We run two simulation pipelines.</w:t>
+        <w:t>To test the trade-off holds in principle, w</w:t>
+      </w:r>
+      <w:r>
+        <w:rPr>
+          <w:rFonts w:ascii="Cambria" w:hAnsi="Cambria"/>
+          <w:sz w:val="18"/>
+          <w:szCs w:val="18"/>
+        </w:rPr>
+        <w:t>e run two simulation pipelines</w:t>
+      </w:r>
+      <w:r>
+        <w:rPr>
+          <w:rFonts w:ascii="Cambria" w:hAnsi="Cambria"/>
+          <w:sz w:val="18"/>
+          <w:szCs w:val="18"/>
+        </w:rPr>
+        <w:t xml:space="preserve"> described below:</w:t>
       </w:r>
     </w:p>
     <w:p>
       <w:pPr>
         <w:spacing w:before="60" w:after="60" w:line="240" w:lineRule="auto"/>
+        <w:ind w:right="180"/>
         <w:rPr>
           <w:rFonts w:ascii="Cambria" w:hAnsi="Cambria"/>
           <w:sz w:val="18"/>
@@ -1562,6 +1682,7 @@
     <w:p>
       <w:pPr>
         <w:spacing w:after="100" w:line="240" w:lineRule="auto"/>
+        <w:ind w:right="180"/>
         <w:rPr>
           <w:rFonts w:ascii="Cambria" w:hAnsi="Cambria"/>
           <w:sz w:val="18"/>
@@ -1574,7 +1695,67 @@
           <w:sz w:val="18"/>
           <w:szCs w:val="18"/>
         </w:rPr>
-        <w:t xml:space="preserve">Dephasing applies Z to each data qubit over the simulated interval </w:t>
+        <w:t xml:space="preserve">After simulations, while approach 1. is implemented using Guppy-&gt; QIR bridge through </w:t>
+      </w:r>
+      <w:proofErr w:type="spellStart"/>
+      <w:r>
+        <w:rPr>
+          <w:rFonts w:ascii="Cambria" w:hAnsi="Cambria"/>
+          <w:sz w:val="18"/>
+          <w:szCs w:val="18"/>
+        </w:rPr>
+        <w:t>Aqora</w:t>
+      </w:r>
+      <w:proofErr w:type="spellEnd"/>
+      <w:r>
+        <w:rPr>
+          <w:rFonts w:ascii="Cambria" w:hAnsi="Cambria"/>
+          <w:sz w:val="18"/>
+          <w:szCs w:val="18"/>
+        </w:rPr>
+        <w:t xml:space="preserve"> hosted H2 emulators, for 2. an additional consideration exists. We model </w:t>
+      </w:r>
+      <w:proofErr w:type="spellStart"/>
+      <w:r>
+        <w:rPr>
+          <w:rFonts w:ascii="Cambria" w:hAnsi="Cambria"/>
+          <w:sz w:val="18"/>
+          <w:szCs w:val="18"/>
+        </w:rPr>
+        <w:t>Quantinuum</w:t>
+      </w:r>
+      <w:proofErr w:type="spellEnd"/>
+      <w:r>
+        <w:rPr>
+          <w:rFonts w:ascii="Cambria" w:hAnsi="Cambria"/>
+          <w:sz w:val="18"/>
+          <w:szCs w:val="18"/>
+        </w:rPr>
+        <w:t xml:space="preserve"> like hardware using d</w:t>
+      </w:r>
+      <w:r>
+        <w:rPr>
+          <w:rFonts w:ascii="Cambria" w:hAnsi="Cambria"/>
+          <w:sz w:val="18"/>
+          <w:szCs w:val="18"/>
+        </w:rPr>
+        <w:t>ephasing</w:t>
+      </w:r>
+      <w:r>
+        <w:rPr>
+          <w:rFonts w:ascii="Cambria" w:hAnsi="Cambria"/>
+          <w:sz w:val="18"/>
+          <w:szCs w:val="18"/>
+        </w:rPr>
+        <w:t>-</w:t>
+      </w:r>
+      <w:r>
+        <w:rPr>
+          <w:rFonts w:ascii="Cambria" w:hAnsi="Cambria"/>
+          <w:sz w:val="18"/>
+          <w:szCs w:val="18"/>
+        </w:rPr>
+        <w:t xml:space="preserve">Z to each data qubit over the simulated interval </w:t>
       </w:r>
       <m:oMath>
         <m:r>
@@ -1593,53 +1774,32 @@
           <w:sz w:val="18"/>
           <w:szCs w:val="18"/>
         </w:rPr>
-        <w:t xml:space="preserve"> under one of two idle models: Markovian at incoherent rate γ, or coherent phase drift at rate c. γ and c are free parameters fitted to the simulated detection events; their H2 values are unmeasured and set </w:t>
-      </w:r>
-      <m:oMath>
-        <m:r>
-          <w:rPr>
-            <w:rFonts w:ascii="Cambria Math" w:hAnsi="Cambria Math"/>
-            <w:color w:val="000000" w:themeColor="text1"/>
-            <w:sz w:val="18"/>
-            <w:szCs w:val="18"/>
-          </w:rPr>
-          <m:t>Δ</m:t>
-        </m:r>
-        <m:sSup>
-          <m:sSupPr>
-            <m:ctrlPr>
-              <w:rPr>
-                <w:rFonts w:ascii="Cambria Math" w:hAnsi="Cambria Math"/>
-                <w:color w:val="000000" w:themeColor="text1"/>
-                <w:sz w:val="18"/>
-                <w:szCs w:val="18"/>
-              </w:rPr>
-            </m:ctrlPr>
-          </m:sSupPr>
-          <m:e>
-            <m:r>
-              <w:rPr>
-                <w:rFonts w:ascii="Cambria Math" w:hAnsi="Cambria Math"/>
-                <w:color w:val="000000" w:themeColor="text1"/>
-                <w:sz w:val="18"/>
-                <w:szCs w:val="18"/>
-              </w:rPr>
-              <m:t>t</m:t>
-            </m:r>
-          </m:e>
-          <m:sup>
-            <m:r>
-              <w:rPr>
-                <w:rFonts w:ascii="Cambria Math" w:hAnsi="Cambria Math"/>
-                <w:color w:val="000000" w:themeColor="text1"/>
-                <w:sz w:val="18"/>
-                <w:szCs w:val="18"/>
-              </w:rPr>
-              <m:t>*</m:t>
-            </m:r>
-          </m:sup>
-        </m:sSup>
-      </m:oMath>
+        <w:t xml:space="preserve"> under one of two idle models: Markovian at incoherent rate γ, </w:t>
+      </w:r>
+      <w:r>
+        <w:rPr>
+          <w:rFonts w:ascii="Cambria" w:hAnsi="Cambria"/>
+          <w:sz w:val="18"/>
+          <w:szCs w:val="18"/>
+        </w:rPr>
+        <w:t>and/</w:t>
+      </w:r>
+      <w:r>
+        <w:rPr>
+          <w:rFonts w:ascii="Cambria" w:hAnsi="Cambria"/>
+          <w:sz w:val="18"/>
+          <w:szCs w:val="18"/>
+        </w:rPr>
+        <w:t>or coherent phase drift at rate</w:t>
+      </w:r>
+      <w:r>
+        <w:rPr>
+          <w:rFonts w:ascii="Cambria" w:hAnsi="Cambria"/>
+          <w:sz w:val="18"/>
+          <w:szCs w:val="18"/>
+        </w:rPr>
+        <w:t xml:space="preserve"> c, as follows</w:t>
+      </w:r>
       <w:r>
         <w:rPr>
           <w:rFonts w:ascii="Cambria" w:hAnsi="Cambria"/>
@@ -1719,19 +1879,7 @@
               <w:sz w:val="18"/>
               <w:szCs w:val="18"/>
             </w:rPr>
-            <m:t>t</m:t>
-          </m:r>
-          <m:r>
-            <m:rPr>
-              <m:sty m:val="p"/>
-            </m:rPr>
-            <w:rPr>
-              <w:rFonts w:ascii="Cambria Math" w:hAnsi="Cambria Math"/>
-              <w:color w:val="000000" w:themeColor="text1"/>
-              <w:sz w:val="18"/>
-              <w:szCs w:val="18"/>
-            </w:rPr>
-            <m:t>)</m:t>
+            <m:t>t)</m:t>
           </m:r>
           <m:r>
             <w:rPr>
@@ -1739,15 +1887,7 @@
               <w:sz w:val="18"/>
               <w:szCs w:val="18"/>
             </w:rPr>
-            <m:t>=</m:t>
-          </m:r>
-          <m:r>
-            <w:rPr>
-              <w:rFonts w:ascii="Cambria Math" w:hAnsi="Cambria Math"/>
-              <w:sz w:val="18"/>
-              <w:szCs w:val="18"/>
-            </w:rPr>
-            <m:t xml:space="preserve">1/2 </m:t>
+            <m:t xml:space="preserve">=1/2 </m:t>
           </m:r>
           <m:d>
             <m:dPr>
@@ -1797,23 +1937,7 @@
                       <w:sz w:val="18"/>
                       <w:szCs w:val="18"/>
                     </w:rPr>
-                    <m:t>-</m:t>
-                  </m:r>
-                  <m:r>
-                    <w:rPr>
-                      <w:rFonts w:ascii="Cambria Math" w:hAnsi="Cambria Math"/>
-                      <w:sz w:val="18"/>
-                      <w:szCs w:val="18"/>
-                    </w:rPr>
-                    <m:t>γ</m:t>
-                  </m:r>
-                  <m:r>
-                    <w:rPr>
-                      <w:rFonts w:ascii="Cambria Math" w:hAnsi="Cambria Math"/>
-                      <w:sz w:val="18"/>
-                      <w:szCs w:val="18"/>
-                    </w:rPr>
-                    <m:t>Δ</m:t>
+                    <m:t>-γΔ</m:t>
                   </m:r>
                   <m:r>
                     <m:rPr>
@@ -1899,19 +2023,7 @@
               <w:sz w:val="18"/>
               <w:szCs w:val="18"/>
             </w:rPr>
-            <m:t>t)</m:t>
-          </m:r>
-          <m:r>
-            <m:rPr>
-              <m:sty m:val="p"/>
-            </m:rPr>
-            <w:rPr>
-              <w:rFonts w:ascii="Cambria Math" w:hAnsi="Cambria Math"/>
-              <w:color w:val="000000" w:themeColor="text1"/>
-              <w:sz w:val="18"/>
-              <w:szCs w:val="18"/>
-            </w:rPr>
-            <m:t>=</m:t>
+            <m:t>t)=</m:t>
           </m:r>
           <m:sSup>
             <m:sSupPr>
@@ -1954,16 +2066,7 @@
               <w:sz w:val="18"/>
               <w:szCs w:val="18"/>
             </w:rPr>
-            <m:t>(c</m:t>
-          </m:r>
-          <m:r>
-            <w:rPr>
-              <w:rFonts w:ascii="Cambria Math" w:hAnsi="Cambria Math"/>
-              <w:color w:val="000000" w:themeColor="text1"/>
-              <w:sz w:val="18"/>
-              <w:szCs w:val="18"/>
-            </w:rPr>
-            <m:t>Δ</m:t>
+            <m:t>(cΔ</m:t>
           </m:r>
           <m:r>
             <m:rPr>
@@ -1975,26 +2078,16 @@
               <w:sz w:val="18"/>
               <w:szCs w:val="18"/>
             </w:rPr>
-            <m:t>t</m:t>
-          </m:r>
-          <m:r>
-            <m:rPr>
-              <m:sty m:val="p"/>
-            </m:rPr>
-            <w:rPr>
-              <w:rFonts w:ascii="Cambria Math" w:hAnsi="Cambria Math"/>
-              <w:color w:val="000000" w:themeColor="text1"/>
-              <w:sz w:val="18"/>
-              <w:szCs w:val="18"/>
-            </w:rPr>
-            <m:t>/2).</m:t>
+            <m:t>t/2).</m:t>
           </m:r>
         </m:oMath>
       </m:oMathPara>
     </w:p>
     <w:p>
       <w:pPr>
-        <w:spacing w:after="100" w:line="240" w:lineRule="auto"/>
+        <w:pStyle w:val="Heading2"/>
+        <w:spacing w:line="360" w:lineRule="auto"/>
+        <w:ind w:right="180"/>
         <w:rPr>
           <w:rFonts w:ascii="Cambria" w:hAnsi="Cambria"/>
           <w:sz w:val="18"/>
@@ -2004,26 +2097,459 @@
       <w:r>
         <w:rPr>
           <w:rFonts w:ascii="Cambria" w:hAnsi="Cambria"/>
-          <w:sz w:val="18"/>
-          <w:szCs w:val="18"/>
-        </w:rPr>
-        <w:t>The work runs in three stages:</w:t>
+          <w:b w:val="0"/>
+          <w:bCs w:val="0"/>
+          <w:sz w:val="18"/>
+          <w:szCs w:val="18"/>
+        </w:rPr>
+        <w:t xml:space="preserve">Rather than directly implementing approach 2. on emulators, we design experiments to extract </w:t>
+      </w:r>
+      <w:r>
+        <w:rPr>
+          <w:rFonts w:ascii="Cambria" w:hAnsi="Cambria"/>
+          <w:sz w:val="18"/>
+          <w:szCs w:val="18"/>
+        </w:rPr>
+        <w:t>γ</w:t>
+      </w:r>
+      <w:r>
+        <w:rPr>
+          <w:rFonts w:ascii="Cambria" w:hAnsi="Cambria"/>
+          <w:sz w:val="18"/>
+          <w:szCs w:val="18"/>
+        </w:rPr>
+        <w:t xml:space="preserve"> and c </w:t>
+      </w:r>
+      <w:r>
+        <w:rPr>
+          <w:rFonts w:ascii="Cambria" w:hAnsi="Cambria"/>
+          <w:b w:val="0"/>
+          <w:bCs w:val="0"/>
+          <w:sz w:val="18"/>
+          <w:szCs w:val="18"/>
+        </w:rPr>
+        <w:t>using spectator qubits</w:t>
+      </w:r>
+      <w:r>
+        <w:rPr>
+          <w:rFonts w:ascii="Cambria" w:hAnsi="Cambria"/>
+          <w:sz w:val="18"/>
+          <w:szCs w:val="18"/>
+        </w:rPr>
+        <w:t>.</w:t>
+      </w:r>
+      <w:r>
+        <w:rPr>
+          <w:rFonts w:ascii="Cambria" w:hAnsi="Cambria"/>
+          <w:sz w:val="18"/>
+          <w:szCs w:val="18"/>
+        </w:rPr>
+        <w:br/>
+      </w:r>
+      <w:r>
+        <w:rPr>
+          <w:rFonts w:ascii="Cambria" w:hAnsi="Cambria"/>
+          <w:sz w:val="18"/>
+          <w:szCs w:val="18"/>
+        </w:rPr>
+        <w:t>Key results</w:t>
       </w:r>
     </w:p>
     <w:p>
       <w:pPr>
-        <w:pStyle w:val="ListParagraph"/>
-        <w:numPr>
-          <w:ilvl w:val="0"/>
-          <w:numId w:val="2"/>
-        </w:numPr>
-        <w:spacing w:after="60" w:line="240" w:lineRule="auto"/>
+        <w:spacing w:after="100" w:line="240" w:lineRule="auto"/>
+        <w:ind w:right="180"/>
         <w:rPr>
           <w:rFonts w:ascii="Cambria" w:hAnsi="Cambria"/>
           <w:sz w:val="18"/>
           <w:szCs w:val="18"/>
         </w:rPr>
       </w:pPr>
+      <w:r>
+        <w:rPr>
+          <w:noProof/>
+        </w:rPr>
+        <mc:AlternateContent>
+          <mc:Choice Requires="wps">
+            <w:drawing>
+              <wp:anchor distT="0" distB="0" distL="114300" distR="114300" simplePos="0" relativeHeight="251666432" behindDoc="0" locked="0" layoutInCell="1" allowOverlap="1" wp14:anchorId="357425A0" wp14:editId="08496661">
+                <wp:simplePos x="0" y="0"/>
+                <wp:positionH relativeFrom="column">
+                  <wp:posOffset>2790825</wp:posOffset>
+                </wp:positionH>
+                <wp:positionV relativeFrom="paragraph">
+                  <wp:posOffset>1316355</wp:posOffset>
+                </wp:positionV>
+                <wp:extent cx="4295775" cy="635"/>
+                <wp:effectExtent l="0" t="0" r="0" b="12065"/>
+                <wp:wrapSquare wrapText="bothSides"/>
+                <wp:docPr id="1758125705" name="Text Box 1"/>
+                <wp:cNvGraphicFramePr/>
+                <a:graphic xmlns:a="http://schemas.openxmlformats.org/drawingml/2006/main">
+                  <a:graphicData uri="http://schemas.microsoft.com/office/word/2010/wordprocessingShape">
+                    <wps:wsp>
+                      <wps:cNvSpPr txBox="1"/>
+                      <wps:spPr>
+                        <a:xfrm>
+                          <a:off x="0" y="0"/>
+                          <a:ext cx="4295775" cy="635"/>
+                        </a:xfrm>
+                        <a:prstGeom prst="rect">
+                          <a:avLst/>
+                        </a:prstGeom>
+                        <a:solidFill>
+                          <a:prstClr val="white"/>
+                        </a:solidFill>
+                        <a:ln>
+                          <a:noFill/>
+                        </a:ln>
+                      </wps:spPr>
+                      <wps:txbx>
+                        <w:txbxContent>
+                          <w:p>
+                            <w:pPr>
+                              <w:pStyle w:val="Caption"/>
+                              <w:rPr>
+                                <w:rFonts w:ascii="Cambria" w:hAnsi="Cambria"/>
+                                <w:noProof/>
+                                <w:sz w:val="11"/>
+                                <w:szCs w:val="11"/>
+                                <w:shd w:val="clear" w:color="auto" w:fill="FFF2A8"/>
+                              </w:rPr>
+                            </w:pPr>
+                            <w:r>
+                              <w:rPr>
+                                <w:sz w:val="11"/>
+                                <w:szCs w:val="11"/>
+                              </w:rPr>
+                              <w:t xml:space="preserve">Figure </w:t>
+                            </w:r>
+                            <w:r>
+                              <w:rPr>
+                                <w:sz w:val="11"/>
+                                <w:szCs w:val="11"/>
+                              </w:rPr>
+                              <w:fldChar w:fldCharType="begin"/>
+                            </w:r>
+                            <w:r>
+                              <w:rPr>
+                                <w:sz w:val="11"/>
+                                <w:szCs w:val="11"/>
+                              </w:rPr>
+                              <w:instrText xml:space="preserve"> SEQ Figure \* ARABIC </w:instrText>
+                            </w:r>
+                            <w:r>
+                              <w:rPr>
+                                <w:sz w:val="11"/>
+                                <w:szCs w:val="11"/>
+                              </w:rPr>
+                              <w:fldChar w:fldCharType="separate"/>
+                            </w:r>
+                            <w:r>
+                              <w:rPr>
+                                <w:noProof/>
+                                <w:sz w:val="11"/>
+                                <w:szCs w:val="11"/>
+                              </w:rPr>
+                              <w:t>1</w:t>
+                            </w:r>
+                            <w:r>
+                              <w:rPr>
+                                <w:sz w:val="11"/>
+                                <w:szCs w:val="11"/>
+                              </w:rPr>
+                              <w:fldChar w:fldCharType="end"/>
+                            </w:r>
+                            <w:r>
+                              <w:rPr>
+                                <w:sz w:val="11"/>
+                                <w:szCs w:val="11"/>
+                              </w:rPr>
+                              <w:t xml:space="preserve">: Simulations for approach 2. assuming </w:t>
+                            </w:r>
+                            <w:proofErr w:type="spellStart"/>
+                            <w:r>
+                              <w:rPr>
+                                <w:sz w:val="11"/>
+                                <w:szCs w:val="11"/>
+                              </w:rPr>
+                              <w:t>Quantinuum</w:t>
+                            </w:r>
+                            <w:proofErr w:type="spellEnd"/>
+                            <w:r>
+                              <w:rPr>
+                                <w:sz w:val="11"/>
+                                <w:szCs w:val="11"/>
+                              </w:rPr>
+                              <w:t xml:space="preserve">-device like idling noise, and gate errors applied on data as well as </w:t>
+                            </w:r>
+                            <w:proofErr w:type="spellStart"/>
+                            <w:proofErr w:type="gramStart"/>
+                            <w:r>
+                              <w:rPr>
+                                <w:sz w:val="11"/>
+                                <w:szCs w:val="11"/>
+                              </w:rPr>
+                              <w:t>ancillae.</w:t>
+                            </w:r>
+                            <w:r>
+                              <w:rPr>
+                                <w:sz w:val="11"/>
+                                <w:szCs w:val="11"/>
+                              </w:rPr>
+                              <w:t>The</w:t>
+                            </w:r>
+                            <w:proofErr w:type="spellEnd"/>
+                            <w:proofErr w:type="gramEnd"/>
+                            <w:r>
+                              <w:rPr>
+                                <w:sz w:val="11"/>
+                                <w:szCs w:val="11"/>
+                              </w:rPr>
+                              <w:t xml:space="preserve"> left panel is for linear idling, the second for quadratic and third for a mixture of the two. </w:t>
+                            </w:r>
+                            <w:proofErr w:type="gramStart"/>
+                            <w:r>
+                              <w:rPr>
+                                <w:sz w:val="11"/>
+                                <w:szCs w:val="11"/>
+                              </w:rPr>
+                              <w:t>Non trivial</w:t>
+                            </w:r>
+                            <w:proofErr w:type="gramEnd"/>
+                            <w:r>
+                              <w:rPr>
+                                <w:sz w:val="11"/>
+                                <w:szCs w:val="11"/>
+                              </w:rPr>
+                              <w:t xml:space="preserve"> syndrome interval is observed in all the cases.</w:t>
+                            </w:r>
+                          </w:p>
+                        </w:txbxContent>
+                      </wps:txbx>
+                      <wps:bodyPr rot="0" spcFirstLastPara="0" vertOverflow="overflow" horzOverflow="overflow" vert="horz" wrap="square" lIns="0" tIns="0" rIns="0" bIns="0" numCol="1" spcCol="0" rtlCol="0" fromWordArt="0" anchor="t" anchorCtr="0" forceAA="0" compatLnSpc="1">
+                        <a:prstTxWarp prst="textNoShape">
+                          <a:avLst/>
+                        </a:prstTxWarp>
+                        <a:spAutoFit/>
+                      </wps:bodyPr>
+                    </wps:wsp>
+                  </a:graphicData>
+                </a:graphic>
+              </wp:anchor>
+            </w:drawing>
+          </mc:Choice>
+          <mc:Fallback>
+            <w:pict>
+              <v:shapetype w14:anchorId="357425A0" id="_x0000_t202" coordsize="21600,21600" o:spt="202" path="m,l,21600r21600,l21600,xe">
+                <v:stroke joinstyle="miter"/>
+                <v:path gradientshapeok="t" o:connecttype="rect"/>
+              </v:shapetype>
+              <v:shape id="_x0000_s1027" type="#_x0000_t202" style="position:absolute;margin-left:219.75pt;margin-top:103.65pt;width:338.25pt;height:.05pt;z-index:251666432;visibility:visible;mso-wrap-style:square;mso-wrap-distance-left:9pt;mso-wrap-distance-top:0;mso-wrap-distance-right:9pt;mso-wrap-distance-bottom:0;mso-position-horizontal:absolute;mso-position-horizontal-relative:text;mso-position-vertical:absolute;mso-position-vertical-relative:text;v-text-anchor:top" o:gfxdata="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" stroked="f">
+                <v:textbox style="mso-fit-shape-to-text:t" inset="0,0,0,0">
+                  <w:txbxContent>
+                    <w:p>
+                      <w:pPr>
+                        <w:pStyle w:val="Caption"/>
+                        <w:rPr>
+                          <w:rFonts w:ascii="Cambria" w:hAnsi="Cambria"/>
+                          <w:noProof/>
+                          <w:sz w:val="11"/>
+                          <w:szCs w:val="11"/>
+                          <w:shd w:val="clear" w:color="auto" w:fill="FFF2A8"/>
+                        </w:rPr>
+                      </w:pPr>
+                      <w:r>
+                        <w:rPr>
+                          <w:sz w:val="11"/>
+                          <w:szCs w:val="11"/>
+                        </w:rPr>
+                        <w:t xml:space="preserve">Figure </w:t>
+                      </w:r>
+                      <w:r>
+                        <w:rPr>
+                          <w:sz w:val="11"/>
+                          <w:szCs w:val="11"/>
+                        </w:rPr>
+                        <w:fldChar w:fldCharType="begin"/>
+                      </w:r>
+                      <w:r>
+                        <w:rPr>
+                          <w:sz w:val="11"/>
+                          <w:szCs w:val="11"/>
+                        </w:rPr>
+                        <w:instrText xml:space="preserve"> SEQ Figure \* ARABIC </w:instrText>
+                      </w:r>
+                      <w:r>
+                        <w:rPr>
+                          <w:sz w:val="11"/>
+                          <w:szCs w:val="11"/>
+                        </w:rPr>
+                        <w:fldChar w:fldCharType="separate"/>
+                      </w:r>
+                      <w:r>
+                        <w:rPr>
+                          <w:noProof/>
+                          <w:sz w:val="11"/>
+                          <w:szCs w:val="11"/>
+                        </w:rPr>
+                        <w:t>1</w:t>
+                      </w:r>
+                      <w:r>
+                        <w:rPr>
+                          <w:sz w:val="11"/>
+                          <w:szCs w:val="11"/>
+                        </w:rPr>
+                        <w:fldChar w:fldCharType="end"/>
+                      </w:r>
+                      <w:r>
+                        <w:rPr>
+                          <w:sz w:val="11"/>
+                          <w:szCs w:val="11"/>
+                        </w:rPr>
+                        <w:t xml:space="preserve">: Simulations for approach 2. assuming </w:t>
+                      </w:r>
+                      <w:proofErr w:type="spellStart"/>
+                      <w:r>
+                        <w:rPr>
+                          <w:sz w:val="11"/>
+                          <w:szCs w:val="11"/>
+                        </w:rPr>
+                        <w:t>Quantinuum</w:t>
+                      </w:r>
+                      <w:proofErr w:type="spellEnd"/>
+                      <w:r>
+                        <w:rPr>
+                          <w:sz w:val="11"/>
+                          <w:szCs w:val="11"/>
+                        </w:rPr>
+                        <w:t xml:space="preserve">-device like idling noise, and gate errors applied on data as well as </w:t>
+                      </w:r>
+                      <w:proofErr w:type="spellStart"/>
+                      <w:proofErr w:type="gramStart"/>
+                      <w:r>
+                        <w:rPr>
+                          <w:sz w:val="11"/>
+                          <w:szCs w:val="11"/>
+                        </w:rPr>
+                        <w:t>ancillae.</w:t>
+                      </w:r>
+                      <w:r>
+                        <w:rPr>
+                          <w:sz w:val="11"/>
+                          <w:szCs w:val="11"/>
+                        </w:rPr>
+                        <w:t>The</w:t>
+                      </w:r>
+                      <w:proofErr w:type="spellEnd"/>
+                      <w:proofErr w:type="gramEnd"/>
+                      <w:r>
+                        <w:rPr>
+                          <w:sz w:val="11"/>
+                          <w:szCs w:val="11"/>
+                        </w:rPr>
+                        <w:t xml:space="preserve"> left panel is for linear idling, the second for quadratic and third for a mixture of the two. </w:t>
+                      </w:r>
+                      <w:proofErr w:type="gramStart"/>
+                      <w:r>
+                        <w:rPr>
+                          <w:sz w:val="11"/>
+                          <w:szCs w:val="11"/>
+                        </w:rPr>
+                        <w:t>Non trivial</w:t>
+                      </w:r>
+                      <w:proofErr w:type="gramEnd"/>
+                      <w:r>
+                        <w:rPr>
+                          <w:sz w:val="11"/>
+                          <w:szCs w:val="11"/>
+                        </w:rPr>
+                        <w:t xml:space="preserve"> syndrome interval is observed in all the cases.</w:t>
+                      </w:r>
+                    </w:p>
+                  </w:txbxContent>
+                </v:textbox>
+                <w10:wrap type="square"/>
+              </v:shape>
+            </w:pict>
+          </mc:Fallback>
+        </mc:AlternateContent>
+      </w:r>
+      <w:r>
+        <w:rPr>
+          <w:rFonts w:ascii="Cambria" w:hAnsi="Cambria"/>
+          <w:noProof/>
+          <w:sz w:val="18"/>
+          <w:szCs w:val="18"/>
+          <w:shd w:val="clear" w:color="auto" w:fill="FFF2A8"/>
+        </w:rPr>
+        <w:drawing>
+          <wp:anchor distT="0" distB="0" distL="114300" distR="114300" simplePos="0" relativeHeight="251660288" behindDoc="0" locked="0" layoutInCell="1" allowOverlap="1" wp14:anchorId="1699B3D6" wp14:editId="0CCBC2F5">
+            <wp:simplePos x="0" y="0"/>
+            <wp:positionH relativeFrom="column">
+              <wp:posOffset>2790825</wp:posOffset>
+            </wp:positionH>
+            <wp:positionV relativeFrom="paragraph">
+              <wp:posOffset>33655</wp:posOffset>
+            </wp:positionV>
+            <wp:extent cx="4295775" cy="1225550"/>
+            <wp:effectExtent l="0" t="0" r="0" b="6350"/>
+            <wp:wrapSquare wrapText="bothSides"/>
+            <wp:docPr id="19" name="Fig 1" descr="04_premise_realistic_noise_1.png"/>
+            <wp:cNvGraphicFramePr>
+              <a:graphicFrameLocks xmlns:a="http://schemas.openxmlformats.org/drawingml/2006/main" noChangeAspect="1"/>
+            </wp:cNvGraphicFramePr>
+            <a:graphic xmlns:a="http://schemas.openxmlformats.org/drawingml/2006/main">
+              <a:graphicData uri="http://schemas.openxmlformats.org/drawingml/2006/picture">
+                <pic:pic xmlns:pic="http://schemas.openxmlformats.org/drawingml/2006/picture">
+                  <pic:nvPicPr>
+                    <pic:cNvPr id="19" name="Fig 1" descr="04_premise_realistic_noise_1.png"/>
+                    <pic:cNvPicPr>
+                      <a:picLocks noChangeAspect="1"/>
+                    </pic:cNvPicPr>
+                  </pic:nvPicPr>
+                  <pic:blipFill rotWithShape="1">
+                    <a:blip r:embed="rId6" cstate="print">
+                      <a:extLst>
+                        <a:ext uri="{28A0092B-C50C-407E-A947-70E740481C1C}">
+                          <a14:useLocalDpi xmlns:a14="http://schemas.microsoft.com/office/drawing/2010/main" val="0"/>
+                        </a:ext>
+                      </a:extLst>
+                    </a:blip>
+                    <a:srcRect t="11340"/>
+                    <a:stretch>
+                      <a:fillRect/>
+                    </a:stretch>
+                  </pic:blipFill>
+                  <pic:spPr bwMode="auto">
+                    <a:xfrm>
+                      <a:off x="0" y="0"/>
+                      <a:ext cx="4295775" cy="1225550"/>
+                    </a:xfrm>
+                    <a:prstGeom prst="rect">
+                      <a:avLst/>
+                    </a:prstGeom>
+                    <a:ln>
+                      <a:noFill/>
+                    </a:ln>
+                    <a:extLst>
+                      <a:ext uri="{53640926-AAD7-44D8-BBD7-CCE9431645EC}">
+                        <a14:shadowObscured xmlns:a14="http://schemas.microsoft.com/office/drawing/2010/main"/>
+                      </a:ext>
+                    </a:extLst>
+                  </pic:spPr>
+                </pic:pic>
+              </a:graphicData>
+            </a:graphic>
+            <wp14:sizeRelH relativeFrom="page">
+              <wp14:pctWidth>0</wp14:pctWidth>
+            </wp14:sizeRelH>
+            <wp14:sizeRelV relativeFrom="page">
+              <wp14:pctHeight>0</wp14:pctHeight>
+            </wp14:sizeRelV>
+          </wp:anchor>
+        </w:drawing>
+      </w:r>
       <w:r>
         <w:rPr>
           <w:rFonts w:ascii="Cambria" w:hAnsi="Cambria"/>
@@ -2032,49 +2558,525 @@
           <w:sz w:val="18"/>
           <w:szCs w:val="18"/>
         </w:rPr>
-        <w:t xml:space="preserve">Phenomenological. </w:t>
-      </w:r>
-      <w:r>
-        <w:rPr>
-          <w:rFonts w:ascii="Cambria" w:hAnsi="Cambria"/>
-          <w:sz w:val="18"/>
-          <w:szCs w:val="18"/>
-        </w:rPr>
-        <w:t xml:space="preserve">Errors are drawn per shot by Bernoulli trials in Guppy, then decoded by </w:t>
-      </w:r>
-      <w:proofErr w:type="spellStart"/>
-      <w:r>
-        <w:rPr>
-          <w:rFonts w:ascii="Cambria" w:hAnsi="Cambria"/>
-          <w:sz w:val="18"/>
-          <w:szCs w:val="18"/>
-        </w:rPr>
-        <w:t>PyMatching</w:t>
-      </w:r>
-      <w:proofErr w:type="spellEnd"/>
-      <w:r>
-        <w:rPr>
-          <w:rFonts w:ascii="Cambria" w:hAnsi="Cambria"/>
-          <w:sz w:val="18"/>
-          <w:szCs w:val="18"/>
-        </w:rPr>
-        <w:t>. This leads to a non-trivial syndrome extraction interval.</w:t>
+        <w:t xml:space="preserve">1. The optimum survives full circuit noise. </w:t>
+      </w:r>
+      <w:r>
+        <w:rPr>
+          <w:rFonts w:ascii="Cambria" w:hAnsi="Cambria"/>
+          <w:sz w:val="18"/>
+          <w:szCs w:val="18"/>
+        </w:rPr>
+        <w:t xml:space="preserve">In Fig. 1 (native gates; idle models linear 0.3, quadratic 0.01 and mixed), the full-circuit logical error per unit time falls and then rises </w:t>
+      </w:r>
+      <w:proofErr w:type="gramStart"/>
+      <w:r>
+        <w:rPr>
+          <w:rFonts w:ascii="Cambria" w:hAnsi="Cambria"/>
+          <w:sz w:val="18"/>
+          <w:szCs w:val="18"/>
+        </w:rPr>
+        <w:t>with  at</w:t>
+      </w:r>
+      <w:proofErr w:type="gramEnd"/>
+      <w:r>
+        <w:rPr>
+          <w:rFonts w:ascii="Cambria" w:hAnsi="Cambria"/>
+          <w:sz w:val="18"/>
+          <w:szCs w:val="18"/>
+        </w:rPr>
+        <w:t xml:space="preserve"> </w:t>
+      </w:r>
+      <m:oMath>
+        <m:r>
+          <w:rPr>
+            <w:rFonts w:ascii="Cambria Math" w:hAnsi="Cambria Math"/>
+            <w:sz w:val="18"/>
+            <w:szCs w:val="18"/>
+          </w:rPr>
+          <m:t>d=3, 5, 7</m:t>
+        </m:r>
+      </m:oMath>
+      <w:r>
+        <w:rPr>
+          <w:rFonts w:ascii="Cambria" w:hAnsi="Cambria"/>
+          <w:sz w:val="18"/>
+          <w:szCs w:val="18"/>
+        </w:rPr>
+        <w:t xml:space="preserve">. </w:t>
+      </w:r>
+      <w:r>
+        <w:rPr>
+          <w:rFonts w:ascii="Cambria" w:hAnsi="Cambria"/>
+          <w:sz w:val="18"/>
+          <w:szCs w:val="18"/>
+        </w:rPr>
+        <w:t>This corresponds to approach 2. tested on Selene.</w:t>
       </w:r>
     </w:p>
     <w:p>
       <w:pPr>
-        <w:pStyle w:val="ListParagraph"/>
-        <w:numPr>
-          <w:ilvl w:val="0"/>
-          <w:numId w:val="2"/>
-        </w:numPr>
-        <w:spacing w:after="60" w:line="240" w:lineRule="auto"/>
-        <w:rPr>
-          <w:rFonts w:ascii="Cambria" w:hAnsi="Cambria"/>
+        <w:spacing w:after="100" w:line="240" w:lineRule="auto"/>
+        <w:ind w:right="180"/>
+        <w:rPr>
+          <w:rFonts w:ascii="Cambria" w:hAnsi="Cambria"/>
+          <w:color w:val="000000" w:themeColor="text1"/>
           <w:sz w:val="18"/>
           <w:szCs w:val="18"/>
         </w:rPr>
       </w:pPr>
+      <w:r>
+        <w:rPr>
+          <w:noProof/>
+        </w:rPr>
+        <mc:AlternateContent>
+          <mc:Choice Requires="wps">
+            <w:drawing>
+              <wp:anchor distT="0" distB="0" distL="114300" distR="114300" simplePos="0" relativeHeight="251668480" behindDoc="0" locked="0" layoutInCell="1" allowOverlap="1" wp14:anchorId="2DBB24D2" wp14:editId="203994CA">
+                <wp:simplePos x="0" y="0"/>
+                <wp:positionH relativeFrom="column">
+                  <wp:posOffset>2792095</wp:posOffset>
+                </wp:positionH>
+                <wp:positionV relativeFrom="paragraph">
+                  <wp:posOffset>2254250</wp:posOffset>
+                </wp:positionV>
+                <wp:extent cx="4243705" cy="635"/>
+                <wp:effectExtent l="0" t="0" r="0" b="12065"/>
+                <wp:wrapSquare wrapText="bothSides"/>
+                <wp:docPr id="2015125332" name="Text Box 1"/>
+                <wp:cNvGraphicFramePr/>
+                <a:graphic xmlns:a="http://schemas.openxmlformats.org/drawingml/2006/main">
+                  <a:graphicData uri="http://schemas.microsoft.com/office/word/2010/wordprocessingShape">
+                    <wps:wsp>
+                      <wps:cNvSpPr txBox="1"/>
+                      <wps:spPr>
+                        <a:xfrm>
+                          <a:off x="0" y="0"/>
+                          <a:ext cx="4243705" cy="635"/>
+                        </a:xfrm>
+                        <a:prstGeom prst="rect">
+                          <a:avLst/>
+                        </a:prstGeom>
+                        <a:solidFill>
+                          <a:prstClr val="white"/>
+                        </a:solidFill>
+                        <a:ln>
+                          <a:noFill/>
+                        </a:ln>
+                      </wps:spPr>
+                      <wps:txbx>
+                        <w:txbxContent>
+                          <w:p>
+                            <w:pPr>
+                              <w:pStyle w:val="Caption"/>
+                              <w:rPr>
+                                <w:rFonts w:ascii="Cambria" w:hAnsi="Cambria"/>
+                                <w:noProof/>
+                                <w:sz w:val="11"/>
+                                <w:szCs w:val="11"/>
+                              </w:rPr>
+                            </w:pPr>
+                            <w:r>
+                              <w:rPr>
+                                <w:sz w:val="11"/>
+                                <w:szCs w:val="11"/>
+                              </w:rPr>
+                              <w:t xml:space="preserve">Figure </w:t>
+                            </w:r>
+                            <w:r>
+                              <w:rPr>
+                                <w:sz w:val="11"/>
+                                <w:szCs w:val="11"/>
+                              </w:rPr>
+                              <w:fldChar w:fldCharType="begin"/>
+                            </w:r>
+                            <w:r>
+                              <w:rPr>
+                                <w:sz w:val="11"/>
+                                <w:szCs w:val="11"/>
+                              </w:rPr>
+                              <w:instrText xml:space="preserve"> SEQ Figure \* ARABIC </w:instrText>
+                            </w:r>
+                            <w:r>
+                              <w:rPr>
+                                <w:sz w:val="11"/>
+                                <w:szCs w:val="11"/>
+                              </w:rPr>
+                              <w:fldChar w:fldCharType="separate"/>
+                            </w:r>
+                            <w:r>
+                              <w:rPr>
+                                <w:noProof/>
+                                <w:sz w:val="11"/>
+                                <w:szCs w:val="11"/>
+                              </w:rPr>
+                              <w:t>2</w:t>
+                            </w:r>
+                            <w:r>
+                              <w:rPr>
+                                <w:sz w:val="11"/>
+                                <w:szCs w:val="11"/>
+                              </w:rPr>
+                              <w:fldChar w:fldCharType="end"/>
+                            </w:r>
+                            <w:r>
+                              <w:rPr>
+                                <w:sz w:val="11"/>
+                                <w:szCs w:val="11"/>
+                              </w:rPr>
+                              <w:t xml:space="preserve">: Heatmap for optimal </w:t>
+                            </w:r>
+                            <m:oMath>
+                              <m:r>
+                                <w:rPr>
+                                  <w:rFonts w:ascii="Cambria Math" w:hAnsi="Cambria Math"/>
+                                  <w:color w:val="000000" w:themeColor="text1"/>
+                                  <w:sz w:val="11"/>
+                                  <w:szCs w:val="11"/>
+                                </w:rPr>
+                                <m:t>Δ</m:t>
+                              </m:r>
+                            </m:oMath>
+                            <w:r>
+                              <w:rPr>
+                                <w:sz w:val="11"/>
+                                <w:szCs w:val="11"/>
+                              </w:rPr>
+                              <w:t xml:space="preserve">t* as a function of idling parameters at different distances across the panels. Darker region represents the possibility of optimizing the interval with boundary of feasible region marked by white contour. Black line = </w:t>
+                            </w:r>
+                            <w:proofErr w:type="spellStart"/>
+                            <w:r>
+                              <w:rPr>
+                                <w:sz w:val="11"/>
+                                <w:szCs w:val="11"/>
+                              </w:rPr>
+                              <w:t>Quantinuum</w:t>
+                            </w:r>
+                            <w:proofErr w:type="spellEnd"/>
+                            <w:r>
+                              <w:rPr>
+                                <w:sz w:val="11"/>
+                                <w:szCs w:val="11"/>
+                              </w:rPr>
+                              <w:t xml:space="preserve"> hardware.</w:t>
+                            </w:r>
+                          </w:p>
+                        </w:txbxContent>
+                      </wps:txbx>
+                      <wps:bodyPr rot="0" spcFirstLastPara="0" vertOverflow="overflow" horzOverflow="overflow" vert="horz" wrap="square" lIns="0" tIns="0" rIns="0" bIns="0" numCol="1" spcCol="0" rtlCol="0" fromWordArt="0" anchor="t" anchorCtr="0" forceAA="0" compatLnSpc="1">
+                        <a:prstTxWarp prst="textNoShape">
+                          <a:avLst/>
+                        </a:prstTxWarp>
+                        <a:spAutoFit/>
+                      </wps:bodyPr>
+                    </wps:wsp>
+                  </a:graphicData>
+                </a:graphic>
+              </wp:anchor>
+            </w:drawing>
+          </mc:Choice>
+          <mc:Fallback>
+            <w:pict>
+              <v:shape w14:anchorId="2DBB24D2" id="_x0000_s1028" type="#_x0000_t202" style="position:absolute;margin-left:219.85pt;margin-top:177.5pt;width:334.15pt;height:.05pt;z-index:251668480;visibility:visible;mso-wrap-style:square;mso-wrap-distance-left:9pt;mso-wrap-distance-top:0;mso-wrap-distance-right:9pt;mso-wrap-distance-bottom:0;mso-position-horizontal:absolute;mso-position-horizontal-relative:text;mso-position-vertical:absolute;mso-position-vertical-relative:text;v-text-anchor:top" o:gfxdata="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" stroked="f">
+                <v:textbox style="mso-fit-shape-to-text:t" inset="0,0,0,0">
+                  <w:txbxContent>
+                    <w:p>
+                      <w:pPr>
+                        <w:pStyle w:val="Caption"/>
+                        <w:rPr>
+                          <w:rFonts w:ascii="Cambria" w:hAnsi="Cambria"/>
+                          <w:noProof/>
+                          <w:sz w:val="11"/>
+                          <w:szCs w:val="11"/>
+                        </w:rPr>
+                      </w:pPr>
+                      <w:r>
+                        <w:rPr>
+                          <w:sz w:val="11"/>
+                          <w:szCs w:val="11"/>
+                        </w:rPr>
+                        <w:t xml:space="preserve">Figure </w:t>
+                      </w:r>
+                      <w:r>
+                        <w:rPr>
+                          <w:sz w:val="11"/>
+                          <w:szCs w:val="11"/>
+                        </w:rPr>
+                        <w:fldChar w:fldCharType="begin"/>
+                      </w:r>
+                      <w:r>
+                        <w:rPr>
+                          <w:sz w:val="11"/>
+                          <w:szCs w:val="11"/>
+                        </w:rPr>
+                        <w:instrText xml:space="preserve"> SEQ Figure \* ARABIC </w:instrText>
+                      </w:r>
+                      <w:r>
+                        <w:rPr>
+                          <w:sz w:val="11"/>
+                          <w:szCs w:val="11"/>
+                        </w:rPr>
+                        <w:fldChar w:fldCharType="separate"/>
+                      </w:r>
+                      <w:r>
+                        <w:rPr>
+                          <w:noProof/>
+                          <w:sz w:val="11"/>
+                          <w:szCs w:val="11"/>
+                        </w:rPr>
+                        <w:t>2</w:t>
+                      </w:r>
+                      <w:r>
+                        <w:rPr>
+                          <w:sz w:val="11"/>
+                          <w:szCs w:val="11"/>
+                        </w:rPr>
+                        <w:fldChar w:fldCharType="end"/>
+                      </w:r>
+                      <w:r>
+                        <w:rPr>
+                          <w:sz w:val="11"/>
+                          <w:szCs w:val="11"/>
+                        </w:rPr>
+                        <w:t xml:space="preserve">: Heatmap for optimal </w:t>
+                      </w:r>
+                      <m:oMath>
+                        <m:r>
+                          <w:rPr>
+                            <w:rFonts w:ascii="Cambria Math" w:hAnsi="Cambria Math"/>
+                            <w:color w:val="000000" w:themeColor="text1"/>
+                            <w:sz w:val="11"/>
+                            <w:szCs w:val="11"/>
+                          </w:rPr>
+                          <m:t>Δ</m:t>
+                        </m:r>
+                      </m:oMath>
+                      <w:r>
+                        <w:rPr>
+                          <w:sz w:val="11"/>
+                          <w:szCs w:val="11"/>
+                        </w:rPr>
+                        <w:t xml:space="preserve">t* as a function of idling parameters at different distances across the panels. Darker region represents the possibility of optimizing the interval with boundary of feasible region marked by white contour. Black line = </w:t>
+                      </w:r>
+                      <w:proofErr w:type="spellStart"/>
+                      <w:r>
+                        <w:rPr>
+                          <w:sz w:val="11"/>
+                          <w:szCs w:val="11"/>
+                        </w:rPr>
+                        <w:t>Quantinuum</w:t>
+                      </w:r>
+                      <w:proofErr w:type="spellEnd"/>
+                      <w:r>
+                        <w:rPr>
+                          <w:sz w:val="11"/>
+                          <w:szCs w:val="11"/>
+                        </w:rPr>
+                        <w:t xml:space="preserve"> hardware.</w:t>
+                      </w:r>
+                    </w:p>
+                  </w:txbxContent>
+                </v:textbox>
+                <w10:wrap type="square"/>
+              </v:shape>
+            </w:pict>
+          </mc:Fallback>
+        </mc:AlternateContent>
+      </w:r>
+      <w:r>
+        <w:rPr>
+          <w:rFonts w:ascii="Cambria" w:hAnsi="Cambria"/>
+          <w:noProof/>
+          <w:sz w:val="18"/>
+          <w:szCs w:val="18"/>
+        </w:rPr>
+        <w:drawing>
+          <wp:anchor distT="0" distB="0" distL="114300" distR="114300" simplePos="0" relativeHeight="251661312" behindDoc="0" locked="0" layoutInCell="1" allowOverlap="1" wp14:anchorId="2FFFDCED" wp14:editId="20368526">
+            <wp:simplePos x="0" y="0"/>
+            <wp:positionH relativeFrom="column">
+              <wp:posOffset>2792095</wp:posOffset>
+            </wp:positionH>
+            <wp:positionV relativeFrom="paragraph">
+              <wp:posOffset>814070</wp:posOffset>
+            </wp:positionV>
+            <wp:extent cx="4243705" cy="1383030"/>
+            <wp:effectExtent l="0" t="0" r="0" b="1270"/>
+            <wp:wrapSquare wrapText="bothSides"/>
+            <wp:docPr id="21" name="Fig 2" descr="07_dt_star_vs_idle_strength_3.png"/>
+            <wp:cNvGraphicFramePr>
+              <a:graphicFrameLocks xmlns:a="http://schemas.openxmlformats.org/drawingml/2006/main" noChangeAspect="1"/>
+            </wp:cNvGraphicFramePr>
+            <a:graphic xmlns:a="http://schemas.openxmlformats.org/drawingml/2006/main">
+              <a:graphicData uri="http://schemas.openxmlformats.org/drawingml/2006/picture">
+                <pic:pic xmlns:pic="http://schemas.openxmlformats.org/drawingml/2006/picture">
+                  <pic:nvPicPr>
+                    <pic:cNvPr id="21" name="Fig 2" descr="07_dt_star_vs_idle_strength_3.png"/>
+                    <pic:cNvPicPr>
+                      <a:picLocks noChangeAspect="1"/>
+                    </pic:cNvPicPr>
+                  </pic:nvPicPr>
+                  <pic:blipFill rotWithShape="1">
+                    <a:blip r:embed="rId7" cstate="print">
+                      <a:extLst>
+                        <a:ext uri="{28A0092B-C50C-407E-A947-70E740481C1C}">
+                          <a14:useLocalDpi xmlns:a14="http://schemas.microsoft.com/office/drawing/2010/main" val="0"/>
+                        </a:ext>
+                      </a:extLst>
+                    </a:blip>
+                    <a:srcRect l="7258" t="10535"/>
+                    <a:stretch>
+                      <a:fillRect/>
+                    </a:stretch>
+                  </pic:blipFill>
+                  <pic:spPr bwMode="auto">
+                    <a:xfrm>
+                      <a:off x="0" y="0"/>
+                      <a:ext cx="4243705" cy="1383030"/>
+                    </a:xfrm>
+                    <a:prstGeom prst="rect">
+                      <a:avLst/>
+                    </a:prstGeom>
+                    <a:ln>
+                      <a:noFill/>
+                    </a:ln>
+                    <a:extLst>
+                      <a:ext uri="{53640926-AAD7-44D8-BBD7-CCE9431645EC}">
+                        <a14:shadowObscured xmlns:a14="http://schemas.microsoft.com/office/drawing/2010/main"/>
+                      </a:ext>
+                    </a:extLst>
+                  </pic:spPr>
+                </pic:pic>
+              </a:graphicData>
+            </a:graphic>
+            <wp14:sizeRelH relativeFrom="page">
+              <wp14:pctWidth>0</wp14:pctWidth>
+            </wp14:sizeRelH>
+            <wp14:sizeRelV relativeFrom="page">
+              <wp14:pctHeight>0</wp14:pctHeight>
+            </wp14:sizeRelV>
+          </wp:anchor>
+        </w:drawing>
+      </w:r>
+      <w:r>
+        <w:rPr>
+          <w:rFonts w:ascii="Cambria" w:hAnsi="Cambria"/>
+          <w:noProof/>
+          <w:sz w:val="18"/>
+          <w:szCs w:val="18"/>
+        </w:rPr>
+        <mc:AlternateContent>
+          <mc:Choice Requires="wps">
+            <w:drawing>
+              <wp:anchor distT="0" distB="0" distL="114300" distR="114300" simplePos="0" relativeHeight="251664384" behindDoc="0" locked="0" layoutInCell="1" allowOverlap="1" wp14:anchorId="0E07412D" wp14:editId="50390D8E">
+                <wp:simplePos x="0" y="0"/>
+                <wp:positionH relativeFrom="column">
+                  <wp:posOffset>2744788</wp:posOffset>
+                </wp:positionH>
+                <wp:positionV relativeFrom="paragraph">
+                  <wp:posOffset>656590</wp:posOffset>
+                </wp:positionV>
+                <wp:extent cx="601668" cy="210754"/>
+                <wp:effectExtent l="0" t="0" r="0" b="0"/>
+                <wp:wrapNone/>
+                <wp:docPr id="1216312035" name="Text Box 2"/>
+                <wp:cNvGraphicFramePr/>
+                <a:graphic xmlns:a="http://schemas.openxmlformats.org/drawingml/2006/main">
+                  <a:graphicData uri="http://schemas.microsoft.com/office/word/2010/wordprocessingShape">
+                    <wps:wsp>
+                      <wps:cNvSpPr txBox="1"/>
+                      <wps:spPr>
+                        <a:xfrm>
+                          <a:off x="0" y="0"/>
+                          <a:ext cx="601668" cy="210754"/>
+                        </a:xfrm>
+                        <a:prstGeom prst="rect">
+                          <a:avLst/>
+                        </a:prstGeom>
+                        <a:noFill/>
+                        <a:ln w="6350">
+                          <a:noFill/>
+                        </a:ln>
+                      </wps:spPr>
+                      <wps:txbx>
+                        <w:txbxContent>
+                          <w:p>
+                            <w:pPr>
+                              <w:rPr>
+                                <w:rFonts w:ascii="Cambria" w:hAnsi="Cambria"/>
+                                <w:sz w:val="10"/>
+                                <w:szCs w:val="10"/>
+                              </w:rPr>
+                            </w:pPr>
+                            <w:r>
+                              <w:rPr>
+                                <w:rFonts w:ascii="Cambria" w:hAnsi="Cambria"/>
+                                <w:sz w:val="10"/>
+                                <w:szCs w:val="10"/>
+                              </w:rPr>
+                              <w:t xml:space="preserve">Fig </w:t>
+                            </w:r>
+                            <w:r>
+                              <w:rPr>
+                                <w:rFonts w:ascii="Cambria" w:hAnsi="Cambria"/>
+                                <w:sz w:val="10"/>
+                                <w:szCs w:val="10"/>
+                              </w:rPr>
+                              <w:t>2</w:t>
+                            </w:r>
+                          </w:p>
+                        </w:txbxContent>
+                      </wps:txbx>
+                      <wps:bodyPr rot="0" spcFirstLastPara="0" vertOverflow="overflow" horzOverflow="overflow" vert="horz" wrap="square" lIns="91440" tIns="45720" rIns="91440" bIns="45720" numCol="1" spcCol="0" rtlCol="0" fromWordArt="0" anchor="t" anchorCtr="0" forceAA="0" compatLnSpc="1">
+                        <a:prstTxWarp prst="textNoShape">
+                          <a:avLst/>
+                        </a:prstTxWarp>
+                        <a:noAutofit/>
+                      </wps:bodyPr>
+                    </wps:wsp>
+                  </a:graphicData>
+                </a:graphic>
+                <wp14:sizeRelV relativeFrom="margin">
+                  <wp14:pctHeight>0</wp14:pctHeight>
+                </wp14:sizeRelV>
+              </wp:anchor>
+            </w:drawing>
+          </mc:Choice>
+          <mc:Fallback>
+            <w:pict>
+              <v:shape w14:anchorId="0E07412D" id="_x0000_s1028" type="#_x0000_t202" style="position:absolute;margin-left:216.15pt;margin-top:51.7pt;width:47.4pt;height:16.6pt;z-index:251664384;visibility:visible;mso-wrap-style:square;mso-height-percent:0;mso-wrap-distance-left:9pt;mso-wrap-distance-top:0;mso-wrap-distance-right:9pt;mso-wrap-distance-bottom:0;mso-position-horizontal:absolute;mso-position-horizontal-relative:text;mso-position-vertical:absolute;mso-position-vertical-relative:text;mso-height-percent:0;mso-height-relative:margin;v-text-anchor:top" o:gfxdata="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" filled="f" stroked="f" strokeweight=".5pt">
+                <v:textbox>
+                  <w:txbxContent>
+                    <w:p>
+                      <w:pPr>
+                        <w:rPr>
+                          <w:rFonts w:ascii="Cambria" w:hAnsi="Cambria"/>
+                          <w:sz w:val="10"/>
+                          <w:szCs w:val="10"/>
+                        </w:rPr>
+                      </w:pPr>
+                      <w:r>
+                        <w:rPr>
+                          <w:rFonts w:ascii="Cambria" w:hAnsi="Cambria"/>
+                          <w:sz w:val="10"/>
+                          <w:szCs w:val="10"/>
+                        </w:rPr>
+                        <w:t xml:space="preserve">Fig </w:t>
+                      </w:r>
+                      <w:r>
+                        <w:rPr>
+                          <w:rFonts w:ascii="Cambria" w:hAnsi="Cambria"/>
+                          <w:sz w:val="10"/>
+                          <w:szCs w:val="10"/>
+                        </w:rPr>
+                        <w:t>2</w:t>
+                      </w:r>
+                    </w:p>
+                  </w:txbxContent>
+                </v:textbox>
+              </v:shape>
+            </w:pict>
+          </mc:Fallback>
+        </mc:AlternateContent>
+      </w:r>
       <w:r>
         <w:rPr>
           <w:rFonts w:ascii="Cambria" w:hAnsi="Cambria"/>
@@ -2083,15 +3085,35 @@
           <w:sz w:val="18"/>
           <w:szCs w:val="18"/>
         </w:rPr>
-        <w:t xml:space="preserve">Circuit-level. </w:t>
-      </w:r>
-      <w:r>
-        <w:rPr>
-          <w:rFonts w:ascii="Cambria" w:hAnsi="Cambria"/>
-          <w:sz w:val="18"/>
-          <w:szCs w:val="18"/>
-        </w:rPr>
-        <w:t xml:space="preserve">Gate and readout errors plus Z dephasing in Selene, with Stim-equivalent circuits too. The paper’s model is fitted once at  </w:t>
+        <w:t xml:space="preserve">2. </w:t>
+      </w:r>
+      <w:r>
+        <w:rPr>
+          <w:rFonts w:ascii="Cambria" w:hAnsi="Cambria"/>
+          <w:b/>
+          <w:bCs/>
+          <w:sz w:val="18"/>
+          <w:szCs w:val="18"/>
+        </w:rPr>
+        <w:t>A phenomenological</w:t>
+      </w:r>
+      <w:r>
+        <w:rPr>
+          <w:rFonts w:ascii="Cambria" w:hAnsi="Cambria"/>
+          <w:b/>
+          <w:bCs/>
+          <w:sz w:val="18"/>
+          <w:szCs w:val="18"/>
+        </w:rPr>
+        <w:t xml:space="preserve"> model predicts it from one calibration. </w:t>
+      </w:r>
+      <w:r>
+        <w:rPr>
+          <w:rFonts w:ascii="Cambria" w:hAnsi="Cambria"/>
+          <w:sz w:val="18"/>
+          <w:szCs w:val="18"/>
+        </w:rPr>
+        <w:t xml:space="preserve">Calibrated once from detection events at </w:t>
       </w:r>
       <m:oMath>
         <m:r>
@@ -2110,7 +3132,23 @@
           <w:sz w:val="18"/>
           <w:szCs w:val="18"/>
         </w:rPr>
-        <w:t xml:space="preserve"> and predicts </w:t>
+        <w:t>, the model</w:t>
+      </w:r>
+      <w:r>
+        <w:rPr>
+          <w:rFonts w:ascii="Cambria" w:hAnsi="Cambria"/>
+          <w:sz w:val="18"/>
+          <w:szCs w:val="18"/>
+        </w:rPr>
+        <w:t xml:space="preserve"> introduced in the paper</w:t>
+      </w:r>
+      <w:r>
+        <w:rPr>
+          <w:rFonts w:ascii="Cambria" w:hAnsi="Cambria"/>
+          <w:sz w:val="18"/>
+          <w:szCs w:val="18"/>
+        </w:rPr>
+        <w:t xml:space="preserve"> predicts </w:t>
       </w:r>
       <m:oMath>
         <m:r>
@@ -2160,688 +3198,6 @@
       <w:r>
         <w:rPr>
           <w:rFonts w:ascii="Cambria" w:hAnsi="Cambria"/>
-          <w:sz w:val="18"/>
-          <w:szCs w:val="18"/>
-        </w:rPr>
-        <w:t>.</w:t>
-      </w:r>
-    </w:p>
-    <w:p>
-      <w:pPr>
-        <w:pStyle w:val="ListParagraph"/>
-        <w:numPr>
-          <w:ilvl w:val="0"/>
-          <w:numId w:val="2"/>
-        </w:numPr>
-        <w:spacing w:after="60" w:line="240" w:lineRule="auto"/>
-        <w:rPr>
-          <w:rFonts w:ascii="Cambria" w:hAnsi="Cambria"/>
-          <w:sz w:val="18"/>
-          <w:szCs w:val="18"/>
-        </w:rPr>
-      </w:pPr>
-      <w:r>
-        <w:rPr>
-          <w:rFonts w:ascii="Cambria" w:hAnsi="Cambria"/>
-          <w:b/>
-          <w:bCs/>
-          <w:sz w:val="18"/>
-          <w:szCs w:val="18"/>
-        </w:rPr>
-        <w:t xml:space="preserve">Hardware map. </w:t>
-      </w:r>
-      <w:r>
-        <w:rPr>
-          <w:rFonts w:ascii="Cambria" w:hAnsi="Cambria"/>
-          <w:sz w:val="18"/>
-          <w:szCs w:val="18"/>
-        </w:rPr>
-        <w:t xml:space="preserve">Map </w:t>
-      </w:r>
-      <m:oMath>
-        <m:r>
-          <w:rPr>
-            <w:rFonts w:ascii="Cambria Math" w:hAnsi="Cambria Math"/>
-            <w:color w:val="000000" w:themeColor="text1"/>
-            <w:sz w:val="18"/>
-            <w:szCs w:val="18"/>
-          </w:rPr>
-          <m:t>Δ</m:t>
-        </m:r>
-        <m:sSup>
-          <m:sSupPr>
-            <m:ctrlPr>
-              <w:rPr>
-                <w:rFonts w:ascii="Cambria Math" w:hAnsi="Cambria Math"/>
-                <w:color w:val="000000" w:themeColor="text1"/>
-                <w:sz w:val="18"/>
-                <w:szCs w:val="18"/>
-              </w:rPr>
-            </m:ctrlPr>
-          </m:sSupPr>
-          <m:e>
-            <m:r>
-              <w:rPr>
-                <w:rFonts w:ascii="Cambria Math" w:hAnsi="Cambria Math"/>
-                <w:color w:val="000000" w:themeColor="text1"/>
-                <w:sz w:val="18"/>
-                <w:szCs w:val="18"/>
-              </w:rPr>
-              <m:t>t</m:t>
-            </m:r>
-          </m:e>
-          <m:sup>
-            <m:r>
-              <w:rPr>
-                <w:rFonts w:ascii="Cambria Math" w:hAnsi="Cambria Math"/>
-                <w:color w:val="000000" w:themeColor="text1"/>
-                <w:sz w:val="18"/>
-                <w:szCs w:val="18"/>
-              </w:rPr>
-              <m:t>*</m:t>
-            </m:r>
-          </m:sup>
-        </m:sSup>
-      </m:oMath>
-      <w:r>
-        <w:rPr>
-          <w:rFonts w:ascii="Cambria" w:hAnsi="Cambria"/>
-          <w:sz w:val="18"/>
-          <w:szCs w:val="18"/>
-        </w:rPr>
-        <w:t xml:space="preserve"> over the </w:t>
-      </w:r>
-      <m:oMath>
-        <m:r>
-          <w:rPr>
-            <w:rFonts w:ascii="Cambria Math" w:hAnsi="Cambria Math"/>
-            <w:sz w:val="18"/>
-            <w:szCs w:val="18"/>
-          </w:rPr>
-          <m:t>(</m:t>
-        </m:r>
-        <m:r>
-          <w:rPr>
-            <w:rFonts w:ascii="Cambria Math" w:hAnsi="Cambria Math"/>
-            <w:sz w:val="18"/>
-            <w:szCs w:val="18"/>
-          </w:rPr>
-          <m:t>γ</m:t>
-        </m:r>
-        <m:r>
-          <w:rPr>
-            <w:rFonts w:ascii="Cambria Math" w:hAnsi="Cambria Math"/>
-            <w:sz w:val="18"/>
-            <w:szCs w:val="18"/>
-          </w:rPr>
-          <m:t>,c)</m:t>
-        </m:r>
-      </m:oMath>
-      <w:r>
-        <w:rPr>
-          <w:rFonts w:ascii="Cambria" w:hAnsi="Cambria"/>
-          <w:sz w:val="18"/>
-          <w:szCs w:val="18"/>
-        </w:rPr>
-        <w:t xml:space="preserve"> plane and place H2-1E idle rates on it as a function of </w:t>
-      </w:r>
-      <m:oMath>
-        <m:sSub>
-          <m:sSubPr>
-            <m:ctrlPr>
-              <w:rPr>
-                <w:rFonts w:ascii="Cambria Math" w:hAnsi="Cambria Math"/>
-                <w:sz w:val="18"/>
-                <w:szCs w:val="18"/>
-              </w:rPr>
-            </m:ctrlPr>
-          </m:sSubPr>
-          <m:e>
-            <m:r>
-              <w:rPr>
-                <w:rFonts w:ascii="Cambria Math" w:hAnsi="Cambria Math"/>
-                <w:sz w:val="18"/>
-                <w:szCs w:val="18"/>
-              </w:rPr>
-              <m:t>t</m:t>
-            </m:r>
-          </m:e>
-          <m:sub>
-            <m:r>
-              <w:rPr>
-                <w:rFonts w:ascii="Cambria Math" w:hAnsi="Cambria Math"/>
-                <w:sz w:val="18"/>
-                <w:szCs w:val="18"/>
-              </w:rPr>
-              <m:t>R</m:t>
-            </m:r>
-          </m:sub>
-        </m:sSub>
-      </m:oMath>
-      <w:r>
-        <w:rPr>
-          <w:rFonts w:ascii="Cambria" w:hAnsi="Cambria"/>
-          <w:sz w:val="18"/>
-          <w:szCs w:val="18"/>
-        </w:rPr>
-        <w:t>.</w:t>
-      </w:r>
-    </w:p>
-    <w:p>
-      <w:pPr>
-        <w:pStyle w:val="Heading2"/>
-        <w:spacing w:line="240" w:lineRule="auto"/>
-        <w:rPr>
-          <w:rFonts w:ascii="Cambria" w:hAnsi="Cambria"/>
-          <w:sz w:val="18"/>
-          <w:szCs w:val="18"/>
-        </w:rPr>
-      </w:pPr>
-      <w:r>
-        <w:rPr>
-          <w:rFonts w:ascii="Cambria" w:hAnsi="Cambria"/>
-          <w:noProof/>
-          <w:sz w:val="18"/>
-          <w:szCs w:val="18"/>
-        </w:rPr>
-        <mc:AlternateContent>
-          <mc:Choice Requires="wps">
-            <w:drawing>
-              <wp:anchor distT="0" distB="0" distL="114300" distR="114300" simplePos="0" relativeHeight="251662336" behindDoc="0" locked="0" layoutInCell="1" allowOverlap="1" wp14:anchorId="6B8CC575" wp14:editId="099E6AFC">
-                <wp:simplePos x="0" y="0"/>
-                <wp:positionH relativeFrom="column">
-                  <wp:posOffset>2736439</wp:posOffset>
-                </wp:positionH>
-                <wp:positionV relativeFrom="paragraph">
-                  <wp:posOffset>167005</wp:posOffset>
-                </wp:positionV>
-                <wp:extent cx="601668" cy="210754"/>
-                <wp:effectExtent l="0" t="0" r="0" b="0"/>
-                <wp:wrapNone/>
-                <wp:docPr id="589793744" name="Text Box 2"/>
-                <wp:cNvGraphicFramePr/>
-                <a:graphic xmlns:a="http://schemas.openxmlformats.org/drawingml/2006/main">
-                  <a:graphicData uri="http://schemas.microsoft.com/office/word/2010/wordprocessingShape">
-                    <wps:wsp>
-                      <wps:cNvSpPr txBox="1"/>
-                      <wps:spPr>
-                        <a:xfrm>
-                          <a:off x="0" y="0"/>
-                          <a:ext cx="601668" cy="210754"/>
-                        </a:xfrm>
-                        <a:prstGeom prst="rect">
-                          <a:avLst/>
-                        </a:prstGeom>
-                        <a:noFill/>
-                        <a:ln w="6350">
-                          <a:noFill/>
-                        </a:ln>
-                      </wps:spPr>
-                      <wps:txbx>
-                        <w:txbxContent>
-                          <w:p>
-                            <w:pPr>
-                              <w:rPr>
-                                <w:rFonts w:ascii="Cambria" w:hAnsi="Cambria"/>
-                                <w:sz w:val="10"/>
-                                <w:szCs w:val="10"/>
-                              </w:rPr>
-                            </w:pPr>
-                            <w:r>
-                              <w:rPr>
-                                <w:rFonts w:ascii="Cambria" w:hAnsi="Cambria"/>
-                                <w:sz w:val="10"/>
-                                <w:szCs w:val="10"/>
-                              </w:rPr>
-                              <w:t>Fig 1</w:t>
-                            </w:r>
-                          </w:p>
-                        </w:txbxContent>
-                      </wps:txbx>
-                      <wps:bodyPr rot="0" spcFirstLastPara="0" vertOverflow="overflow" horzOverflow="overflow" vert="horz" wrap="square" lIns="91440" tIns="45720" rIns="91440" bIns="45720" numCol="1" spcCol="0" rtlCol="0" fromWordArt="0" anchor="t" anchorCtr="0" forceAA="0" compatLnSpc="1">
-                        <a:prstTxWarp prst="textNoShape">
-                          <a:avLst/>
-                        </a:prstTxWarp>
-                        <a:noAutofit/>
-                      </wps:bodyPr>
-                    </wps:wsp>
-                  </a:graphicData>
-                </a:graphic>
-                <wp14:sizeRelV relativeFrom="margin">
-                  <wp14:pctHeight>0</wp14:pctHeight>
-                </wp14:sizeRelV>
-              </wp:anchor>
-            </w:drawing>
-          </mc:Choice>
-          <mc:Fallback>
-            <w:pict>
-              <v:shape w14:anchorId="6B8CC575" id="Text Box 2" o:spid="_x0000_s1027" type="#_x0000_t202" style="position:absolute;margin-left:215.45pt;margin-top:13.15pt;width:47.4pt;height:16.6pt;z-index:251662336;visibility:visible;mso-wrap-style:square;mso-height-percent:0;mso-wrap-distance-left:9pt;mso-wrap-distance-top:0;mso-wrap-distance-right:9pt;mso-wrap-distance-bottom:0;mso-position-horizontal:absolute;mso-position-horizontal-relative:text;mso-position-vertical:absolute;mso-position-vertical-relative:text;mso-height-percent:0;mso-height-relative:margin;v-text-anchor:top" o:gfxdata="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" filled="f" stroked="f" strokeweight=".5pt">
-                <v:textbox>
-                  <w:txbxContent>
-                    <w:p>
-                      <w:pPr>
-                        <w:rPr>
-                          <w:rFonts w:ascii="Cambria" w:hAnsi="Cambria"/>
-                          <w:sz w:val="10"/>
-                          <w:szCs w:val="10"/>
-                        </w:rPr>
-                      </w:pPr>
-                      <w:r>
-                        <w:rPr>
-                          <w:rFonts w:ascii="Cambria" w:hAnsi="Cambria"/>
-                          <w:sz w:val="10"/>
-                          <w:szCs w:val="10"/>
-                        </w:rPr>
-                        <w:t>Fig 1</w:t>
-                      </w:r>
-                    </w:p>
-                  </w:txbxContent>
-                </v:textbox>
-              </v:shape>
-            </w:pict>
-          </mc:Fallback>
-        </mc:AlternateContent>
-      </w:r>
-      <w:r>
-        <w:rPr>
-          <w:rFonts w:ascii="Cambria" w:hAnsi="Cambria"/>
-          <w:sz w:val="18"/>
-          <w:szCs w:val="18"/>
-          <w:shd w:val="clear" w:color="auto" w:fill="FFF2A8"/>
-        </w:rPr>
-        <w:drawing>
-          <wp:anchor distT="0" distB="0" distL="114300" distR="114300" simplePos="0" relativeHeight="251660288" behindDoc="0" locked="0" layoutInCell="1" allowOverlap="1" wp14:anchorId="1699B3D6" wp14:editId="005DD8D7">
-            <wp:simplePos x="0" y="0"/>
-            <wp:positionH relativeFrom="column">
-              <wp:posOffset>2791460</wp:posOffset>
-            </wp:positionH>
-            <wp:positionV relativeFrom="paragraph">
-              <wp:posOffset>260985</wp:posOffset>
-            </wp:positionV>
-            <wp:extent cx="4295775" cy="1382395"/>
-            <wp:effectExtent l="0" t="0" r="9525" b="8255"/>
-            <wp:wrapSquare wrapText="bothSides"/>
-            <wp:docPr id="19" name="Fig 1" descr="04_premise_realistic_noise_1.png"/>
-            <wp:cNvGraphicFramePr>
-              <a:graphicFrameLocks xmlns:a="http://schemas.openxmlformats.org/drawingml/2006/main" noChangeAspect="1"/>
-            </wp:cNvGraphicFramePr>
-            <a:graphic xmlns:a="http://schemas.openxmlformats.org/drawingml/2006/main">
-              <a:graphicData uri="http://schemas.openxmlformats.org/drawingml/2006/picture">
-                <pic:pic xmlns:pic="http://schemas.openxmlformats.org/drawingml/2006/picture">
-                  <pic:nvPicPr>
-                    <pic:cNvPr id="19" name="Fig 1" descr="04_premise_realistic_noise_1.png"/>
-                    <pic:cNvPicPr>
-                      <a:picLocks noChangeAspect="1"/>
-                    </pic:cNvPicPr>
-                  </pic:nvPicPr>
-                  <pic:blipFill>
-                    <a:blip r:embed="rId6" cstate="print">
-                      <a:extLst>
-                        <a:ext uri="{28A0092B-C50C-407E-A947-70E740481C1C}">
-                          <a14:useLocalDpi xmlns:a14="http://schemas.microsoft.com/office/drawing/2010/main" val="0"/>
-                        </a:ext>
-                      </a:extLst>
-                    </a:blip>
-                    <a:stretch>
-                      <a:fillRect/>
-                    </a:stretch>
-                  </pic:blipFill>
-                  <pic:spPr>
-                    <a:xfrm>
-                      <a:off x="0" y="0"/>
-                      <a:ext cx="4295775" cy="1382395"/>
-                    </a:xfrm>
-                    <a:prstGeom prst="rect">
-                      <a:avLst/>
-                    </a:prstGeom>
-                  </pic:spPr>
-                </pic:pic>
-              </a:graphicData>
-            </a:graphic>
-            <wp14:sizeRelH relativeFrom="page">
-              <wp14:pctWidth>0</wp14:pctWidth>
-            </wp14:sizeRelH>
-            <wp14:sizeRelV relativeFrom="page">
-              <wp14:pctHeight>0</wp14:pctHeight>
-            </wp14:sizeRelV>
-          </wp:anchor>
-        </w:drawing>
-      </w:r>
-      <w:r>
-        <w:rPr>
-          <w:rFonts w:ascii="Cambria" w:hAnsi="Cambria"/>
-          <w:sz w:val="18"/>
-          <w:szCs w:val="18"/>
-        </w:rPr>
-        <w:t>Key results and relevance to quantum computing</w:t>
-      </w:r>
-    </w:p>
-    <w:p>
-      <w:pPr>
-        <w:spacing w:after="100" w:line="240" w:lineRule="auto"/>
-        <w:rPr>
-          <w:rFonts w:ascii="Cambria" w:hAnsi="Cambria"/>
-          <w:sz w:val="18"/>
-          <w:szCs w:val="18"/>
-        </w:rPr>
-      </w:pPr>
-      <w:r>
-        <w:rPr>
-          <w:rFonts w:ascii="Cambria" w:hAnsi="Cambria"/>
-          <w:b/>
-          <w:bCs/>
-          <w:sz w:val="18"/>
-          <w:szCs w:val="18"/>
-        </w:rPr>
-        <w:t xml:space="preserve">1. The optimum survives full circuit noise. </w:t>
-      </w:r>
-      <w:r>
-        <w:rPr>
-          <w:rFonts w:ascii="Cambria" w:hAnsi="Cambria"/>
-          <w:sz w:val="18"/>
-          <w:szCs w:val="18"/>
-        </w:rPr>
-        <w:t xml:space="preserve">In Fig. 1 (native gates; idle models linear 0.3, quadratic 0.01 and mixed), the full-circuit logical error per unit time falls and then rises with  at </w:t>
-      </w:r>
-      <m:oMath>
-        <m:r>
-          <w:rPr>
-            <w:rFonts w:ascii="Cambria Math" w:hAnsi="Cambria Math"/>
-            <w:sz w:val="18"/>
-            <w:szCs w:val="18"/>
-          </w:rPr>
-          <m:t>d=3, 5, 7</m:t>
-        </m:r>
-      </m:oMath>
-      <w:r>
-        <w:rPr>
-          <w:rFonts w:ascii="Cambria" w:hAnsi="Cambria"/>
-          <w:sz w:val="18"/>
-          <w:szCs w:val="18"/>
-        </w:rPr>
-        <w:t xml:space="preserve">. </w:t>
-      </w:r>
-    </w:p>
-    <w:p>
-      <w:pPr>
-        <w:spacing w:after="100" w:line="240" w:lineRule="auto"/>
-        <w:rPr>
-          <w:rFonts w:ascii="Cambria" w:hAnsi="Cambria"/>
-          <w:color w:val="000000" w:themeColor="text1"/>
-          <w:sz w:val="18"/>
-          <w:szCs w:val="18"/>
-        </w:rPr>
-      </w:pPr>
-      <w:r>
-        <w:rPr>
-          <w:rFonts w:ascii="Cambria" w:hAnsi="Cambria"/>
-          <w:noProof/>
-          <w:sz w:val="18"/>
-          <w:szCs w:val="18"/>
-        </w:rPr>
-        <mc:AlternateContent>
-          <mc:Choice Requires="wps">
-            <w:drawing>
-              <wp:anchor distT="0" distB="0" distL="114300" distR="114300" simplePos="0" relativeHeight="251664384" behindDoc="0" locked="0" layoutInCell="1" allowOverlap="1" wp14:anchorId="0E07412D" wp14:editId="0899639A">
-                <wp:simplePos x="0" y="0"/>
-                <wp:positionH relativeFrom="column">
-                  <wp:posOffset>2744788</wp:posOffset>
-                </wp:positionH>
-                <wp:positionV relativeFrom="paragraph">
-                  <wp:posOffset>656590</wp:posOffset>
-                </wp:positionV>
-                <wp:extent cx="601668" cy="210754"/>
-                <wp:effectExtent l="0" t="0" r="0" b="0"/>
-                <wp:wrapNone/>
-                <wp:docPr id="1216312035" name="Text Box 2"/>
-                <wp:cNvGraphicFramePr/>
-                <a:graphic xmlns:a="http://schemas.openxmlformats.org/drawingml/2006/main">
-                  <a:graphicData uri="http://schemas.microsoft.com/office/word/2010/wordprocessingShape">
-                    <wps:wsp>
-                      <wps:cNvSpPr txBox="1"/>
-                      <wps:spPr>
-                        <a:xfrm>
-                          <a:off x="0" y="0"/>
-                          <a:ext cx="601668" cy="210754"/>
-                        </a:xfrm>
-                        <a:prstGeom prst="rect">
-                          <a:avLst/>
-                        </a:prstGeom>
-                        <a:noFill/>
-                        <a:ln w="6350">
-                          <a:noFill/>
-                        </a:ln>
-                      </wps:spPr>
-                      <wps:txbx>
-                        <w:txbxContent>
-                          <w:p>
-                            <w:pPr>
-                              <w:rPr>
-                                <w:rFonts w:ascii="Cambria" w:hAnsi="Cambria"/>
-                                <w:sz w:val="10"/>
-                                <w:szCs w:val="10"/>
-                              </w:rPr>
-                            </w:pPr>
-                            <w:r>
-                              <w:rPr>
-                                <w:rFonts w:ascii="Cambria" w:hAnsi="Cambria"/>
-                                <w:sz w:val="10"/>
-                                <w:szCs w:val="10"/>
-                              </w:rPr>
-                              <w:t xml:space="preserve">Fig </w:t>
-                            </w:r>
-                            <w:r>
-                              <w:rPr>
-                                <w:rFonts w:ascii="Cambria" w:hAnsi="Cambria"/>
-                                <w:sz w:val="10"/>
-                                <w:szCs w:val="10"/>
-                              </w:rPr>
-                              <w:t>2</w:t>
-                            </w:r>
-                          </w:p>
-                        </w:txbxContent>
-                      </wps:txbx>
-                      <wps:bodyPr rot="0" spcFirstLastPara="0" vertOverflow="overflow" horzOverflow="overflow" vert="horz" wrap="square" lIns="91440" tIns="45720" rIns="91440" bIns="45720" numCol="1" spcCol="0" rtlCol="0" fromWordArt="0" anchor="t" anchorCtr="0" forceAA="0" compatLnSpc="1">
-                        <a:prstTxWarp prst="textNoShape">
-                          <a:avLst/>
-                        </a:prstTxWarp>
-                        <a:noAutofit/>
-                      </wps:bodyPr>
-                    </wps:wsp>
-                  </a:graphicData>
-                </a:graphic>
-                <wp14:sizeRelV relativeFrom="margin">
-                  <wp14:pctHeight>0</wp14:pctHeight>
-                </wp14:sizeRelV>
-              </wp:anchor>
-            </w:drawing>
-          </mc:Choice>
-          <mc:Fallback>
-            <w:pict>
-              <v:shape w14:anchorId="0E07412D" id="_x0000_s1028" type="#_x0000_t202" style="position:absolute;margin-left:216.15pt;margin-top:51.7pt;width:47.4pt;height:16.6pt;z-index:251664384;visibility:visible;mso-wrap-style:square;mso-height-percent:0;mso-wrap-distance-left:9pt;mso-wrap-distance-top:0;mso-wrap-distance-right:9pt;mso-wrap-distance-bottom:0;mso-position-horizontal:absolute;mso-position-horizontal-relative:text;mso-position-vertical:absolute;mso-position-vertical-relative:text;mso-height-percent:0;mso-height-relative:margin;v-text-anchor:top" o:gfxdata="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" filled="f" stroked="f" strokeweight=".5pt">
-                <v:textbox>
-                  <w:txbxContent>
-                    <w:p>
-                      <w:pPr>
-                        <w:rPr>
-                          <w:rFonts w:ascii="Cambria" w:hAnsi="Cambria"/>
-                          <w:sz w:val="10"/>
-                          <w:szCs w:val="10"/>
-                        </w:rPr>
-                      </w:pPr>
-                      <w:r>
-                        <w:rPr>
-                          <w:rFonts w:ascii="Cambria" w:hAnsi="Cambria"/>
-                          <w:sz w:val="10"/>
-                          <w:szCs w:val="10"/>
-                        </w:rPr>
-                        <w:t xml:space="preserve">Fig </w:t>
-                      </w:r>
-                      <w:r>
-                        <w:rPr>
-                          <w:rFonts w:ascii="Cambria" w:hAnsi="Cambria"/>
-                          <w:sz w:val="10"/>
-                          <w:szCs w:val="10"/>
-                        </w:rPr>
-                        <w:t>2</w:t>
-                      </w:r>
-                    </w:p>
-                  </w:txbxContent>
-                </v:textbox>
-              </v:shape>
-            </w:pict>
-          </mc:Fallback>
-        </mc:AlternateContent>
-      </w:r>
-      <w:r>
-        <w:rPr>
-          <w:rFonts w:ascii="Cambria" w:hAnsi="Cambria"/>
-          <w:sz w:val="18"/>
-          <w:szCs w:val="18"/>
-        </w:rPr>
-        <w:drawing>
-          <wp:anchor distT="0" distB="0" distL="114300" distR="114300" simplePos="0" relativeHeight="251661312" behindDoc="0" locked="0" layoutInCell="1" allowOverlap="1" wp14:anchorId="2FFFDCED" wp14:editId="64827418">
-            <wp:simplePos x="0" y="0"/>
-            <wp:positionH relativeFrom="column">
-              <wp:posOffset>2794000</wp:posOffset>
-            </wp:positionH>
-            <wp:positionV relativeFrom="paragraph">
-              <wp:posOffset>763270</wp:posOffset>
-            </wp:positionV>
-            <wp:extent cx="4247515" cy="1438275"/>
-            <wp:effectExtent l="0" t="0" r="635" b="9525"/>
-            <wp:wrapSquare wrapText="bothSides"/>
-            <wp:docPr id="21" name="Fig 2" descr="07_dt_star_vs_idle_strength_3.png"/>
-            <wp:cNvGraphicFramePr>
-              <a:graphicFrameLocks xmlns:a="http://schemas.openxmlformats.org/drawingml/2006/main" noChangeAspect="1"/>
-            </wp:cNvGraphicFramePr>
-            <a:graphic xmlns:a="http://schemas.openxmlformats.org/drawingml/2006/main">
-              <a:graphicData uri="http://schemas.openxmlformats.org/drawingml/2006/picture">
-                <pic:pic xmlns:pic="http://schemas.openxmlformats.org/drawingml/2006/picture">
-                  <pic:nvPicPr>
-                    <pic:cNvPr id="21" name="Fig 2" descr="07_dt_star_vs_idle_strength_3.png"/>
-                    <pic:cNvPicPr>
-                      <a:picLocks noChangeAspect="1"/>
-                    </pic:cNvPicPr>
-                  </pic:nvPicPr>
-                  <pic:blipFill>
-                    <a:blip r:embed="rId7" cstate="print">
-                      <a:extLst>
-                        <a:ext uri="{28A0092B-C50C-407E-A947-70E740481C1C}">
-                          <a14:useLocalDpi xmlns:a14="http://schemas.microsoft.com/office/drawing/2010/main" val="0"/>
-                        </a:ext>
-                      </a:extLst>
-                    </a:blip>
-                    <a:stretch>
-                      <a:fillRect/>
-                    </a:stretch>
-                  </pic:blipFill>
-                  <pic:spPr>
-                    <a:xfrm>
-                      <a:off x="0" y="0"/>
-                      <a:ext cx="4247515" cy="1438275"/>
-                    </a:xfrm>
-                    <a:prstGeom prst="rect">
-                      <a:avLst/>
-                    </a:prstGeom>
-                  </pic:spPr>
-                </pic:pic>
-              </a:graphicData>
-            </a:graphic>
-            <wp14:sizeRelH relativeFrom="page">
-              <wp14:pctWidth>0</wp14:pctWidth>
-            </wp14:sizeRelH>
-            <wp14:sizeRelV relativeFrom="page">
-              <wp14:pctHeight>0</wp14:pctHeight>
-            </wp14:sizeRelV>
-          </wp:anchor>
-        </w:drawing>
-      </w:r>
-      <w:r>
-        <w:rPr>
-          <w:rFonts w:ascii="Cambria" w:hAnsi="Cambria"/>
-          <w:b/>
-          <w:bCs/>
-          <w:sz w:val="18"/>
-          <w:szCs w:val="18"/>
-        </w:rPr>
-        <w:t xml:space="preserve">2. The paper’s model predicts it from one calibration. </w:t>
-      </w:r>
-      <w:r>
-        <w:rPr>
-          <w:rFonts w:ascii="Cambria" w:hAnsi="Cambria"/>
-          <w:sz w:val="18"/>
-          <w:szCs w:val="18"/>
-        </w:rPr>
-        <w:t xml:space="preserve">Calibrated once from detection events at </w:t>
-      </w:r>
-      <m:oMath>
-        <m:r>
-          <w:rPr>
-            <w:rFonts w:ascii="Cambria Math" w:hAnsi="Cambria Math"/>
-            <w:color w:val="000000" w:themeColor="text1"/>
-            <w:sz w:val="18"/>
-            <w:szCs w:val="18"/>
-          </w:rPr>
-          <m:t>Δt=1</m:t>
-        </m:r>
-      </m:oMath>
-      <w:r>
-        <w:rPr>
-          <w:rFonts w:ascii="Cambria" w:hAnsi="Cambria"/>
-          <w:sz w:val="18"/>
-          <w:szCs w:val="18"/>
-        </w:rPr>
-        <w:t xml:space="preserve">, the model predicts </w:t>
-      </w:r>
-      <m:oMath>
-        <m:r>
-          <w:rPr>
-            <w:rFonts w:ascii="Cambria Math" w:hAnsi="Cambria Math"/>
-            <w:color w:val="000000" w:themeColor="text1"/>
-            <w:sz w:val="18"/>
-            <w:szCs w:val="18"/>
-          </w:rPr>
-          <m:t>Δ</m:t>
-        </m:r>
-        <m:sSup>
-          <m:sSupPr>
-            <m:ctrlPr>
-              <w:rPr>
-                <w:rFonts w:ascii="Cambria Math" w:hAnsi="Cambria Math"/>
-                <w:color w:val="000000" w:themeColor="text1"/>
-                <w:sz w:val="18"/>
-                <w:szCs w:val="18"/>
-              </w:rPr>
-            </m:ctrlPr>
-          </m:sSupPr>
-          <m:e>
-            <m:r>
-              <w:rPr>
-                <w:rFonts w:ascii="Cambria Math" w:hAnsi="Cambria Math"/>
-                <w:color w:val="000000" w:themeColor="text1"/>
-                <w:sz w:val="18"/>
-                <w:szCs w:val="18"/>
-              </w:rPr>
-              <m:t>t</m:t>
-            </m:r>
-          </m:e>
-          <m:sup>
-            <m:r>
-              <w:rPr>
-                <w:rFonts w:ascii="Cambria Math" w:hAnsi="Cambria Math"/>
-                <w:color w:val="000000" w:themeColor="text1"/>
-                <w:sz w:val="18"/>
-                <w:szCs w:val="18"/>
-              </w:rPr>
-              <m:t>*</m:t>
-            </m:r>
-          </m:sup>
-        </m:sSup>
-      </m:oMath>
-      <w:r>
-        <w:rPr>
-          <w:rFonts w:ascii="Cambria" w:hAnsi="Cambria"/>
           <w:color w:val="000000" w:themeColor="text1"/>
           <w:sz w:val="18"/>
           <w:szCs w:val="18"/>
@@ -2914,66 +3270,37 @@
           <w:sz w:val="18"/>
           <w:szCs w:val="18"/>
         </w:rPr>
-        <w:t xml:space="preserve">. Held-out points (stars in Fig. 2): 5.50 simulated vs 5.59 formula at </w:t>
-      </w:r>
-      <m:oMath>
-        <m:r>
-          <w:rPr>
-            <w:rFonts w:ascii="Cambria Math" w:hAnsi="Cambria Math"/>
-            <w:sz w:val="18"/>
-            <w:szCs w:val="18"/>
-          </w:rPr>
-          <m:t>d=3</m:t>
-        </m:r>
-      </m:oMath>
-      <w:r>
-        <w:rPr>
-          <w:rFonts w:ascii="Cambria" w:hAnsi="Cambria"/>
-          <w:sz w:val="18"/>
-          <w:szCs w:val="18"/>
-        </w:rPr>
-        <w:t xml:space="preserve">, 3.80 vs 3.88 at </w:t>
-      </w:r>
-      <m:oMath>
-        <m:r>
-          <w:rPr>
-            <w:rFonts w:ascii="Cambria Math" w:hAnsi="Cambria Math"/>
-            <w:sz w:val="18"/>
-            <w:szCs w:val="18"/>
-          </w:rPr>
-          <m:t>d=5</m:t>
-        </m:r>
-      </m:oMath>
-      <w:r>
-        <w:rPr>
-          <w:rFonts w:ascii="Cambria" w:hAnsi="Cambria"/>
-          <w:sz w:val="18"/>
-          <w:szCs w:val="18"/>
-        </w:rPr>
-        <w:t xml:space="preserve">, 2.83 vs 2.74 at </w:t>
-      </w:r>
-      <m:oMath>
-        <m:r>
-          <w:rPr>
-            <w:rFonts w:ascii="Cambria Math" w:hAnsi="Cambria Math"/>
-            <w:sz w:val="18"/>
-            <w:szCs w:val="18"/>
-          </w:rPr>
-          <m:t>d=7</m:t>
-        </m:r>
-      </m:oMath>
-      <w:r>
-        <w:rPr>
-          <w:rFonts w:ascii="Cambria" w:hAnsi="Cambria"/>
-          <w:sz w:val="18"/>
-          <w:szCs w:val="18"/>
-        </w:rPr>
-        <w:t>.</w:t>
+        <w:t>. Held-out points (</w:t>
+      </w:r>
+      <w:r>
+        <w:rPr>
+          <w:rFonts w:ascii="Cambria" w:hAnsi="Cambria"/>
+          <w:sz w:val="18"/>
+          <w:szCs w:val="18"/>
+        </w:rPr>
+        <w:t>solid lines</w:t>
+      </w:r>
+      <w:r>
+        <w:rPr>
+          <w:rFonts w:ascii="Cambria" w:hAnsi="Cambria"/>
+          <w:sz w:val="18"/>
+          <w:szCs w:val="18"/>
+        </w:rPr>
+        <w:t xml:space="preserve"> in Fig. </w:t>
+      </w:r>
+      <w:r>
+        <w:rPr>
+          <w:rFonts w:ascii="Cambria" w:hAnsi="Cambria"/>
+          <w:sz w:val="18"/>
+          <w:szCs w:val="18"/>
+        </w:rPr>
+        <w:t>1).</w:t>
       </w:r>
     </w:p>
     <w:p>
       <w:pPr>
         <w:spacing w:after="100" w:line="240" w:lineRule="auto"/>
+        <w:ind w:right="180"/>
         <w:rPr>
           <w:rFonts w:ascii="Cambria" w:hAnsi="Cambria"/>
           <w:sz w:val="18"/>
@@ -3163,15 +3490,7 @@
             <w:sz w:val="18"/>
             <w:szCs w:val="18"/>
           </w:rPr>
-          <m:t>c</m:t>
-        </m:r>
-        <m:r>
-          <w:rPr>
-            <w:rFonts w:ascii="Cambria Math" w:hAnsi="Cambria Math"/>
-            <w:sz w:val="18"/>
-            <w:szCs w:val="18"/>
-          </w:rPr>
-          <m:t>/</m:t>
+          <m:t>c/</m:t>
         </m:r>
         <m:sSub>
           <m:sSubPr>
@@ -3366,8 +3685,293 @@
     </w:p>
     <w:p>
       <w:pPr>
+        <w:spacing w:after="100" w:line="240" w:lineRule="auto"/>
+        <w:ind w:right="180"/>
+        <w:rPr>
+          <w:rFonts w:ascii="Cambria" w:hAnsi="Cambria"/>
+          <w:sz w:val="18"/>
+          <w:szCs w:val="18"/>
+        </w:rPr>
+      </w:pPr>
+      <w:r>
+        <w:rPr>
+          <w:rStyle w:val="Strong"/>
+          <w:rFonts w:ascii="Cambria" w:hAnsi="Cambria"/>
+          <w:sz w:val="18"/>
+          <w:szCs w:val="18"/>
+        </w:rPr>
+        <w:t>4. Experiments on H2 emulators.</w:t>
+      </w:r>
+      <w:r>
+        <w:rPr>
+          <w:sz w:val="18"/>
+          <w:szCs w:val="18"/>
+        </w:rPr>
+        <w:t xml:space="preserve"> </w:t>
+      </w:r>
+      <w:r>
+        <w:rPr>
+          <w:rFonts w:ascii="Cambria" w:hAnsi="Cambria"/>
+          <w:sz w:val="18"/>
+          <w:szCs w:val="18"/>
+        </w:rPr>
+        <w:t xml:space="preserve">Guppy programs, compiled to QIR, ran on H2-1E/H2-2E through </w:t>
+      </w:r>
+      <w:proofErr w:type="spellStart"/>
+      <w:r>
+        <w:rPr>
+          <w:rFonts w:ascii="Cambria" w:hAnsi="Cambria"/>
+          <w:sz w:val="18"/>
+          <w:szCs w:val="18"/>
+        </w:rPr>
+        <w:t>aqora</w:t>
+      </w:r>
+      <w:proofErr w:type="spellEnd"/>
+      <w:r>
+        <w:rPr>
+          <w:rFonts w:ascii="Cambria" w:hAnsi="Cambria"/>
+          <w:sz w:val="18"/>
+          <w:szCs w:val="18"/>
+        </w:rPr>
+        <w:t xml:space="preserve"> (figures in the repo</w:t>
+      </w:r>
+      <w:r>
+        <w:rPr>
+          <w:rFonts w:ascii="Cambria" w:hAnsi="Cambria"/>
+          <w:sz w:val="18"/>
+          <w:szCs w:val="18"/>
+        </w:rPr>
+        <w:t>, not shown here for brevity</w:t>
+      </w:r>
+      <w:r>
+        <w:rPr>
+          <w:rFonts w:ascii="Cambria" w:hAnsi="Cambria"/>
+          <w:sz w:val="18"/>
+          <w:szCs w:val="18"/>
+        </w:rPr>
+        <w:t>).</w:t>
+      </w:r>
+      <w:r>
+        <w:rPr>
+          <w:rFonts w:ascii="Cambria" w:hAnsi="Cambria"/>
+          <w:sz w:val="18"/>
+          <w:szCs w:val="18"/>
+        </w:rPr>
+        <w:br/>
+        <w:t xml:space="preserve">(a) </w:t>
+      </w:r>
+      <w:r>
+        <w:rPr>
+          <w:rStyle w:val="Emphasis"/>
+          <w:rFonts w:ascii="Cambria" w:hAnsi="Cambria"/>
+          <w:sz w:val="18"/>
+          <w:szCs w:val="18"/>
+        </w:rPr>
+        <w:t>Injection works:</w:t>
+      </w:r>
+      <w:r>
+        <w:rPr>
+          <w:rFonts w:ascii="Cambria" w:hAnsi="Cambria"/>
+          <w:sz w:val="18"/>
+          <w:szCs w:val="18"/>
+        </w:rPr>
+        <w:t xml:space="preserve"> a d = 3 memory with in-program Z noise matches Stim on the emulator (</w:t>
+      </w:r>
+      <w:r>
+        <w:rPr>
+          <w:rFonts w:ascii="Cambria" w:hAnsi="Cambria"/>
+          <w:sz w:val="18"/>
+          <w:szCs w:val="18"/>
+        </w:rPr>
+        <w:t xml:space="preserve">Logical error, </w:t>
+      </w:r>
+      <w:proofErr w:type="spellStart"/>
+      <w:r>
+        <w:rPr>
+          <w:rFonts w:ascii="Cambria" w:hAnsi="Cambria"/>
+          <w:sz w:val="18"/>
+          <w:szCs w:val="18"/>
+        </w:rPr>
+        <w:t>p</w:t>
+      </w:r>
+      <w:r>
+        <w:rPr>
+          <w:rFonts w:ascii="Cambria" w:hAnsi="Cambria"/>
+          <w:sz w:val="18"/>
+          <w:szCs w:val="18"/>
+          <w:vertAlign w:val="subscript"/>
+        </w:rPr>
+        <w:t>L</w:t>
+      </w:r>
+      <w:proofErr w:type="spellEnd"/>
+      <w:r>
+        <w:rPr>
+          <w:rFonts w:ascii="Cambria" w:hAnsi="Cambria"/>
+          <w:sz w:val="18"/>
+          <w:szCs w:val="18"/>
+        </w:rPr>
+        <w:t xml:space="preserve"> </w:t>
+      </w:r>
+      <w:r>
+        <w:rPr>
+          <w:rFonts w:ascii="Cambria" w:hAnsi="Cambria"/>
+          <w:sz w:val="18"/>
+          <w:szCs w:val="18"/>
+        </w:rPr>
+        <w:t>6%</w:t>
+      </w:r>
+      <w:r>
+        <w:rPr>
+          <w:rFonts w:ascii="Cambria" w:hAnsi="Cambria"/>
+          <w:sz w:val="18"/>
+          <w:szCs w:val="18"/>
+        </w:rPr>
+        <w:t xml:space="preserve"> against 7.2%</w:t>
+      </w:r>
+      <w:r>
+        <w:rPr>
+          <w:rFonts w:ascii="Cambria" w:hAnsi="Cambria"/>
+          <w:sz w:val="18"/>
+          <w:szCs w:val="18"/>
+        </w:rPr>
+        <w:t xml:space="preserve"> on stim</w:t>
+      </w:r>
+      <w:r>
+        <w:rPr>
+          <w:rFonts w:ascii="Cambria" w:hAnsi="Cambria"/>
+          <w:sz w:val="18"/>
+          <w:szCs w:val="18"/>
+        </w:rPr>
+        <w:t>).</w:t>
+      </w:r>
+      <w:r>
+        <w:rPr>
+          <w:rFonts w:ascii="Cambria" w:hAnsi="Cambria"/>
+          <w:sz w:val="18"/>
+          <w:szCs w:val="18"/>
+        </w:rPr>
+        <w:br/>
+        <w:t xml:space="preserve">(b) </w:t>
+      </w:r>
+      <w:r>
+        <w:rPr>
+          <w:rStyle w:val="Emphasis"/>
+          <w:rFonts w:ascii="Cambria" w:hAnsi="Cambria"/>
+          <w:sz w:val="18"/>
+          <w:szCs w:val="18"/>
+        </w:rPr>
+        <w:t>The optimum survives device noise:</w:t>
+      </w:r>
+      <w:r>
+        <w:rPr>
+          <w:rFonts w:ascii="Cambria" w:hAnsi="Cambria"/>
+          <w:sz w:val="18"/>
+          <w:szCs w:val="18"/>
+        </w:rPr>
+        <w:t xml:space="preserve"> a d = 5 </w:t>
+      </w:r>
+      <w:proofErr w:type="spellStart"/>
+      <w:r>
+        <w:rPr>
+          <w:rFonts w:ascii="Cambria" w:hAnsi="Cambria"/>
+          <w:sz w:val="18"/>
+          <w:szCs w:val="18"/>
+        </w:rPr>
+        <w:t>Δt</w:t>
+      </w:r>
+      <w:proofErr w:type="spellEnd"/>
+      <w:r>
+        <w:rPr>
+          <w:rFonts w:ascii="Cambria" w:hAnsi="Cambria"/>
+          <w:sz w:val="18"/>
+          <w:szCs w:val="18"/>
+        </w:rPr>
+        <w:t xml:space="preserve"> sweep on H2-2E follows a gate-level model of the program with H2-2E gate errors within ~1σ. The U-curve is higher and flatter but keeps its interior minimum.</w:t>
+      </w:r>
+      <w:r>
+        <w:rPr>
+          <w:rFonts w:ascii="Cambria" w:hAnsi="Cambria"/>
+          <w:sz w:val="18"/>
+          <w:szCs w:val="18"/>
+        </w:rPr>
+        <w:br/>
+        <w:t xml:space="preserve">(c) </w:t>
+      </w:r>
+      <w:r>
+        <w:rPr>
+          <w:rStyle w:val="Emphasis"/>
+          <w:rFonts w:ascii="Cambria" w:hAnsi="Cambria"/>
+          <w:sz w:val="18"/>
+          <w:szCs w:val="18"/>
+        </w:rPr>
+        <w:t>Idle parameters:</w:t>
+      </w:r>
+      <w:r>
+        <w:rPr>
+          <w:rFonts w:ascii="Cambria" w:hAnsi="Cambria"/>
+          <w:sz w:val="18"/>
+          <w:szCs w:val="18"/>
+        </w:rPr>
+        <w:t xml:space="preserve"> anchored spectator qubits show no consistent dephasing up to 128 layers (&lt; 0.5%). γ and c remain unresolved because longer waits exceed the per-job cost limit, and </w:t>
+      </w:r>
+      <w:r>
+        <w:rPr>
+          <w:rFonts w:ascii="Cambria" w:hAnsi="Cambria"/>
+          <w:sz w:val="18"/>
+          <w:szCs w:val="18"/>
+        </w:rPr>
+        <w:t xml:space="preserve">physical </w:t>
+      </w:r>
+      <w:proofErr w:type="spellStart"/>
+      <w:r>
+        <w:rPr>
+          <w:rFonts w:ascii="Cambria" w:hAnsi="Cambria"/>
+          <w:sz w:val="18"/>
+          <w:szCs w:val="18"/>
+        </w:rPr>
+        <w:t>t_R</w:t>
+      </w:r>
+      <w:proofErr w:type="spellEnd"/>
+      <w:r>
+        <w:rPr>
+          <w:rFonts w:ascii="Cambria" w:hAnsi="Cambria"/>
+          <w:sz w:val="18"/>
+          <w:szCs w:val="18"/>
+        </w:rPr>
+        <w:t xml:space="preserve"> is not reported by </w:t>
+      </w:r>
+      <w:proofErr w:type="spellStart"/>
+      <w:r>
+        <w:rPr>
+          <w:rFonts w:ascii="Cambria" w:hAnsi="Cambria"/>
+          <w:sz w:val="18"/>
+          <w:szCs w:val="18"/>
+        </w:rPr>
+        <w:t>Quantinuum</w:t>
+      </w:r>
+      <w:proofErr w:type="spellEnd"/>
+      <w:r>
+        <w:rPr>
+          <w:rFonts w:ascii="Cambria" w:hAnsi="Cambria"/>
+          <w:sz w:val="18"/>
+          <w:szCs w:val="18"/>
+        </w:rPr>
+        <w:t xml:space="preserve"> on spec sheet</w:t>
+      </w:r>
+      <w:r>
+        <w:rPr>
+          <w:rFonts w:ascii="Cambria" w:hAnsi="Cambria"/>
+          <w:sz w:val="18"/>
+          <w:szCs w:val="18"/>
+        </w:rPr>
+        <w:t>.</w:t>
+      </w:r>
+    </w:p>
+    <w:p>
+      <w:pPr>
         <w:pStyle w:val="Heading2"/>
         <w:spacing w:line="240" w:lineRule="auto"/>
+        <w:ind w:right="180"/>
         <w:rPr>
           <w:rFonts w:ascii="Cambria" w:hAnsi="Cambria"/>
           <w:sz w:val="18"/>
@@ -3386,6 +3990,7 @@
     <w:p>
       <w:pPr>
         <w:spacing w:after="100" w:line="240" w:lineRule="auto"/>
+        <w:ind w:right="180"/>
         <w:rPr>
           <w:rFonts w:ascii="Cambria" w:hAnsi="Cambria"/>
           <w:sz w:val="18"/>
@@ -3404,6 +4009,7 @@
     <w:p>
       <w:pPr>
         <w:spacing w:after="100" w:line="240" w:lineRule="auto"/>
+        <w:ind w:right="180"/>
         <w:rPr>
           <w:rFonts w:ascii="Cambria" w:hAnsi="Cambria"/>
           <w:sz w:val="18"/>
@@ -3426,7 +4032,25 @@
           <w:sz w:val="18"/>
           <w:szCs w:val="18"/>
         </w:rPr>
-        <w:t>For idling qubits a longer syndrome interval lowers logical error per unit time: waiting at distance d can beat back-to-back extraction at d + 2, saving 16–24 data qubits per logical qubit at short round durations.</w:t>
+        <w:t xml:space="preserve">For idling </w:t>
+      </w:r>
+      <w:proofErr w:type="gramStart"/>
+      <w:r>
+        <w:rPr>
+          <w:rFonts w:ascii="Cambria" w:hAnsi="Cambria"/>
+          <w:sz w:val="18"/>
+          <w:szCs w:val="18"/>
+        </w:rPr>
+        <w:t>qubits</w:t>
+      </w:r>
+      <w:proofErr w:type="gramEnd"/>
+      <w:r>
+        <w:rPr>
+          <w:rFonts w:ascii="Cambria" w:hAnsi="Cambria"/>
+          <w:sz w:val="18"/>
+          <w:szCs w:val="18"/>
+        </w:rPr>
+        <w:t xml:space="preserve"> a longer syndrome interval lowers logical error per unit time: waiting at distance d can beat back-to-back extraction at d + 2, saving 16–24 data qubits per logical qubit at short round durations.</w:t>
       </w:r>
       <w:r>
         <w:rPr>
@@ -3435,21 +4059,12 @@
           <w:szCs w:val="18"/>
         </w:rPr>
         <w:t xml:space="preserve"> </w:t>
-      </w:r>
-      <w:r>
-        <w:rPr>
-          <w:rFonts w:ascii="Cambria" w:hAnsi="Cambria"/>
-          <w:color w:val="FF0000"/>
-          <w:sz w:val="18"/>
-          <w:szCs w:val="18"/>
-          <w:highlight w:val="green"/>
-        </w:rPr>
-        <w:t>[SEE FIG IN SAVED??!?!]</w:t>
       </w:r>
     </w:p>
     <w:p>
       <w:pPr>
         <w:spacing w:after="100" w:line="240" w:lineRule="auto"/>
+        <w:ind w:right="180"/>
         <w:rPr>
           <w:rFonts w:ascii="Cambria" w:hAnsi="Cambria"/>
           <w:sz w:val="18"/>
@@ -3544,23 +4159,7 @@
             <w:sz w:val="18"/>
             <w:szCs w:val="18"/>
           </w:rPr>
-          <m:t>(</m:t>
-        </m:r>
-        <m:r>
-          <w:rPr>
-            <w:rFonts w:ascii="Cambria Math" w:hAnsi="Cambria Math"/>
-            <w:sz w:val="18"/>
-            <w:szCs w:val="18"/>
-          </w:rPr>
-          <m:t>γ</m:t>
-        </m:r>
-        <m:r>
-          <w:rPr>
-            <w:rFonts w:ascii="Cambria Math" w:hAnsi="Cambria Math"/>
-            <w:sz w:val="18"/>
-            <w:szCs w:val="18"/>
-          </w:rPr>
-          <m:t>,c)</m:t>
+          <m:t>(γ,c)</m:t>
         </m:r>
       </m:oMath>
       <w:r>
@@ -3575,6 +4174,7 @@
     <w:p>
       <w:pPr>
         <w:spacing w:after="100" w:line="240" w:lineRule="auto"/>
+        <w:ind w:right="180"/>
         <w:rPr>
           <w:rFonts w:ascii="Cambria" w:hAnsi="Cambria"/>
           <w:sz w:val="18"/>
@@ -3744,74 +4344,12 @@
     </w:p>
     <w:p>
       <w:pPr>
-        <w:pStyle w:val="Heading2"/>
-        <w:spacing w:line="240" w:lineRule="auto"/>
-        <w:rPr>
-          <w:rFonts w:ascii="Cambria" w:hAnsi="Cambria"/>
-          <w:sz w:val="18"/>
-          <w:szCs w:val="18"/>
-        </w:rPr>
-      </w:pPr>
-      <w:r>
-        <w:rPr>
-          <w:rFonts w:ascii="Cambria" w:hAnsi="Cambria"/>
-          <w:sz w:val="18"/>
-          <w:szCs w:val="18"/>
-        </w:rPr>
-        <w:t>N</w:t>
-      </w:r>
-      <w:r>
-        <w:rPr>
-          <w:rFonts w:ascii="Cambria" w:hAnsi="Cambria"/>
-          <w:sz w:val="18"/>
-          <w:szCs w:val="18"/>
-        </w:rPr>
-        <w:t>ext steps</w:t>
-      </w:r>
-    </w:p>
-    <w:p>
-      <w:pPr>
         <w:spacing w:after="100" w:line="240" w:lineRule="auto"/>
-        <w:rPr>
-          <w:rFonts w:ascii="Cambria" w:hAnsi="Cambria"/>
-          <w:sz w:val="18"/>
-          <w:szCs w:val="18"/>
-        </w:rPr>
-      </w:pPr>
-      <w:r>
-        <w:rPr>
-          <w:rFonts w:ascii="Cambria" w:hAnsi="Cambria"/>
-          <w:sz w:val="18"/>
-          <w:szCs w:val="18"/>
-        </w:rPr>
-        <w:t xml:space="preserve">All 16 programs pass the H2-1SC syntax check. Runs on the full H2 emulators via </w:t>
-      </w:r>
-      <w:proofErr w:type="spellStart"/>
-      <w:r>
-        <w:rPr>
-          <w:rFonts w:ascii="Cambria" w:hAnsi="Cambria"/>
-          <w:sz w:val="18"/>
-          <w:szCs w:val="18"/>
-        </w:rPr>
-        <w:t>aqora</w:t>
-      </w:r>
-      <w:proofErr w:type="spellEnd"/>
-      <w:r>
-        <w:rPr>
-          <w:rFonts w:ascii="Cambria" w:hAnsi="Cambria"/>
-          <w:sz w:val="18"/>
-          <w:szCs w:val="18"/>
-        </w:rPr>
-        <w:t>, which include noise sources our Stim and Selene models leave out, will fix where H2 sits on the map.</w:t>
-      </w:r>
-    </w:p>
-    <w:p>
-      <w:pPr>
-        <w:spacing w:after="100" w:line="240" w:lineRule="auto"/>
-        <w:rPr>
-          <w:rFonts w:ascii="Cambria" w:hAnsi="Cambria"/>
-          <w:sz w:val="18"/>
-          <w:szCs w:val="18"/>
+        <w:ind w:right="180"/>
+        <w:rPr>
+          <w:rFonts w:ascii="Cambria" w:hAnsi="Cambria"/>
+          <w:sz w:val="15"/>
+          <w:szCs w:val="15"/>
         </w:rPr>
       </w:pPr>
       <w:r>
@@ -3819,16 +4357,16 @@
           <w:rFonts w:ascii="Cambria" w:hAnsi="Cambria"/>
           <w:b/>
           <w:bCs/>
-          <w:sz w:val="18"/>
-          <w:szCs w:val="18"/>
+          <w:sz w:val="15"/>
+          <w:szCs w:val="15"/>
         </w:rPr>
         <w:t xml:space="preserve">Reference. </w:t>
       </w:r>
       <w:r>
         <w:rPr>
           <w:rFonts w:ascii="Cambria" w:hAnsi="Cambria"/>
-          <w:sz w:val="18"/>
-          <w:szCs w:val="18"/>
+          <w:sz w:val="15"/>
+          <w:szCs w:val="15"/>
         </w:rPr>
         <w:t xml:space="preserve">T. Haug, K. Bharti, L. </w:t>
       </w:r>
@@ -3836,8 +4374,8 @@
       <w:r>
         <w:rPr>
           <w:rFonts w:ascii="Cambria" w:hAnsi="Cambria"/>
-          <w:sz w:val="18"/>
-          <w:szCs w:val="18"/>
+          <w:sz w:val="15"/>
+          <w:szCs w:val="15"/>
         </w:rPr>
         <w:t>Aolita</w:t>
       </w:r>
@@ -3845,8 +4383,8 @@
       <w:r>
         <w:rPr>
           <w:rFonts w:ascii="Cambria" w:hAnsi="Cambria"/>
-          <w:sz w:val="18"/>
-          <w:szCs w:val="18"/>
+          <w:sz w:val="15"/>
+          <w:szCs w:val="15"/>
         </w:rPr>
         <w:t xml:space="preserve">, </w:t>
       </w:r>
@@ -3855,16 +4393,16 @@
           <w:rFonts w:ascii="Cambria" w:hAnsi="Cambria"/>
           <w:i/>
           <w:iCs/>
-          <w:sz w:val="18"/>
-          <w:szCs w:val="18"/>
+          <w:sz w:val="15"/>
+          <w:szCs w:val="15"/>
         </w:rPr>
         <w:t>Exponential logical-error reduction in quantum memories via optimal syndrome-measurement timing</w:t>
       </w:r>
       <w:r>
         <w:rPr>
           <w:rFonts w:ascii="Cambria" w:hAnsi="Cambria"/>
-          <w:sz w:val="18"/>
-          <w:szCs w:val="18"/>
+          <w:sz w:val="15"/>
+          <w:szCs w:val="15"/>
         </w:rPr>
         <w:t xml:space="preserve">, </w:t>
       </w:r>
@@ -3873,8 +4411,8 @@
           <w:rPr>
             <w:rStyle w:val="Hyperlink"/>
             <w:rFonts w:ascii="Cambria" w:hAnsi="Cambria"/>
-            <w:sz w:val="18"/>
-            <w:szCs w:val="18"/>
+            <w:sz w:val="15"/>
+            <w:szCs w:val="15"/>
           </w:rPr>
           <w:t>arXiv:2608.06242</w:t>
         </w:r>
@@ -3882,15 +4420,15 @@
       <w:r>
         <w:rPr>
           <w:rFonts w:ascii="Cambria" w:hAnsi="Cambria"/>
-          <w:sz w:val="18"/>
-          <w:szCs w:val="18"/>
+          <w:sz w:val="15"/>
+          <w:szCs w:val="15"/>
         </w:rPr>
         <w:t xml:space="preserve"> (2026).</w:t>
       </w:r>
     </w:p>
     <w:sectPr>
       <w:pgSz w:w="11906" w:h="16838"/>
-      <w:pgMar w:top="568" w:right="140" w:bottom="284" w:left="426" w:header="708" w:footer="708" w:gutter="0"/>
+      <w:pgMar w:top="406" w:right="140" w:bottom="284" w:left="426" w:header="708" w:footer="708" w:gutter="0"/>
       <w:cols w:space="720"/>
       <w:docGrid w:linePitch="360"/>
     </w:sectPr>
@@ -3899,7 +4437,7 @@
 </file>
 
 <file path=word/numbering.xml><?xml version="1.0" encoding="utf-8"?>
-<w:numbering xmlns:wpc="http://schemas.microsoft.com/office/word/2010/wordprocessingCanvas" xmlns:cx="http://schemas.microsoft.com/office/drawing/2014/chartex" xmlns:cx1="http://schemas.microsoft.com/office/drawing/2015/9/8/chartex" xmlns:cx2="http://schemas.microsoft.com/office/drawing/2015/10/21/chartex" xmlns:cx3="http://schemas.microsoft.com/office/drawing/2016/5/9/chartex" xmlns:cx4="http://schemas.microsoft.com/office/drawing/2016/5/10/chartex" xmlns:cx5="http://schemas.microsoft.com/office/drawing/2016/5/11/chartex" xmlns:cx6="http://schemas.microsoft.com/office/drawing/2016/5/12/chartex" xmlns:cx7="http://schemas.microsoft.com/office/drawing/2016/5/13/chartex" xmlns:cx8="http://schemas.microsoft.com/office/drawing/2016/5/14/chartex" xmlns:mc="http://schemas.openxmlformats.org/markup-compatibility/2006" xmlns:aink="http://schemas.microsoft.com/office/drawing/2016/ink" xmlns:am3d="http://schemas.microsoft.com/office/drawing/2017/model3d" xmlns:o="urn:schemas-microsoft-com:office:office" xmlns:oel="http://schemas.microsoft.com/office/2019/extlst" xmlns:r="http://schemas.openxmlformats.org/officeDocument/2006/relationships" xmlns:m="http://schemas.openxmlformats.org/officeDocument/2006/math" xmlns:v="urn:schemas-microsoft-com:vml" xmlns:wp14="http://schemas.microsoft.com/office/word/2010/wordprocessingDrawing" xmlns:wp="http://schemas.openxmlformats.org/drawingml/2006/wordprocessingDrawing" xmlns:w10="urn:schemas-microsoft-com:office:word" xmlns:w="http://schemas.openxmlformats.org/wordprocessingml/2006/main" xmlns:w14="http://schemas.microsoft.com/office/word/2010/wordml" xmlns:w15="http://schemas.microsoft.com/office/word/2012/wordml" xmlns:w16cex="http://schemas.microsoft.com/office/word/2018/wordml/cex" xmlns:w16cid="http://schemas.microsoft.com/office/word/2016/wordml/cid" xmlns:w16="http://schemas.microsoft.com/office/word/2018/wordml" xmlns:w16du="http://schemas.microsoft.com/office/word/2023/wordml/word16du" xmlns:w16sdtdh="http://schemas.microsoft.com/office/word/2020/wordml/sdtdatahash" xmlns:w16sdtfl="http://schemas.microsoft.com/office/word/2024/wordml/sdtformatlock" xmlns:w16se="http://schemas.microsoft.com/office/word/2015/wordml/symex" xmlns:wpg="http://schemas.microsoft.com/office/word/2010/wordprocessingGroup" xmlns:wpi="http://schemas.microsoft.com/office/word/2010/wordprocessingInk" xmlns:wne="http://schemas.microsoft.com/office/word/2006/wordml" xmlns:wps="http://schemas.microsoft.com/office/word/2010/wordprocessingShape" mc:Ignorable="w14 w15 w16se w16cid w16 w16cex w16sdtdh w16sdtfl w16du wp14">
+<w:numbering xmlns:wpc="http://schemas.microsoft.com/office/word/2010/wordprocessingCanvas" xmlns:cx="http://schemas.microsoft.com/office/drawing/2014/chartex" xmlns:cx1="http://schemas.microsoft.com/office/drawing/2015/9/8/chartex" xmlns:cx2="http://schemas.microsoft.com/office/drawing/2015/10/21/chartex" xmlns:cx3="http://schemas.microsoft.com/office/drawing/2016/5/9/chartex" xmlns:cx4="http://schemas.microsoft.com/office/drawing/2016/5/10/chartex" xmlns:cx5="http://schemas.microsoft.com/office/drawing/2016/5/11/chartex" xmlns:cx6="http://schemas.microsoft.com/office/drawing/2016/5/12/chartex" xmlns:cx7="http://schemas.microsoft.com/office/drawing/2016/5/13/chartex" xmlns:cx8="http://schemas.microsoft.com/office/drawing/2016/5/14/chartex" xmlns:mc="http://schemas.openxmlformats.org/markup-compatibility/2006" xmlns:m="http://schemas.openxmlformats.org/officeDocument/2006/math" xmlns:aink="http://schemas.microsoft.com/office/drawing/2016/ink" xmlns:am3d="http://schemas.microsoft.com/office/drawing/2017/model3d" xmlns:oel="http://schemas.microsoft.com/office/2019/extlst" xmlns:r="http://schemas.openxmlformats.org/officeDocument/2006/relationships" xmlns:wp14="http://schemas.microsoft.com/office/word/2010/wordprocessingDrawing" xmlns:wp="http://schemas.openxmlformats.org/drawingml/2006/wordprocessingDrawing" xmlns:wpg="http://schemas.microsoft.com/office/word/2010/wordprocessingGroup" xmlns:wpi="http://schemas.microsoft.com/office/word/2010/wordprocessingInk" xmlns:wps="http://schemas.microsoft.com/office/word/2010/wordprocessingShape" xmlns:o="urn:schemas-microsoft-com:office:office" xmlns:v="urn:schemas-microsoft-com:vml" xmlns:w10="urn:schemas-microsoft-com:office:word" xmlns:w="http://schemas.openxmlformats.org/wordprocessingml/2006/main" xmlns:w14="http://schemas.microsoft.com/office/word/2010/wordml" xmlns:w15="http://schemas.microsoft.com/office/word/2012/wordml" xmlns:w16cex="http://schemas.microsoft.com/office/word/2018/wordml/cex" xmlns:w16cid="http://schemas.microsoft.com/office/word/2016/wordml/cid" xmlns:w16="http://schemas.microsoft.com/office/word/2018/wordml" xmlns:w16sdtdh="http://schemas.microsoft.com/office/word/2020/wordml/sdtdatahash" xmlns:w16sdtfl="http://schemas.microsoft.com/office/word/2024/wordml/sdtformatlock" xmlns:w16se="http://schemas.microsoft.com/office/word/2015/wordml/symex" xmlns:w16du="http://schemas.microsoft.com/office/word/2023/wordml/word16du" xmlns:wne="http://schemas.microsoft.com/office/word/2006/wordml" mc:Ignorable="w14 w15 w16se w16cid w16 w16cex w16sdtdh w16sdtfl w16du wp14">
   <w:abstractNum w:abstractNumId="0" w15:restartNumberingAfterBreak="0">
     <w:nsid w:val="5E676524"/>
     <w:multiLevelType w:val="hybridMultilevel"/>
@@ -4056,7 +4594,7 @@
 </file>
 
 <file path=word/styles.xml><?xml version="1.0" encoding="utf-8"?>
-<w:styles xmlns:mc="http://schemas.openxmlformats.org/markup-compatibility/2006" xmlns:r="http://schemas.openxmlformats.org/officeDocument/2006/relationships" xmlns:w="http://schemas.openxmlformats.org/wordprocessingml/2006/main" xmlns:w14="http://schemas.microsoft.com/office/word/2010/wordml" xmlns:w15="http://schemas.microsoft.com/office/word/2012/wordml" xmlns:w16cex="http://schemas.microsoft.com/office/word/2018/wordml/cex" xmlns:w16cid="http://schemas.microsoft.com/office/word/2016/wordml/cid" xmlns:w16="http://schemas.microsoft.com/office/word/2018/wordml" xmlns:w16du="http://schemas.microsoft.com/office/word/2023/wordml/word16du" xmlns:w16sdtdh="http://schemas.microsoft.com/office/word/2020/wordml/sdtdatahash" xmlns:w16sdtfl="http://schemas.microsoft.com/office/word/2024/wordml/sdtformatlock" xmlns:w16se="http://schemas.microsoft.com/office/word/2015/wordml/symex" mc:Ignorable="w14 w15 w16se w16cid w16 w16cex w16sdtdh w16sdtfl w16du">
+<w:styles xmlns:mc="http://schemas.openxmlformats.org/markup-compatibility/2006" xmlns:r="http://schemas.openxmlformats.org/officeDocument/2006/relationships" xmlns:w="http://schemas.openxmlformats.org/wordprocessingml/2006/main" xmlns:w14="http://schemas.microsoft.com/office/word/2010/wordml" xmlns:w15="http://schemas.microsoft.com/office/word/2012/wordml" xmlns:w16cex="http://schemas.microsoft.com/office/word/2018/wordml/cex" xmlns:w16cid="http://schemas.microsoft.com/office/word/2016/wordml/cid" xmlns:w16="http://schemas.microsoft.com/office/word/2018/wordml" xmlns:w16sdtdh="http://schemas.microsoft.com/office/word/2020/wordml/sdtdatahash" xmlns:w16sdtfl="http://schemas.microsoft.com/office/word/2024/wordml/sdtformatlock" xmlns:w16se="http://schemas.microsoft.com/office/word/2015/wordml/symex" xmlns:w16du="http://schemas.microsoft.com/office/word/2023/wordml/word16du" mc:Ignorable="w14 w15 w16se w16cid w16 w16cex w16sdtdh w16sdtfl w16du">
   <w:docDefaults>
     <w:rPrDefault>
       <w:rPr>
@@ -4680,6 +5218,47 @@
       <w:color w:val="666666"/>
     </w:rPr>
   </w:style>
+  <w:style w:type="paragraph" w:styleId="Caption">
+    <w:name w:val="caption"/>
+    <w:basedOn w:val="Normal"/>
+    <w:next w:val="Normal"/>
+    <w:uiPriority w:val="35"/>
+    <w:unhideWhenUsed/>
+    <w:qFormat/>
+    <w:rsid w:val="001476A0"/>
+    <w:pPr>
+      <w:spacing w:after="200" w:line="240" w:lineRule="auto"/>
+    </w:pPr>
+    <w:rPr>
+      <w:i/>
+      <w:iCs/>
+      <w:color w:val="0E2841" w:themeColor="text2"/>
+      <w:sz w:val="18"/>
+      <w:szCs w:val="18"/>
+    </w:rPr>
+  </w:style>
+  <w:style w:type="character" w:styleId="Strong">
+    <w:name w:val="Strong"/>
+    <w:basedOn w:val="DefaultParagraphFont"/>
+    <w:uiPriority w:val="22"/>
+    <w:qFormat/>
+    <w:rsid w:val="009A3BBA"/>
+    <w:rPr>
+      <w:b/>
+      <w:bCs/>
+    </w:rPr>
+  </w:style>
+  <w:style w:type="character" w:styleId="Emphasis">
+    <w:name w:val="Emphasis"/>
+    <w:basedOn w:val="DefaultParagraphFont"/>
+    <w:uiPriority w:val="20"/>
+    <w:qFormat/>
+    <w:rsid w:val="009A3BBA"/>
+    <w:rPr>
+      <w:i/>
+      <w:iCs/>
+    </w:rPr>
+  </w:style>
 </w:styles>
 </file>
 

--- a/presentation/SG_Submission_One_Pager.docx
+++ b/presentation/SG_Submission_One_Pager.docx
@@ -220,6 +220,14 @@
           <w:sz w:val="18"/>
           <w:szCs w:val="18"/>
         </w:rPr>
+        <w:t xml:space="preserve"> in a trapped-ion device</w:t>
+      </w:r>
+      <w:r>
+        <w:rPr>
+          <w:rFonts w:ascii="Cambria" w:hAnsi="Cambria"/>
+          <w:sz w:val="18"/>
+          <w:szCs w:val="18"/>
+        </w:rPr>
         <w:t>. We go a step further in validating if it holds</w:t>
       </w:r>
       <w:r>
@@ -256,6 +264,24 @@
         </w:rPr>
         <w:t>hardware, by assuming a Z-biased dephasing noise, and later designing and executing experiments on H1/H2 emulators</w:t>
       </w:r>
+      <w:r>
+        <w:rPr>
+          <w:rFonts w:ascii="Cambria" w:hAnsi="Cambria"/>
+          <w:sz w:val="18"/>
+          <w:szCs w:val="18"/>
+        </w:rPr>
+        <w:t xml:space="preserve"> provided through </w:t>
+      </w:r>
+      <w:proofErr w:type="spellStart"/>
+      <w:r>
+        <w:rPr>
+          <w:rFonts w:ascii="Cambria" w:hAnsi="Cambria"/>
+          <w:sz w:val="18"/>
+          <w:szCs w:val="18"/>
+        </w:rPr>
+        <w:t>Aqora</w:t>
+      </w:r>
+      <w:proofErr w:type="spellEnd"/>
       <w:r>
         <w:rPr>
           <w:rFonts w:ascii="Cambria" w:hAnsi="Cambria"/>
@@ -301,7 +327,23 @@
           <w:sz w:val="18"/>
           <w:szCs w:val="18"/>
         </w:rPr>
-        <w:t>To test the trade-off holds in principle, w</w:t>
+        <w:t>To test th</w:t>
+      </w:r>
+      <w:r>
+        <w:rPr>
+          <w:rFonts w:ascii="Cambria" w:hAnsi="Cambria"/>
+          <w:sz w:val="18"/>
+          <w:szCs w:val="18"/>
+        </w:rPr>
+        <w:t>at the idling-noisy syndrome extraction</w:t>
+      </w:r>
+      <w:r>
+        <w:rPr>
+          <w:rFonts w:ascii="Cambria" w:hAnsi="Cambria"/>
+          <w:sz w:val="18"/>
+          <w:szCs w:val="18"/>
+        </w:rPr>
+        <w:t xml:space="preserve"> trade-off holds in principle, w</w:t>
       </w:r>
       <w:r>
         <w:rPr>
@@ -340,16 +382,16 @@
         <mc:AlternateContent>
           <mc:Choice Requires="wps">
             <w:drawing>
-              <wp:anchor distT="0" distB="0" distL="114300" distR="114300" simplePos="0" relativeHeight="251659264" behindDoc="0" locked="0" layoutInCell="1" allowOverlap="1" wp14:anchorId="64E1641C" wp14:editId="1616350B">
+              <wp:anchor distT="0" distB="0" distL="114300" distR="114300" simplePos="0" relativeHeight="251659264" behindDoc="0" locked="0" layoutInCell="1" allowOverlap="1" wp14:anchorId="64E1641C" wp14:editId="481A8697">
                 <wp:simplePos x="0" y="0"/>
                 <wp:positionH relativeFrom="column">
-                  <wp:posOffset>4089083</wp:posOffset>
+                  <wp:posOffset>4523105</wp:posOffset>
                 </wp:positionH>
                 <wp:positionV relativeFrom="paragraph">
-                  <wp:posOffset>180975</wp:posOffset>
+                  <wp:posOffset>21590</wp:posOffset>
                 </wp:positionV>
-                <wp:extent cx="3238500" cy="1369475"/>
-                <wp:effectExtent l="0" t="0" r="0" b="2540"/>
+                <wp:extent cx="2535555" cy="1369060"/>
+                <wp:effectExtent l="0" t="0" r="4445" b="2540"/>
                 <wp:wrapNone/>
                 <wp:docPr id="644866600" name="Text Box 1"/>
                 <wp:cNvGraphicFramePr/>
@@ -360,7 +402,7 @@
                       <wps:spPr>
                         <a:xfrm>
                           <a:off x="0" y="0"/>
-                          <a:ext cx="3238500" cy="1369475"/>
+                          <a:ext cx="2535555" cy="1369060"/>
                         </a:xfrm>
                         <a:prstGeom prst="rect">
                           <a:avLst/>
@@ -411,7 +453,7 @@
                                 <w:sz w:val="12"/>
                                 <w:szCs w:val="12"/>
                               </w:rPr>
-                              <w:t xml:space="preserve">(1) Phenomenological simulation </w:t>
+                              <w:t>(</w:t>
                             </w:r>
                             <w:r>
                               <w:rPr>
@@ -420,6 +462,33 @@
                                 <w:sz w:val="12"/>
                                 <w:szCs w:val="12"/>
                               </w:rPr>
+                              <w:t>a</w:t>
+                            </w:r>
+                            <w:r>
+                              <w:rPr>
+                                <w:rFonts w:ascii="Cambria" w:hAnsi="Cambria"/>
+                                <w:color w:val="444444"/>
+                                <w:sz w:val="12"/>
+                                <w:szCs w:val="12"/>
+                              </w:rPr>
+                              <w:t xml:space="preserve">) Phenomenological simulation </w:t>
+                            </w:r>
+                            <w:r>
+                              <w:rPr>
+                                <w:rFonts w:ascii="Cambria" w:hAnsi="Cambria"/>
+                                <w:color w:val="444444"/>
+                                <w:sz w:val="12"/>
+                                <w:szCs w:val="12"/>
+                              </w:rPr>
+                              <w:t>through noise injection using Guppy.</w:t>
+                            </w:r>
+                            <w:r>
+                              <w:rPr>
+                                <w:rFonts w:ascii="Cambria" w:hAnsi="Cambria"/>
+                                <w:color w:val="444444"/>
+                                <w:sz w:val="12"/>
+                                <w:szCs w:val="12"/>
+                              </w:rPr>
                               <w:br/>
                             </w:r>
                             <w:r>
@@ -429,7 +498,92 @@
                                 <w:sz w:val="12"/>
                                 <w:szCs w:val="12"/>
                               </w:rPr>
-                              <w:t xml:space="preserve">(2) Noisy Selene simulation with native gates. </w:t>
+                              <w:t>(</w:t>
+                            </w:r>
+                            <w:r>
+                              <w:rPr>
+                                <w:rFonts w:ascii="Cambria" w:hAnsi="Cambria"/>
+                                <w:color w:val="444444"/>
+                                <w:sz w:val="12"/>
+                                <w:szCs w:val="12"/>
+                              </w:rPr>
+                              <w:t>b</w:t>
+                            </w:r>
+                            <w:r>
+                              <w:rPr>
+                                <w:rFonts w:ascii="Cambria" w:hAnsi="Cambria"/>
+                                <w:color w:val="444444"/>
+                                <w:sz w:val="12"/>
+                                <w:szCs w:val="12"/>
+                              </w:rPr>
+                              <w:t xml:space="preserve">) Noisy Selene simulation with </w:t>
+                            </w:r>
+                            <w:r>
+                              <w:rPr>
+                                <w:rFonts w:ascii="Cambria" w:hAnsi="Cambria"/>
+                                <w:color w:val="444444"/>
+                                <w:sz w:val="12"/>
+                                <w:szCs w:val="12"/>
+                              </w:rPr>
+                              <w:t xml:space="preserve">noisy </w:t>
+                            </w:r>
+                            <w:r>
+                              <w:rPr>
+                                <w:rFonts w:ascii="Cambria" w:hAnsi="Cambria"/>
+                                <w:color w:val="444444"/>
+                                <w:sz w:val="12"/>
+                                <w:szCs w:val="12"/>
+                              </w:rPr>
+                              <w:t>native gates</w:t>
+                            </w:r>
+                            <w:r>
+                              <w:rPr>
+                                <w:rFonts w:ascii="Cambria" w:hAnsi="Cambria"/>
+                                <w:color w:val="444444"/>
+                                <w:sz w:val="12"/>
+                                <w:szCs w:val="12"/>
+                              </w:rPr>
+                              <w:t>, and dephasing</w:t>
+                            </w:r>
+                            <w:r>
+                              <w:rPr>
+                                <w:rFonts w:ascii="Cambria" w:hAnsi="Cambria"/>
+                                <w:color w:val="444444"/>
+                                <w:sz w:val="12"/>
+                                <w:szCs w:val="12"/>
+                              </w:rPr>
+                              <w:t xml:space="preserve">. </w:t>
+                            </w:r>
+                          </w:p>
+                          <w:p>
+                            <w:pPr>
+                              <w:spacing w:line="240" w:lineRule="auto"/>
+                              <w:rPr>
+                                <w:rFonts w:ascii="Cambria" w:hAnsi="Cambria"/>
+                                <w:color w:val="444444"/>
+                                <w:sz w:val="12"/>
+                                <w:szCs w:val="12"/>
+                              </w:rPr>
+                            </w:pPr>
+                            <w:r>
+                              <w:rPr>
+                                <w:rFonts w:ascii="Cambria" w:hAnsi="Cambria"/>
+                                <w:b/>
+                                <w:bCs/>
+                                <w:sz w:val="12"/>
+                                <w:szCs w:val="12"/>
+                              </w:rPr>
+                              <w:t>Symbols</w:t>
+                            </w:r>
+                            <w:r>
+                              <w:rPr>
+                                <w:rFonts w:ascii="Cambria" w:hAnsi="Cambria"/>
+                                <w:b/>
+                                <w:bCs/>
+                                <w:sz w:val="12"/>
+                                <w:szCs w:val="12"/>
+                              </w:rPr>
+                              <w:t>.</w:t>
                             </w:r>
                           </w:p>
                           <w:p>
@@ -671,7 +825,7 @@
                                 <w:sz w:val="12"/>
                                 <w:szCs w:val="12"/>
                               </w:rPr>
-                              <w:t xml:space="preserve"> (pipeline 1): readout-flip probability </w:t>
+                              <w:t xml:space="preserve">: readout-flip probability </w:t>
                             </w:r>
                             <w:r>
                               <w:rPr>
@@ -717,7 +871,25 @@
                                 <w:sz w:val="12"/>
                                 <w:szCs w:val="12"/>
                               </w:rPr>
-                              <w:t xml:space="preserve">ates: the hardware’s own gate set, as opposed to textbook gates  </w:t>
+                              <w:t xml:space="preserve">ates: the hardware’s own gate set, as opposed to </w:t>
+                            </w:r>
+                            <w:r>
+                              <w:rPr>
+                                <w:rFonts w:ascii="Cambria" w:hAnsi="Cambria"/>
+                                <w:color w:val="444444"/>
+                                <w:sz w:val="12"/>
+                                <w:szCs w:val="12"/>
+                              </w:rPr>
+                              <w:t>ideal</w:t>
+                            </w:r>
+                            <w:r>
+                              <w:rPr>
+                                <w:rFonts w:ascii="Cambria" w:hAnsi="Cambria"/>
+                                <w:color w:val="444444"/>
+                                <w:sz w:val="12"/>
+                                <w:szCs w:val="12"/>
+                              </w:rPr>
+                              <w:t xml:space="preserve"> gates  </w:t>
                             </w:r>
                             <w:r>
                               <w:rPr>
@@ -832,7 +1004,43 @@
                                 <w:sz w:val="12"/>
                                 <w:szCs w:val="12"/>
                               </w:rPr>
-                              <w:t xml:space="preserve"> (pipeline 2): the paper’s data and readout error rates, measured once from detection events at </w:t>
+                              <w:t xml:space="preserve"> </w:t>
+                            </w:r>
+                            <w:r>
+                              <w:rPr>
+                                <w:rFonts w:ascii="Cambria" w:hAnsi="Cambria"/>
+                                <w:color w:val="444444"/>
+                                <w:sz w:val="12"/>
+                                <w:szCs w:val="12"/>
+                              </w:rPr>
+                              <w:t xml:space="preserve">: </w:t>
+                            </w:r>
+                            <w:r>
+                              <w:rPr>
+                                <w:rFonts w:ascii="Cambria" w:hAnsi="Cambria"/>
+                                <w:color w:val="444444"/>
+                                <w:sz w:val="12"/>
+                                <w:szCs w:val="12"/>
+                              </w:rPr>
+                              <w:t>the data and readout error rates</w:t>
+                            </w:r>
+                            <w:r>
+                              <w:rPr>
+                                <w:rFonts w:ascii="Cambria" w:hAnsi="Cambria"/>
+                                <w:color w:val="444444"/>
+                                <w:sz w:val="12"/>
+                                <w:szCs w:val="12"/>
+                              </w:rPr>
+                              <w:t xml:space="preserve"> fitted to paper</w:t>
+                            </w:r>
+                            <w:r>
+                              <w:rPr>
+                                <w:rFonts w:ascii="Cambria" w:hAnsi="Cambria"/>
+                                <w:color w:val="444444"/>
+                                <w:sz w:val="12"/>
+                                <w:szCs w:val="12"/>
+                              </w:rPr>
+                              <w:t xml:space="preserve">, measured once from detection events at </w:t>
                             </w:r>
                             <w:proofErr w:type="spellStart"/>
                             <w:r>
@@ -1011,7 +1219,7 @@
                 <v:stroke joinstyle="miter"/>
                 <v:path gradientshapeok="t" o:connecttype="rect"/>
               </v:shapetype>
-              <v:shape id="Text Box 1" o:spid="_x0000_s1026" type="#_x0000_t202" style="position:absolute;margin-left:322pt;margin-top:14.25pt;width:255pt;height:107.85pt;z-index:251659264;visibility:visible;mso-wrap-style:square;mso-width-percent:0;mso-height-percent:0;mso-wrap-distance-left:9pt;mso-wrap-distance-top:0;mso-wrap-distance-right:9pt;mso-wrap-distance-bottom:0;mso-position-horizontal:absolute;mso-position-horizontal-relative:text;mso-position-vertical:absolute;mso-position-vertical-relative:text;mso-width-percent:0;mso-height-percent:0;mso-width-relative:margin;mso-height-relative:margin;v-text-anchor:top" o:gfxdata="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" fillcolor="white [3201]" stroked="f" strokeweight=".5pt">
+              <v:shape id="Text Box 1" o:spid="_x0000_s1026" type="#_x0000_t202" style="position:absolute;margin-left:356.15pt;margin-top:1.7pt;width:199.65pt;height:107.8pt;z-index:251659264;visibility:visible;mso-wrap-style:square;mso-width-percent:0;mso-height-percent:0;mso-wrap-distance-left:9pt;mso-wrap-distance-top:0;mso-wrap-distance-right:9pt;mso-wrap-distance-bottom:0;mso-position-horizontal:absolute;mso-position-horizontal-relative:text;mso-position-vertical:absolute;mso-position-vertical-relative:text;mso-width-percent:0;mso-height-percent:0;mso-width-relative:margin;mso-height-relative:margin;v-text-anchor:top" o:gfxdata="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" fillcolor="white [3201]" stroked="f" strokeweight=".5pt">
                 <v:textbox>
                   <w:txbxContent>
                     <w:p>
@@ -1051,7 +1259,7 @@
                           <w:sz w:val="12"/>
                           <w:szCs w:val="12"/>
                         </w:rPr>
-                        <w:t xml:space="preserve">(1) Phenomenological simulation </w:t>
+                        <w:t>(</w:t>
                       </w:r>
                       <w:r>
                         <w:rPr>
@@ -1060,7 +1268,7 @@
                           <w:sz w:val="12"/>
                           <w:szCs w:val="12"/>
                         </w:rPr>
-                        <w:br/>
+                        <w:t>a</w:t>
                       </w:r>
                       <w:r>
                         <w:rPr>
@@ -1069,7 +1277,119 @@
                           <w:sz w:val="12"/>
                           <w:szCs w:val="12"/>
                         </w:rPr>
-                        <w:t xml:space="preserve">(2) Noisy Selene simulation with native gates. </w:t>
+                        <w:t xml:space="preserve">) Phenomenological simulation </w:t>
+                      </w:r>
+                      <w:r>
+                        <w:rPr>
+                          <w:rFonts w:ascii="Cambria" w:hAnsi="Cambria"/>
+                          <w:color w:val="444444"/>
+                          <w:sz w:val="12"/>
+                          <w:szCs w:val="12"/>
+                        </w:rPr>
+                        <w:t>through noise injection using Guppy.</w:t>
+                      </w:r>
+                      <w:r>
+                        <w:rPr>
+                          <w:rFonts w:ascii="Cambria" w:hAnsi="Cambria"/>
+                          <w:color w:val="444444"/>
+                          <w:sz w:val="12"/>
+                          <w:szCs w:val="12"/>
+                        </w:rPr>
+                        <w:br/>
+                      </w:r>
+                      <w:r>
+                        <w:rPr>
+                          <w:rFonts w:ascii="Cambria" w:hAnsi="Cambria"/>
+                          <w:color w:val="444444"/>
+                          <w:sz w:val="12"/>
+                          <w:szCs w:val="12"/>
+                        </w:rPr>
+                        <w:t>(</w:t>
+                      </w:r>
+                      <w:r>
+                        <w:rPr>
+                          <w:rFonts w:ascii="Cambria" w:hAnsi="Cambria"/>
+                          <w:color w:val="444444"/>
+                          <w:sz w:val="12"/>
+                          <w:szCs w:val="12"/>
+                        </w:rPr>
+                        <w:t>b</w:t>
+                      </w:r>
+                      <w:r>
+                        <w:rPr>
+                          <w:rFonts w:ascii="Cambria" w:hAnsi="Cambria"/>
+                          <w:color w:val="444444"/>
+                          <w:sz w:val="12"/>
+                          <w:szCs w:val="12"/>
+                        </w:rPr>
+                        <w:t xml:space="preserve">) Noisy Selene simulation with </w:t>
+                      </w:r>
+                      <w:r>
+                        <w:rPr>
+                          <w:rFonts w:ascii="Cambria" w:hAnsi="Cambria"/>
+                          <w:color w:val="444444"/>
+                          <w:sz w:val="12"/>
+                          <w:szCs w:val="12"/>
+                        </w:rPr>
+                        <w:t xml:space="preserve">noisy </w:t>
+                      </w:r>
+                      <w:r>
+                        <w:rPr>
+                          <w:rFonts w:ascii="Cambria" w:hAnsi="Cambria"/>
+                          <w:color w:val="444444"/>
+                          <w:sz w:val="12"/>
+                          <w:szCs w:val="12"/>
+                        </w:rPr>
+                        <w:t>native gates</w:t>
+                      </w:r>
+                      <w:r>
+                        <w:rPr>
+                          <w:rFonts w:ascii="Cambria" w:hAnsi="Cambria"/>
+                          <w:color w:val="444444"/>
+                          <w:sz w:val="12"/>
+                          <w:szCs w:val="12"/>
+                        </w:rPr>
+                        <w:t>, and dephasing</w:t>
+                      </w:r>
+                      <w:r>
+                        <w:rPr>
+                          <w:rFonts w:ascii="Cambria" w:hAnsi="Cambria"/>
+                          <w:color w:val="444444"/>
+                          <w:sz w:val="12"/>
+                          <w:szCs w:val="12"/>
+                        </w:rPr>
+                        <w:t xml:space="preserve">. </w:t>
+                      </w:r>
+                    </w:p>
+                    <w:p>
+                      <w:pPr>
+                        <w:spacing w:line="240" w:lineRule="auto"/>
+                        <w:rPr>
+                          <w:rFonts w:ascii="Cambria" w:hAnsi="Cambria"/>
+                          <w:color w:val="444444"/>
+                          <w:sz w:val="12"/>
+                          <w:szCs w:val="12"/>
+                        </w:rPr>
+                      </w:pPr>
+                      <w:r>
+                        <w:rPr>
+                          <w:rFonts w:ascii="Cambria" w:hAnsi="Cambria"/>
+                          <w:b/>
+                          <w:bCs/>
+                          <w:sz w:val="12"/>
+                          <w:szCs w:val="12"/>
+                        </w:rPr>
+                        <w:t>Symbols</w:t>
+                      </w:r>
+                      <w:r>
+                        <w:rPr>
+                          <w:rFonts w:ascii="Cambria" w:hAnsi="Cambria"/>
+                          <w:b/>
+                          <w:bCs/>
+                          <w:sz w:val="12"/>
+                          <w:szCs w:val="12"/>
+                        </w:rPr>
+                        <w:t>.</w:t>
                       </w:r>
                     </w:p>
                     <w:p>
@@ -1311,7 +1631,7 @@
                           <w:sz w:val="12"/>
                           <w:szCs w:val="12"/>
                         </w:rPr>
-                        <w:t xml:space="preserve"> (pipeline 1): readout-flip probability </w:t>
+                        <w:t xml:space="preserve">: readout-flip probability </w:t>
                       </w:r>
                       <w:r>
                         <w:rPr>
@@ -1357,7 +1677,25 @@
                           <w:sz w:val="12"/>
                           <w:szCs w:val="12"/>
                         </w:rPr>
-                        <w:t xml:space="preserve">ates: the hardware’s own gate set, as opposed to textbook gates  </w:t>
+                        <w:t xml:space="preserve">ates: the hardware’s own gate set, as opposed to </w:t>
+                      </w:r>
+                      <w:r>
+                        <w:rPr>
+                          <w:rFonts w:ascii="Cambria" w:hAnsi="Cambria"/>
+                          <w:color w:val="444444"/>
+                          <w:sz w:val="12"/>
+                          <w:szCs w:val="12"/>
+                        </w:rPr>
+                        <w:t>ideal</w:t>
+                      </w:r>
+                      <w:r>
+                        <w:rPr>
+                          <w:rFonts w:ascii="Cambria" w:hAnsi="Cambria"/>
+                          <w:color w:val="444444"/>
+                          <w:sz w:val="12"/>
+                          <w:szCs w:val="12"/>
+                        </w:rPr>
+                        <w:t xml:space="preserve"> gates  </w:t>
                       </w:r>
                       <w:r>
                         <w:rPr>
@@ -1472,7 +1810,43 @@
                           <w:sz w:val="12"/>
                           <w:szCs w:val="12"/>
                         </w:rPr>
-                        <w:t xml:space="preserve"> (pipeline 2): the paper’s data and readout error rates, measured once from detection events at </w:t>
+                        <w:t xml:space="preserve"> </w:t>
+                      </w:r>
+                      <w:r>
+                        <w:rPr>
+                          <w:rFonts w:ascii="Cambria" w:hAnsi="Cambria"/>
+                          <w:color w:val="444444"/>
+                          <w:sz w:val="12"/>
+                          <w:szCs w:val="12"/>
+                        </w:rPr>
+                        <w:t xml:space="preserve">: </w:t>
+                      </w:r>
+                      <w:r>
+                        <w:rPr>
+                          <w:rFonts w:ascii="Cambria" w:hAnsi="Cambria"/>
+                          <w:color w:val="444444"/>
+                          <w:sz w:val="12"/>
+                          <w:szCs w:val="12"/>
+                        </w:rPr>
+                        <w:t>the data and readout error rates</w:t>
+                      </w:r>
+                      <w:r>
+                        <w:rPr>
+                          <w:rFonts w:ascii="Cambria" w:hAnsi="Cambria"/>
+                          <w:color w:val="444444"/>
+                          <w:sz w:val="12"/>
+                          <w:szCs w:val="12"/>
+                        </w:rPr>
+                        <w:t xml:space="preserve"> fitted to paper</w:t>
+                      </w:r>
+                      <w:r>
+                        <w:rPr>
+                          <w:rFonts w:ascii="Cambria" w:hAnsi="Cambria"/>
+                          <w:color w:val="444444"/>
+                          <w:sz w:val="12"/>
+                          <w:szCs w:val="12"/>
+                        </w:rPr>
+                        <w:t xml:space="preserve">, measured once from detection events at </w:t>
                       </w:r>
                       <w:proofErr w:type="spellStart"/>
                       <w:r>
@@ -1640,10 +2014,10 @@
           <w:szCs w:val="18"/>
         </w:rPr>
         <w:drawing>
-          <wp:inline distT="0" distB="0" distL="0" distR="0" wp14:anchorId="3531336F" wp14:editId="0B8DE072">
-            <wp:extent cx="4132839" cy="1519238"/>
-            <wp:effectExtent l="0" t="0" r="1270" b="5080"/>
-            <wp:docPr id="1" name="pipelines" descr="Two five-step simulation pipelines" title="Simulation pipelines"/>
+          <wp:inline distT="0" distB="0" distL="0" distR="0" wp14:anchorId="2A488304" wp14:editId="017DA064">
+            <wp:extent cx="4380225" cy="650081"/>
+            <wp:effectExtent l="0" t="0" r="1905" b="0"/>
+            <wp:docPr id="2098851115" name="Picture 10"/>
             <wp:cNvGraphicFramePr>
               <a:graphicFrameLocks xmlns:a="http://schemas.openxmlformats.org/drawingml/2006/main" noChangeAspect="1"/>
             </wp:cNvGraphicFramePr>
@@ -1651,22 +2025,25 @@
               <a:graphicData uri="http://schemas.openxmlformats.org/drawingml/2006/picture">
                 <pic:pic xmlns:pic="http://schemas.openxmlformats.org/drawingml/2006/picture">
                   <pic:nvPicPr>
-                    <pic:cNvPr id="0" name=""/>
-                    <pic:cNvPicPr>
-                      <a:picLocks noChangeAspect="1" noChangeArrowheads="1"/>
-                    </pic:cNvPicPr>
+                    <pic:cNvPr id="2098851115" name="Picture 2098851115"/>
+                    <pic:cNvPicPr/>
                   </pic:nvPicPr>
                   <pic:blipFill>
-                    <a:blip r:embed="rId5"/>
-                    <a:srcRect/>
+                    <a:blip r:embed="rId5" cstate="print">
+                      <a:extLst>
+                        <a:ext uri="{28A0092B-C50C-407E-A947-70E740481C1C}">
+                          <a14:useLocalDpi xmlns:a14="http://schemas.microsoft.com/office/drawing/2010/main" val="0"/>
+                        </a:ext>
+                      </a:extLst>
+                    </a:blip>
                     <a:stretch>
                       <a:fillRect/>
                     </a:stretch>
                   </pic:blipFill>
-                  <pic:spPr bwMode="auto">
+                  <pic:spPr>
                     <a:xfrm>
                       <a:off x="0" y="0"/>
-                      <a:ext cx="4275374" cy="1571634"/>
+                      <a:ext cx="4471908" cy="663688"/>
                     </a:xfrm>
                     <a:prstGeom prst="rect">
                       <a:avLst/>
@@ -1681,6 +2058,66 @@
     </w:p>
     <w:p>
       <w:pPr>
+        <w:spacing w:before="60" w:after="60" w:line="240" w:lineRule="auto"/>
+        <w:ind w:right="180"/>
+        <w:rPr>
+          <w:rFonts w:ascii="Cambria" w:hAnsi="Cambria"/>
+          <w:sz w:val="18"/>
+          <w:szCs w:val="18"/>
+        </w:rPr>
+      </w:pPr>
+      <w:r>
+        <w:rPr>
+          <w:rFonts w:ascii="Cambria" w:hAnsi="Cambria"/>
+          <w:noProof/>
+          <w:sz w:val="18"/>
+          <w:szCs w:val="18"/>
+        </w:rPr>
+        <w:drawing>
+          <wp:inline distT="0" distB="0" distL="0" distR="0" wp14:anchorId="52F468D5" wp14:editId="37EFB19D">
+            <wp:extent cx="4379595" cy="704829"/>
+            <wp:effectExtent l="0" t="0" r="1905" b="0"/>
+            <wp:docPr id="939483154" name="Picture 11"/>
+            <wp:cNvGraphicFramePr>
+              <a:graphicFrameLocks xmlns:a="http://schemas.openxmlformats.org/drawingml/2006/main" noChangeAspect="1"/>
+            </wp:cNvGraphicFramePr>
+            <a:graphic xmlns:a="http://schemas.openxmlformats.org/drawingml/2006/main">
+              <a:graphicData uri="http://schemas.openxmlformats.org/drawingml/2006/picture">
+                <pic:pic xmlns:pic="http://schemas.openxmlformats.org/drawingml/2006/picture">
+                  <pic:nvPicPr>
+                    <pic:cNvPr id="939483154" name="Picture 939483154"/>
+                    <pic:cNvPicPr/>
+                  </pic:nvPicPr>
+                  <pic:blipFill>
+                    <a:blip r:embed="rId6" cstate="print">
+                      <a:extLst>
+                        <a:ext uri="{28A0092B-C50C-407E-A947-70E740481C1C}">
+                          <a14:useLocalDpi xmlns:a14="http://schemas.microsoft.com/office/drawing/2010/main" val="0"/>
+                        </a:ext>
+                      </a:extLst>
+                    </a:blip>
+                    <a:stretch>
+                      <a:fillRect/>
+                    </a:stretch>
+                  </pic:blipFill>
+                  <pic:spPr>
+                    <a:xfrm>
+                      <a:off x="0" y="0"/>
+                      <a:ext cx="4579770" cy="737044"/>
+                    </a:xfrm>
+                    <a:prstGeom prst="rect">
+                      <a:avLst/>
+                    </a:prstGeom>
+                  </pic:spPr>
+                </pic:pic>
+              </a:graphicData>
+            </a:graphic>
+          </wp:inline>
+        </w:drawing>
+      </w:r>
+    </w:p>
+    <w:p>
+      <w:pPr>
         <w:spacing w:after="100" w:line="240" w:lineRule="auto"/>
         <w:ind w:right="180"/>
         <w:rPr>
@@ -1695,7 +2132,39 @@
           <w:sz w:val="18"/>
           <w:szCs w:val="18"/>
         </w:rPr>
-        <w:t xml:space="preserve">After simulations, while approach 1. is implemented using Guppy-&gt; QIR bridge through </w:t>
+        <w:t xml:space="preserve">After simulations, while approach </w:t>
+      </w:r>
+      <w:r>
+        <w:rPr>
+          <w:rFonts w:ascii="Cambria" w:hAnsi="Cambria"/>
+          <w:sz w:val="18"/>
+          <w:szCs w:val="18"/>
+        </w:rPr>
+        <w:t>(A)</w:t>
+      </w:r>
+      <w:r>
+        <w:rPr>
+          <w:rFonts w:ascii="Cambria" w:hAnsi="Cambria"/>
+          <w:sz w:val="18"/>
+          <w:szCs w:val="18"/>
+        </w:rPr>
+        <w:t xml:space="preserve"> is implemented using Guppy-&gt; QIR bridge </w:t>
+      </w:r>
+      <w:r>
+        <w:rPr>
+          <w:rFonts w:ascii="Cambria" w:hAnsi="Cambria"/>
+          <w:sz w:val="18"/>
+          <w:szCs w:val="18"/>
+        </w:rPr>
+        <w:t>on</w:t>
+      </w:r>
+      <w:r>
+        <w:rPr>
+          <w:rFonts w:ascii="Cambria" w:hAnsi="Cambria"/>
+          <w:sz w:val="18"/>
+          <w:szCs w:val="18"/>
+        </w:rPr>
+        <w:t xml:space="preserve"> </w:t>
       </w:r>
       <w:proofErr w:type="spellStart"/>
       <w:r>
@@ -1713,7 +2182,39 @@
           <w:sz w:val="18"/>
           <w:szCs w:val="18"/>
         </w:rPr>
-        <w:t xml:space="preserve"> hosted H2 emulators, for 2. an additional consideration exists. We model </w:t>
+        <w:t xml:space="preserve"> hosted H2 emulators, for </w:t>
+      </w:r>
+      <w:r>
+        <w:rPr>
+          <w:rFonts w:ascii="Cambria" w:hAnsi="Cambria"/>
+          <w:sz w:val="18"/>
+          <w:szCs w:val="18"/>
+        </w:rPr>
+        <w:t xml:space="preserve">(B) </w:t>
+      </w:r>
+      <w:r>
+        <w:rPr>
+          <w:rFonts w:ascii="Cambria" w:hAnsi="Cambria"/>
+          <w:sz w:val="18"/>
+          <w:szCs w:val="18"/>
+        </w:rPr>
+        <w:t xml:space="preserve">additional consideration exists. </w:t>
+      </w:r>
+      <w:r>
+        <w:rPr>
+          <w:rFonts w:ascii="Cambria" w:hAnsi="Cambria"/>
+          <w:sz w:val="18"/>
+          <w:szCs w:val="18"/>
+        </w:rPr>
+        <w:t>In (B), w</w:t>
+      </w:r>
+      <w:r>
+        <w:rPr>
+          <w:rFonts w:ascii="Cambria" w:hAnsi="Cambria"/>
+          <w:sz w:val="18"/>
+          <w:szCs w:val="18"/>
+        </w:rPr>
+        <w:t xml:space="preserve">e model </w:t>
       </w:r>
       <w:proofErr w:type="spellStart"/>
       <w:r>
@@ -2097,400 +2598,19 @@
       <w:r>
         <w:rPr>
           <w:rFonts w:ascii="Cambria" w:hAnsi="Cambria"/>
-          <w:b w:val="0"/>
-          <w:bCs w:val="0"/>
-          <w:sz w:val="18"/>
-          <w:szCs w:val="18"/>
-        </w:rPr>
-        <w:t xml:space="preserve">Rather than directly implementing approach 2. on emulators, we design experiments to extract </w:t>
-      </w:r>
-      <w:r>
-        <w:rPr>
-          <w:rFonts w:ascii="Cambria" w:hAnsi="Cambria"/>
-          <w:sz w:val="18"/>
-          <w:szCs w:val="18"/>
-        </w:rPr>
-        <w:t>γ</w:t>
-      </w:r>
-      <w:r>
-        <w:rPr>
-          <w:rFonts w:ascii="Cambria" w:hAnsi="Cambria"/>
-          <w:sz w:val="18"/>
-          <w:szCs w:val="18"/>
-        </w:rPr>
-        <w:t xml:space="preserve"> and c </w:t>
-      </w:r>
-      <w:r>
-        <w:rPr>
-          <w:rFonts w:ascii="Cambria" w:hAnsi="Cambria"/>
-          <w:b w:val="0"/>
-          <w:bCs w:val="0"/>
-          <w:sz w:val="18"/>
-          <w:szCs w:val="18"/>
-        </w:rPr>
-        <w:t>using spectator qubits</w:t>
-      </w:r>
-      <w:r>
-        <w:rPr>
-          <w:rFonts w:ascii="Cambria" w:hAnsi="Cambria"/>
-          <w:sz w:val="18"/>
-          <w:szCs w:val="18"/>
-        </w:rPr>
-        <w:t>.</w:t>
-      </w:r>
-      <w:r>
-        <w:rPr>
-          <w:rFonts w:ascii="Cambria" w:hAnsi="Cambria"/>
-          <w:sz w:val="18"/>
-          <w:szCs w:val="18"/>
-        </w:rPr>
-        <w:br/>
-      </w:r>
-      <w:r>
-        <w:rPr>
-          <w:rFonts w:ascii="Cambria" w:hAnsi="Cambria"/>
-          <w:sz w:val="18"/>
-          <w:szCs w:val="18"/>
-        </w:rPr>
-        <w:t>Key results</w:t>
-      </w:r>
-    </w:p>
-    <w:p>
-      <w:pPr>
-        <w:spacing w:after="100" w:line="240" w:lineRule="auto"/>
-        <w:ind w:right="180"/>
-        <w:rPr>
-          <w:rFonts w:ascii="Cambria" w:hAnsi="Cambria"/>
-          <w:sz w:val="18"/>
-          <w:szCs w:val="18"/>
-        </w:rPr>
-      </w:pPr>
-      <w:r>
-        <w:rPr>
           <w:noProof/>
-        </w:rPr>
-        <mc:AlternateContent>
-          <mc:Choice Requires="wps">
-            <w:drawing>
-              <wp:anchor distT="0" distB="0" distL="114300" distR="114300" simplePos="0" relativeHeight="251666432" behindDoc="0" locked="0" layoutInCell="1" allowOverlap="1" wp14:anchorId="357425A0" wp14:editId="08496661">
-                <wp:simplePos x="0" y="0"/>
-                <wp:positionH relativeFrom="column">
-                  <wp:posOffset>2790825</wp:posOffset>
-                </wp:positionH>
-                <wp:positionV relativeFrom="paragraph">
-                  <wp:posOffset>1316355</wp:posOffset>
-                </wp:positionV>
-                <wp:extent cx="4295775" cy="635"/>
-                <wp:effectExtent l="0" t="0" r="0" b="12065"/>
-                <wp:wrapSquare wrapText="bothSides"/>
-                <wp:docPr id="1758125705" name="Text Box 1"/>
-                <wp:cNvGraphicFramePr/>
-                <a:graphic xmlns:a="http://schemas.openxmlformats.org/drawingml/2006/main">
-                  <a:graphicData uri="http://schemas.microsoft.com/office/word/2010/wordprocessingShape">
-                    <wps:wsp>
-                      <wps:cNvSpPr txBox="1"/>
-                      <wps:spPr>
-                        <a:xfrm>
-                          <a:off x="0" y="0"/>
-                          <a:ext cx="4295775" cy="635"/>
-                        </a:xfrm>
-                        <a:prstGeom prst="rect">
-                          <a:avLst/>
-                        </a:prstGeom>
-                        <a:solidFill>
-                          <a:prstClr val="white"/>
-                        </a:solidFill>
-                        <a:ln>
-                          <a:noFill/>
-                        </a:ln>
-                      </wps:spPr>
-                      <wps:txbx>
-                        <w:txbxContent>
-                          <w:p>
-                            <w:pPr>
-                              <w:pStyle w:val="Caption"/>
-                              <w:rPr>
-                                <w:rFonts w:ascii="Cambria" w:hAnsi="Cambria"/>
-                                <w:noProof/>
-                                <w:sz w:val="11"/>
-                                <w:szCs w:val="11"/>
-                                <w:shd w:val="clear" w:color="auto" w:fill="FFF2A8"/>
-                              </w:rPr>
-                            </w:pPr>
-                            <w:r>
-                              <w:rPr>
-                                <w:sz w:val="11"/>
-                                <w:szCs w:val="11"/>
-                              </w:rPr>
-                              <w:t xml:space="preserve">Figure </w:t>
-                            </w:r>
-                            <w:r>
-                              <w:rPr>
-                                <w:sz w:val="11"/>
-                                <w:szCs w:val="11"/>
-                              </w:rPr>
-                              <w:fldChar w:fldCharType="begin"/>
-                            </w:r>
-                            <w:r>
-                              <w:rPr>
-                                <w:sz w:val="11"/>
-                                <w:szCs w:val="11"/>
-                              </w:rPr>
-                              <w:instrText xml:space="preserve"> SEQ Figure \* ARABIC </w:instrText>
-                            </w:r>
-                            <w:r>
-                              <w:rPr>
-                                <w:sz w:val="11"/>
-                                <w:szCs w:val="11"/>
-                              </w:rPr>
-                              <w:fldChar w:fldCharType="separate"/>
-                            </w:r>
-                            <w:r>
-                              <w:rPr>
-                                <w:noProof/>
-                                <w:sz w:val="11"/>
-                                <w:szCs w:val="11"/>
-                              </w:rPr>
-                              <w:t>1</w:t>
-                            </w:r>
-                            <w:r>
-                              <w:rPr>
-                                <w:sz w:val="11"/>
-                                <w:szCs w:val="11"/>
-                              </w:rPr>
-                              <w:fldChar w:fldCharType="end"/>
-                            </w:r>
-                            <w:r>
-                              <w:rPr>
-                                <w:sz w:val="11"/>
-                                <w:szCs w:val="11"/>
-                              </w:rPr>
-                              <w:t xml:space="preserve">: Simulations for approach 2. assuming </w:t>
-                            </w:r>
-                            <w:proofErr w:type="spellStart"/>
-                            <w:r>
-                              <w:rPr>
-                                <w:sz w:val="11"/>
-                                <w:szCs w:val="11"/>
-                              </w:rPr>
-                              <w:t>Quantinuum</w:t>
-                            </w:r>
-                            <w:proofErr w:type="spellEnd"/>
-                            <w:r>
-                              <w:rPr>
-                                <w:sz w:val="11"/>
-                                <w:szCs w:val="11"/>
-                              </w:rPr>
-                              <w:t xml:space="preserve">-device like idling noise, and gate errors applied on data as well as </w:t>
-                            </w:r>
-                            <w:proofErr w:type="spellStart"/>
-                            <w:proofErr w:type="gramStart"/>
-                            <w:r>
-                              <w:rPr>
-                                <w:sz w:val="11"/>
-                                <w:szCs w:val="11"/>
-                              </w:rPr>
-                              <w:t>ancillae.</w:t>
-                            </w:r>
-                            <w:r>
-                              <w:rPr>
-                                <w:sz w:val="11"/>
-                                <w:szCs w:val="11"/>
-                              </w:rPr>
-                              <w:t>The</w:t>
-                            </w:r>
-                            <w:proofErr w:type="spellEnd"/>
-                            <w:proofErr w:type="gramEnd"/>
-                            <w:r>
-                              <w:rPr>
-                                <w:sz w:val="11"/>
-                                <w:szCs w:val="11"/>
-                              </w:rPr>
-                              <w:t xml:space="preserve"> left panel is for linear idling, the second for quadratic and third for a mixture of the two. </w:t>
-                            </w:r>
-                            <w:proofErr w:type="gramStart"/>
-                            <w:r>
-                              <w:rPr>
-                                <w:sz w:val="11"/>
-                                <w:szCs w:val="11"/>
-                              </w:rPr>
-                              <w:t>Non trivial</w:t>
-                            </w:r>
-                            <w:proofErr w:type="gramEnd"/>
-                            <w:r>
-                              <w:rPr>
-                                <w:sz w:val="11"/>
-                                <w:szCs w:val="11"/>
-                              </w:rPr>
-                              <w:t xml:space="preserve"> syndrome interval is observed in all the cases.</w:t>
-                            </w:r>
-                          </w:p>
-                        </w:txbxContent>
-                      </wps:txbx>
-                      <wps:bodyPr rot="0" spcFirstLastPara="0" vertOverflow="overflow" horzOverflow="overflow" vert="horz" wrap="square" lIns="0" tIns="0" rIns="0" bIns="0" numCol="1" spcCol="0" rtlCol="0" fromWordArt="0" anchor="t" anchorCtr="0" forceAA="0" compatLnSpc="1">
-                        <a:prstTxWarp prst="textNoShape">
-                          <a:avLst/>
-                        </a:prstTxWarp>
-                        <a:spAutoFit/>
-                      </wps:bodyPr>
-                    </wps:wsp>
-                  </a:graphicData>
-                </a:graphic>
-              </wp:anchor>
-            </w:drawing>
-          </mc:Choice>
-          <mc:Fallback>
-            <w:pict>
-              <v:shapetype w14:anchorId="357425A0" id="_x0000_t202" coordsize="21600,21600" o:spt="202" path="m,l,21600r21600,l21600,xe">
-                <v:stroke joinstyle="miter"/>
-                <v:path gradientshapeok="t" o:connecttype="rect"/>
-              </v:shapetype>
-              <v:shape id="_x0000_s1027" type="#_x0000_t202" style="position:absolute;margin-left:219.75pt;margin-top:103.65pt;width:338.25pt;height:.05pt;z-index:251666432;visibility:visible;mso-wrap-style:square;mso-wrap-distance-left:9pt;mso-wrap-distance-top:0;mso-wrap-distance-right:9pt;mso-wrap-distance-bottom:0;mso-position-horizontal:absolute;mso-position-horizontal-relative:text;mso-position-vertical:absolute;mso-position-vertical-relative:text;v-text-anchor:top" o:gfxdata="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" stroked="f">
-                <v:textbox style="mso-fit-shape-to-text:t" inset="0,0,0,0">
-                  <w:txbxContent>
-                    <w:p>
-                      <w:pPr>
-                        <w:pStyle w:val="Caption"/>
-                        <w:rPr>
-                          <w:rFonts w:ascii="Cambria" w:hAnsi="Cambria"/>
-                          <w:noProof/>
-                          <w:sz w:val="11"/>
-                          <w:szCs w:val="11"/>
-                          <w:shd w:val="clear" w:color="auto" w:fill="FFF2A8"/>
-                        </w:rPr>
-                      </w:pPr>
-                      <w:r>
-                        <w:rPr>
-                          <w:sz w:val="11"/>
-                          <w:szCs w:val="11"/>
-                        </w:rPr>
-                        <w:t xml:space="preserve">Figure </w:t>
-                      </w:r>
-                      <w:r>
-                        <w:rPr>
-                          <w:sz w:val="11"/>
-                          <w:szCs w:val="11"/>
-                        </w:rPr>
-                        <w:fldChar w:fldCharType="begin"/>
-                      </w:r>
-                      <w:r>
-                        <w:rPr>
-                          <w:sz w:val="11"/>
-                          <w:szCs w:val="11"/>
-                        </w:rPr>
-                        <w:instrText xml:space="preserve"> SEQ Figure \* ARABIC </w:instrText>
-                      </w:r>
-                      <w:r>
-                        <w:rPr>
-                          <w:sz w:val="11"/>
-                          <w:szCs w:val="11"/>
-                        </w:rPr>
-                        <w:fldChar w:fldCharType="separate"/>
-                      </w:r>
-                      <w:r>
-                        <w:rPr>
-                          <w:noProof/>
-                          <w:sz w:val="11"/>
-                          <w:szCs w:val="11"/>
-                        </w:rPr>
-                        <w:t>1</w:t>
-                      </w:r>
-                      <w:r>
-                        <w:rPr>
-                          <w:sz w:val="11"/>
-                          <w:szCs w:val="11"/>
-                        </w:rPr>
-                        <w:fldChar w:fldCharType="end"/>
-                      </w:r>
-                      <w:r>
-                        <w:rPr>
-                          <w:sz w:val="11"/>
-                          <w:szCs w:val="11"/>
-                        </w:rPr>
-                        <w:t xml:space="preserve">: Simulations for approach 2. assuming </w:t>
-                      </w:r>
-                      <w:proofErr w:type="spellStart"/>
-                      <w:r>
-                        <w:rPr>
-                          <w:sz w:val="11"/>
-                          <w:szCs w:val="11"/>
-                        </w:rPr>
-                        <w:t>Quantinuum</w:t>
-                      </w:r>
-                      <w:proofErr w:type="spellEnd"/>
-                      <w:r>
-                        <w:rPr>
-                          <w:sz w:val="11"/>
-                          <w:szCs w:val="11"/>
-                        </w:rPr>
-                        <w:t xml:space="preserve">-device like idling noise, and gate errors applied on data as well as </w:t>
-                      </w:r>
-                      <w:proofErr w:type="spellStart"/>
-                      <w:proofErr w:type="gramStart"/>
-                      <w:r>
-                        <w:rPr>
-                          <w:sz w:val="11"/>
-                          <w:szCs w:val="11"/>
-                        </w:rPr>
-                        <w:t>ancillae.</w:t>
-                      </w:r>
-                      <w:r>
-                        <w:rPr>
-                          <w:sz w:val="11"/>
-                          <w:szCs w:val="11"/>
-                        </w:rPr>
-                        <w:t>The</w:t>
-                      </w:r>
-                      <w:proofErr w:type="spellEnd"/>
-                      <w:proofErr w:type="gramEnd"/>
-                      <w:r>
-                        <w:rPr>
-                          <w:sz w:val="11"/>
-                          <w:szCs w:val="11"/>
-                        </w:rPr>
-                        <w:t xml:space="preserve"> left panel is for linear idling, the second for quadratic and third for a mixture of the two. </w:t>
-                      </w:r>
-                      <w:proofErr w:type="gramStart"/>
-                      <w:r>
-                        <w:rPr>
-                          <w:sz w:val="11"/>
-                          <w:szCs w:val="11"/>
-                        </w:rPr>
-                        <w:t>Non trivial</w:t>
-                      </w:r>
-                      <w:proofErr w:type="gramEnd"/>
-                      <w:r>
-                        <w:rPr>
-                          <w:sz w:val="11"/>
-                          <w:szCs w:val="11"/>
-                        </w:rPr>
-                        <w:t xml:space="preserve"> syndrome interval is observed in all the cases.</w:t>
-                      </w:r>
-                    </w:p>
-                  </w:txbxContent>
-                </v:textbox>
-                <w10:wrap type="square"/>
-              </v:shape>
-            </w:pict>
-          </mc:Fallback>
-        </mc:AlternateContent>
-      </w:r>
-      <w:r>
-        <w:rPr>
-          <w:rFonts w:ascii="Cambria" w:hAnsi="Cambria"/>
-          <w:noProof/>
           <w:sz w:val="18"/>
           <w:szCs w:val="18"/>
           <w:shd w:val="clear" w:color="auto" w:fill="FFF2A8"/>
         </w:rPr>
         <w:drawing>
-          <wp:anchor distT="0" distB="0" distL="114300" distR="114300" simplePos="0" relativeHeight="251660288" behindDoc="0" locked="0" layoutInCell="1" allowOverlap="1" wp14:anchorId="1699B3D6" wp14:editId="0CCBC2F5">
+          <wp:anchor distT="0" distB="0" distL="114300" distR="114300" simplePos="0" relativeHeight="251660288" behindDoc="0" locked="0" layoutInCell="1" allowOverlap="1" wp14:anchorId="1699B3D6" wp14:editId="5C50B8C2">
             <wp:simplePos x="0" y="0"/>
             <wp:positionH relativeFrom="column">
-              <wp:posOffset>2790825</wp:posOffset>
+              <wp:posOffset>2793841</wp:posOffset>
             </wp:positionH>
             <wp:positionV relativeFrom="paragraph">
-              <wp:posOffset>33655</wp:posOffset>
+              <wp:posOffset>267970</wp:posOffset>
             </wp:positionV>
             <wp:extent cx="4295775" cy="1225550"/>
             <wp:effectExtent l="0" t="0" r="0" b="6350"/>
@@ -2509,7 +2629,7 @@
                     </pic:cNvPicPr>
                   </pic:nvPicPr>
                   <pic:blipFill rotWithShape="1">
-                    <a:blip r:embed="rId6" cstate="print">
+                    <a:blip r:embed="rId7" cstate="print">
                       <a:extLst>
                         <a:ext uri="{28A0092B-C50C-407E-A947-70E740481C1C}">
                           <a14:useLocalDpi xmlns:a14="http://schemas.microsoft.com/office/drawing/2010/main" val="0"/>
@@ -2553,6 +2673,77 @@
       <w:r>
         <w:rPr>
           <w:rFonts w:ascii="Cambria" w:hAnsi="Cambria"/>
+          <w:b w:val="0"/>
+          <w:bCs w:val="0"/>
+          <w:sz w:val="18"/>
+          <w:szCs w:val="18"/>
+        </w:rPr>
+        <w:t xml:space="preserve">Rather than directly implementing approach 2. on emulators, we design experiments to extract </w:t>
+      </w:r>
+      <w:r>
+        <w:rPr>
+          <w:rFonts w:ascii="Cambria" w:hAnsi="Cambria"/>
+          <w:sz w:val="18"/>
+          <w:szCs w:val="18"/>
+        </w:rPr>
+        <w:t>γ</w:t>
+      </w:r>
+      <w:r>
+        <w:rPr>
+          <w:rFonts w:ascii="Cambria" w:hAnsi="Cambria"/>
+          <w:sz w:val="18"/>
+          <w:szCs w:val="18"/>
+        </w:rPr>
+        <w:t xml:space="preserve"> and c </w:t>
+      </w:r>
+      <w:r>
+        <w:rPr>
+          <w:rFonts w:ascii="Cambria" w:hAnsi="Cambria"/>
+          <w:b w:val="0"/>
+          <w:bCs w:val="0"/>
+          <w:sz w:val="18"/>
+          <w:szCs w:val="18"/>
+        </w:rPr>
+        <w:t>using spectator qubits</w:t>
+      </w:r>
+      <w:r>
+        <w:rPr>
+          <w:rFonts w:ascii="Cambria" w:hAnsi="Cambria"/>
+          <w:sz w:val="18"/>
+          <w:szCs w:val="18"/>
+        </w:rPr>
+        <w:t>.</w:t>
+      </w:r>
+      <w:r>
+        <w:rPr>
+          <w:rFonts w:ascii="Cambria" w:hAnsi="Cambria"/>
+          <w:sz w:val="18"/>
+          <w:szCs w:val="18"/>
+        </w:rPr>
+        <w:br/>
+      </w:r>
+      <w:r>
+        <w:rPr>
+          <w:rFonts w:ascii="Cambria" w:hAnsi="Cambria"/>
+          <w:sz w:val="18"/>
+          <w:szCs w:val="18"/>
+        </w:rPr>
+        <w:t>Key results</w:t>
+      </w:r>
+    </w:p>
+    <w:p>
+      <w:pPr>
+        <w:spacing w:after="100" w:line="240" w:lineRule="auto"/>
+        <w:ind w:right="180"/>
+        <w:rPr>
+          <w:rFonts w:ascii="Cambria" w:hAnsi="Cambria"/>
+          <w:sz w:val="18"/>
+          <w:szCs w:val="18"/>
+        </w:rPr>
+      </w:pPr>
+      <w:r>
+        <w:rPr>
+          <w:rFonts w:ascii="Cambria" w:hAnsi="Cambria"/>
           <w:b/>
           <w:bCs/>
           <w:sz w:val="18"/>
@@ -2566,25 +2757,81 @@
           <w:sz w:val="18"/>
           <w:szCs w:val="18"/>
         </w:rPr>
-        <w:t xml:space="preserve">In Fig. 1 (native gates; idle models linear 0.3, quadratic 0.01 and mixed), the full-circuit logical error per unit time falls and then rises </w:t>
-      </w:r>
-      <w:proofErr w:type="gramStart"/>
-      <w:r>
-        <w:rPr>
-          <w:rFonts w:ascii="Cambria" w:hAnsi="Cambria"/>
-          <w:sz w:val="18"/>
-          <w:szCs w:val="18"/>
-        </w:rPr>
-        <w:t>with  at</w:t>
-      </w:r>
-      <w:proofErr w:type="gramEnd"/>
-      <w:r>
-        <w:rPr>
-          <w:rFonts w:ascii="Cambria" w:hAnsi="Cambria"/>
-          <w:sz w:val="18"/>
-          <w:szCs w:val="18"/>
-        </w:rPr>
-        <w:t xml:space="preserve"> </w:t>
+        <w:t>In Fig. 1 (native gates; idle models linear</w:t>
+      </w:r>
+      <w:r>
+        <w:rPr>
+          <w:rFonts w:ascii="Cambria" w:hAnsi="Cambria"/>
+          <w:sz w:val="18"/>
+          <w:szCs w:val="18"/>
+        </w:rPr>
+        <w:t xml:space="preserve">, </w:t>
+      </w:r>
+      <m:oMath>
+        <m:r>
+          <w:rPr>
+            <w:rFonts w:ascii="Cambria Math" w:hAnsi="Cambria Math"/>
+            <w:sz w:val="18"/>
+            <w:szCs w:val="18"/>
+          </w:rPr>
+          <m:t>γ</m:t>
+        </m:r>
+        <m:r>
+          <w:rPr>
+            <w:rFonts w:ascii="Cambria Math" w:hAnsi="Cambria Math"/>
+            <w:sz w:val="18"/>
+            <w:szCs w:val="18"/>
+          </w:rPr>
+          <m:t>=</m:t>
+        </m:r>
+      </m:oMath>
+      <w:r>
+        <w:rPr>
+          <w:rFonts w:ascii="Cambria" w:hAnsi="Cambria"/>
+          <w:sz w:val="18"/>
+          <w:szCs w:val="18"/>
+        </w:rPr>
+        <w:t xml:space="preserve"> 0.3, quadratic</w:t>
+      </w:r>
+      <w:r>
+        <w:rPr>
+          <w:rFonts w:ascii="Cambria" w:hAnsi="Cambria"/>
+          <w:sz w:val="18"/>
+          <w:szCs w:val="18"/>
+        </w:rPr>
+        <w:t>, c =</w:t>
+      </w:r>
+      <w:r>
+        <w:rPr>
+          <w:rFonts w:ascii="Cambria" w:hAnsi="Cambria"/>
+          <w:sz w:val="18"/>
+          <w:szCs w:val="18"/>
+        </w:rPr>
+        <w:t xml:space="preserve"> 0.01 and mixed), </w:t>
+      </w:r>
+      <w:r>
+        <w:rPr>
+          <w:rFonts w:ascii="Cambria" w:hAnsi="Cambria"/>
+          <w:sz w:val="18"/>
+          <w:szCs w:val="18"/>
+        </w:rPr>
+        <w:t>the</w:t>
+      </w:r>
+      <w:r>
+        <w:rPr>
+          <w:rFonts w:ascii="Cambria" w:hAnsi="Cambria"/>
+          <w:sz w:val="18"/>
+          <w:szCs w:val="18"/>
+        </w:rPr>
+        <w:t xml:space="preserve"> logical error per unit time falls and then rises </w:t>
+      </w:r>
+      <w:r>
+        <w:rPr>
+          <w:rFonts w:ascii="Cambria" w:hAnsi="Cambria"/>
+          <w:sz w:val="18"/>
+          <w:szCs w:val="18"/>
+        </w:rPr>
+        <w:t xml:space="preserve">for all </w:t>
       </w:r>
       <m:oMath>
         <m:r>
@@ -2610,7 +2857,39 @@
           <w:sz w:val="18"/>
           <w:szCs w:val="18"/>
         </w:rPr>
-        <w:t>This corresponds to approach 2. tested on Selene.</w:t>
+        <w:t xml:space="preserve">This corresponds to approach </w:t>
+      </w:r>
+      <w:r>
+        <w:rPr>
+          <w:rFonts w:ascii="Cambria" w:hAnsi="Cambria"/>
+          <w:sz w:val="18"/>
+          <w:szCs w:val="18"/>
+        </w:rPr>
+        <w:t>(B)</w:t>
+      </w:r>
+      <w:r>
+        <w:rPr>
+          <w:rFonts w:ascii="Cambria" w:hAnsi="Cambria"/>
+          <w:sz w:val="18"/>
+          <w:szCs w:val="18"/>
+        </w:rPr>
+        <w:t>. tested on Selene</w:t>
+      </w:r>
+      <w:r>
+        <w:rPr>
+          <w:rFonts w:ascii="Cambria" w:hAnsi="Cambria"/>
+          <w:sz w:val="18"/>
+          <w:szCs w:val="18"/>
+        </w:rPr>
+        <w:t xml:space="preserve"> with native gates and circuit noise</w:t>
+      </w:r>
+      <w:r>
+        <w:rPr>
+          <w:rFonts w:ascii="Cambria" w:hAnsi="Cambria"/>
+          <w:sz w:val="18"/>
+          <w:szCs w:val="18"/>
+        </w:rPr>
+        <w:t>.</w:t>
       </w:r>
     </w:p>
     <w:p>
@@ -2626,277 +2905,19 @@
       </w:pPr>
       <w:r>
         <w:rPr>
+          <w:rFonts w:ascii="Cambria" w:hAnsi="Cambria"/>
           <w:noProof/>
-        </w:rPr>
-        <mc:AlternateContent>
-          <mc:Choice Requires="wps">
-            <w:drawing>
-              <wp:anchor distT="0" distB="0" distL="114300" distR="114300" simplePos="0" relativeHeight="251668480" behindDoc="0" locked="0" layoutInCell="1" allowOverlap="1" wp14:anchorId="2DBB24D2" wp14:editId="203994CA">
-                <wp:simplePos x="0" y="0"/>
-                <wp:positionH relativeFrom="column">
-                  <wp:posOffset>2792095</wp:posOffset>
-                </wp:positionH>
-                <wp:positionV relativeFrom="paragraph">
-                  <wp:posOffset>2254250</wp:posOffset>
-                </wp:positionV>
-                <wp:extent cx="4243705" cy="635"/>
-                <wp:effectExtent l="0" t="0" r="0" b="12065"/>
-                <wp:wrapSquare wrapText="bothSides"/>
-                <wp:docPr id="2015125332" name="Text Box 1"/>
-                <wp:cNvGraphicFramePr/>
-                <a:graphic xmlns:a="http://schemas.openxmlformats.org/drawingml/2006/main">
-                  <a:graphicData uri="http://schemas.microsoft.com/office/word/2010/wordprocessingShape">
-                    <wps:wsp>
-                      <wps:cNvSpPr txBox="1"/>
-                      <wps:spPr>
-                        <a:xfrm>
-                          <a:off x="0" y="0"/>
-                          <a:ext cx="4243705" cy="635"/>
-                        </a:xfrm>
-                        <a:prstGeom prst="rect">
-                          <a:avLst/>
-                        </a:prstGeom>
-                        <a:solidFill>
-                          <a:prstClr val="white"/>
-                        </a:solidFill>
-                        <a:ln>
-                          <a:noFill/>
-                        </a:ln>
-                      </wps:spPr>
-                      <wps:txbx>
-                        <w:txbxContent>
-                          <w:p>
-                            <w:pPr>
-                              <w:pStyle w:val="Caption"/>
-                              <w:rPr>
-                                <w:rFonts w:ascii="Cambria" w:hAnsi="Cambria"/>
-                                <w:noProof/>
-                                <w:sz w:val="11"/>
-                                <w:szCs w:val="11"/>
-                              </w:rPr>
-                            </w:pPr>
-                            <w:r>
-                              <w:rPr>
-                                <w:sz w:val="11"/>
-                                <w:szCs w:val="11"/>
-                              </w:rPr>
-                              <w:t xml:space="preserve">Figure </w:t>
-                            </w:r>
-                            <w:r>
-                              <w:rPr>
-                                <w:sz w:val="11"/>
-                                <w:szCs w:val="11"/>
-                              </w:rPr>
-                              <w:fldChar w:fldCharType="begin"/>
-                            </w:r>
-                            <w:r>
-                              <w:rPr>
-                                <w:sz w:val="11"/>
-                                <w:szCs w:val="11"/>
-                              </w:rPr>
-                              <w:instrText xml:space="preserve"> SEQ Figure \* ARABIC </w:instrText>
-                            </w:r>
-                            <w:r>
-                              <w:rPr>
-                                <w:sz w:val="11"/>
-                                <w:szCs w:val="11"/>
-                              </w:rPr>
-                              <w:fldChar w:fldCharType="separate"/>
-                            </w:r>
-                            <w:r>
-                              <w:rPr>
-                                <w:noProof/>
-                                <w:sz w:val="11"/>
-                                <w:szCs w:val="11"/>
-                              </w:rPr>
-                              <w:t>2</w:t>
-                            </w:r>
-                            <w:r>
-                              <w:rPr>
-                                <w:sz w:val="11"/>
-                                <w:szCs w:val="11"/>
-                              </w:rPr>
-                              <w:fldChar w:fldCharType="end"/>
-                            </w:r>
-                            <w:r>
-                              <w:rPr>
-                                <w:sz w:val="11"/>
-                                <w:szCs w:val="11"/>
-                              </w:rPr>
-                              <w:t xml:space="preserve">: Heatmap for optimal </w:t>
-                            </w:r>
-                            <m:oMath>
-                              <m:r>
-                                <w:rPr>
-                                  <w:rFonts w:ascii="Cambria Math" w:hAnsi="Cambria Math"/>
-                                  <w:color w:val="000000" w:themeColor="text1"/>
-                                  <w:sz w:val="11"/>
-                                  <w:szCs w:val="11"/>
-                                </w:rPr>
-                                <m:t>Δ</m:t>
-                              </m:r>
-                            </m:oMath>
-                            <w:r>
-                              <w:rPr>
-                                <w:sz w:val="11"/>
-                                <w:szCs w:val="11"/>
-                              </w:rPr>
-                              <w:t xml:space="preserve">t* as a function of idling parameters at different distances across the panels. Darker region represents the possibility of optimizing the interval with boundary of feasible region marked by white contour. Black line = </w:t>
-                            </w:r>
-                            <w:proofErr w:type="spellStart"/>
-                            <w:r>
-                              <w:rPr>
-                                <w:sz w:val="11"/>
-                                <w:szCs w:val="11"/>
-                              </w:rPr>
-                              <w:t>Quantinuum</w:t>
-                            </w:r>
-                            <w:proofErr w:type="spellEnd"/>
-                            <w:r>
-                              <w:rPr>
-                                <w:sz w:val="11"/>
-                                <w:szCs w:val="11"/>
-                              </w:rPr>
-                              <w:t xml:space="preserve"> hardware.</w:t>
-                            </w:r>
-                          </w:p>
-                        </w:txbxContent>
-                      </wps:txbx>
-                      <wps:bodyPr rot="0" spcFirstLastPara="0" vertOverflow="overflow" horzOverflow="overflow" vert="horz" wrap="square" lIns="0" tIns="0" rIns="0" bIns="0" numCol="1" spcCol="0" rtlCol="0" fromWordArt="0" anchor="t" anchorCtr="0" forceAA="0" compatLnSpc="1">
-                        <a:prstTxWarp prst="textNoShape">
-                          <a:avLst/>
-                        </a:prstTxWarp>
-                        <a:spAutoFit/>
-                      </wps:bodyPr>
-                    </wps:wsp>
-                  </a:graphicData>
-                </a:graphic>
-              </wp:anchor>
-            </w:drawing>
-          </mc:Choice>
-          <mc:Fallback>
-            <w:pict>
-              <v:shape w14:anchorId="2DBB24D2" id="_x0000_s1028" type="#_x0000_t202" style="position:absolute;margin-left:219.85pt;margin-top:177.5pt;width:334.15pt;height:.05pt;z-index:251668480;visibility:visible;mso-wrap-style:square;mso-wrap-distance-left:9pt;mso-wrap-distance-top:0;mso-wrap-distance-right:9pt;mso-wrap-distance-bottom:0;mso-position-horizontal:absolute;mso-position-horizontal-relative:text;mso-position-vertical:absolute;mso-position-vertical-relative:text;v-text-anchor:top" o:gfxdata="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" stroked="f">
-                <v:textbox style="mso-fit-shape-to-text:t" inset="0,0,0,0">
-                  <w:txbxContent>
-                    <w:p>
-                      <w:pPr>
-                        <w:pStyle w:val="Caption"/>
-                        <w:rPr>
-                          <w:rFonts w:ascii="Cambria" w:hAnsi="Cambria"/>
-                          <w:noProof/>
-                          <w:sz w:val="11"/>
-                          <w:szCs w:val="11"/>
-                        </w:rPr>
-                      </w:pPr>
-                      <w:r>
-                        <w:rPr>
-                          <w:sz w:val="11"/>
-                          <w:szCs w:val="11"/>
-                        </w:rPr>
-                        <w:t xml:space="preserve">Figure </w:t>
-                      </w:r>
-                      <w:r>
-                        <w:rPr>
-                          <w:sz w:val="11"/>
-                          <w:szCs w:val="11"/>
-                        </w:rPr>
-                        <w:fldChar w:fldCharType="begin"/>
-                      </w:r>
-                      <w:r>
-                        <w:rPr>
-                          <w:sz w:val="11"/>
-                          <w:szCs w:val="11"/>
-                        </w:rPr>
-                        <w:instrText xml:space="preserve"> SEQ Figure \* ARABIC </w:instrText>
-                      </w:r>
-                      <w:r>
-                        <w:rPr>
-                          <w:sz w:val="11"/>
-                          <w:szCs w:val="11"/>
-                        </w:rPr>
-                        <w:fldChar w:fldCharType="separate"/>
-                      </w:r>
-                      <w:r>
-                        <w:rPr>
-                          <w:noProof/>
-                          <w:sz w:val="11"/>
-                          <w:szCs w:val="11"/>
-                        </w:rPr>
-                        <w:t>2</w:t>
-                      </w:r>
-                      <w:r>
-                        <w:rPr>
-                          <w:sz w:val="11"/>
-                          <w:szCs w:val="11"/>
-                        </w:rPr>
-                        <w:fldChar w:fldCharType="end"/>
-                      </w:r>
-                      <w:r>
-                        <w:rPr>
-                          <w:sz w:val="11"/>
-                          <w:szCs w:val="11"/>
-                        </w:rPr>
-                        <w:t xml:space="preserve">: Heatmap for optimal </w:t>
-                      </w:r>
-                      <m:oMath>
-                        <m:r>
-                          <w:rPr>
-                            <w:rFonts w:ascii="Cambria Math" w:hAnsi="Cambria Math"/>
-                            <w:color w:val="000000" w:themeColor="text1"/>
-                            <w:sz w:val="11"/>
-                            <w:szCs w:val="11"/>
-                          </w:rPr>
-                          <m:t>Δ</m:t>
-                        </m:r>
-                      </m:oMath>
-                      <w:r>
-                        <w:rPr>
-                          <w:sz w:val="11"/>
-                          <w:szCs w:val="11"/>
-                        </w:rPr>
-                        <w:t xml:space="preserve">t* as a function of idling parameters at different distances across the panels. Darker region represents the possibility of optimizing the interval with boundary of feasible region marked by white contour. Black line = </w:t>
-                      </w:r>
-                      <w:proofErr w:type="spellStart"/>
-                      <w:r>
-                        <w:rPr>
-                          <w:sz w:val="11"/>
-                          <w:szCs w:val="11"/>
-                        </w:rPr>
-                        <w:t>Quantinuum</w:t>
-                      </w:r>
-                      <w:proofErr w:type="spellEnd"/>
-                      <w:r>
-                        <w:rPr>
-                          <w:sz w:val="11"/>
-                          <w:szCs w:val="11"/>
-                        </w:rPr>
-                        <w:t xml:space="preserve"> hardware.</w:t>
-                      </w:r>
-                    </w:p>
-                  </w:txbxContent>
-                </v:textbox>
-                <w10:wrap type="square"/>
-              </v:shape>
-            </w:pict>
-          </mc:Fallback>
-        </mc:AlternateContent>
-      </w:r>
-      <w:r>
-        <w:rPr>
-          <w:rFonts w:ascii="Cambria" w:hAnsi="Cambria"/>
-          <w:noProof/>
           <w:sz w:val="18"/>
           <w:szCs w:val="18"/>
         </w:rPr>
         <w:drawing>
-          <wp:anchor distT="0" distB="0" distL="114300" distR="114300" simplePos="0" relativeHeight="251661312" behindDoc="0" locked="0" layoutInCell="1" allowOverlap="1" wp14:anchorId="2FFFDCED" wp14:editId="20368526">
+          <wp:anchor distT="0" distB="0" distL="114300" distR="114300" simplePos="0" relativeHeight="251661312" behindDoc="0" locked="0" layoutInCell="1" allowOverlap="1" wp14:anchorId="2FFFDCED" wp14:editId="58608CD7">
             <wp:simplePos x="0" y="0"/>
             <wp:positionH relativeFrom="column">
-              <wp:posOffset>2792095</wp:posOffset>
+              <wp:posOffset>2812415</wp:posOffset>
             </wp:positionH>
             <wp:positionV relativeFrom="paragraph">
-              <wp:posOffset>814070</wp:posOffset>
+              <wp:posOffset>471849</wp:posOffset>
             </wp:positionV>
             <wp:extent cx="4243705" cy="1383030"/>
             <wp:effectExtent l="0" t="0" r="0" b="1270"/>
@@ -2915,7 +2936,7 @@
                     </pic:cNvPicPr>
                   </pic:nvPicPr>
                   <pic:blipFill rotWithShape="1">
-                    <a:blip r:embed="rId7" cstate="print">
+                    <a:blip r:embed="rId8" cstate="print">
                       <a:extLst>
                         <a:ext uri="{28A0092B-C50C-407E-A947-70E740481C1C}">
                           <a14:useLocalDpi xmlns:a14="http://schemas.microsoft.com/office/drawing/2010/main" val="0"/>
@@ -2958,26 +2979,23 @@
       </w:r>
       <w:r>
         <w:rPr>
-          <w:rFonts w:ascii="Cambria" w:hAnsi="Cambria"/>
           <w:noProof/>
-          <w:sz w:val="18"/>
-          <w:szCs w:val="18"/>
         </w:rPr>
         <mc:AlternateContent>
           <mc:Choice Requires="wps">
             <w:drawing>
-              <wp:anchor distT="0" distB="0" distL="114300" distR="114300" simplePos="0" relativeHeight="251664384" behindDoc="0" locked="0" layoutInCell="1" allowOverlap="1" wp14:anchorId="0E07412D" wp14:editId="50390D8E">
+              <wp:anchor distT="0" distB="0" distL="114300" distR="114300" simplePos="0" relativeHeight="251666432" behindDoc="0" locked="0" layoutInCell="1" allowOverlap="1" wp14:anchorId="357425A0" wp14:editId="269129F4">
                 <wp:simplePos x="0" y="0"/>
                 <wp:positionH relativeFrom="column">
-                  <wp:posOffset>2744788</wp:posOffset>
+                  <wp:posOffset>2907665</wp:posOffset>
                 </wp:positionH>
                 <wp:positionV relativeFrom="paragraph">
-                  <wp:posOffset>656590</wp:posOffset>
+                  <wp:posOffset>125730</wp:posOffset>
                 </wp:positionV>
-                <wp:extent cx="601668" cy="210754"/>
+                <wp:extent cx="4180205" cy="334010"/>
                 <wp:effectExtent l="0" t="0" r="0" b="0"/>
-                <wp:wrapNone/>
-                <wp:docPr id="1216312035" name="Text Box 2"/>
+                <wp:wrapSquare wrapText="bothSides"/>
+                <wp:docPr id="1758125705" name="Text Box 1"/>
                 <wp:cNvGraphicFramePr/>
                 <a:graphic xmlns:a="http://schemas.openxmlformats.org/drawingml/2006/main">
                   <a:graphicData uri="http://schemas.microsoft.com/office/word/2010/wordprocessingShape">
@@ -2986,13 +3004,15 @@
                       <wps:spPr>
                         <a:xfrm>
                           <a:off x="0" y="0"/>
-                          <a:ext cx="601668" cy="210754"/>
+                          <a:ext cx="4180205" cy="334010"/>
                         </a:xfrm>
                         <a:prstGeom prst="rect">
                           <a:avLst/>
                         </a:prstGeom>
-                        <a:noFill/>
-                        <a:ln w="6350">
+                        <a:solidFill>
+                          <a:prstClr val="white"/>
+                        </a:solidFill>
+                        <a:ln>
                           <a:noFill/>
                         </a:ln>
                       </wps:spPr>
@@ -3000,32 +3020,133 @@
                         <w:txbxContent>
                           <w:p>
                             <w:pPr>
+                              <w:pStyle w:val="Caption"/>
                               <w:rPr>
                                 <w:rFonts w:ascii="Cambria" w:hAnsi="Cambria"/>
-                                <w:sz w:val="10"/>
-                                <w:szCs w:val="10"/>
+                                <w:noProof/>
+                                <w:sz w:val="13"/>
+                                <w:szCs w:val="13"/>
+                                <w:shd w:val="clear" w:color="auto" w:fill="FFF2A8"/>
                               </w:rPr>
                             </w:pPr>
                             <w:r>
                               <w:rPr>
-                                <w:rFonts w:ascii="Cambria" w:hAnsi="Cambria"/>
-                                <w:sz w:val="10"/>
-                                <w:szCs w:val="10"/>
-                              </w:rPr>
-                              <w:t xml:space="preserve">Fig </w:t>
-                            </w:r>
-                            <w:r>
-                              <w:rPr>
-                                <w:rFonts w:ascii="Cambria" w:hAnsi="Cambria"/>
-                                <w:sz w:val="10"/>
-                                <w:szCs w:val="10"/>
-                              </w:rPr>
-                              <w:t>2</w:t>
+                                <w:sz w:val="13"/>
+                                <w:szCs w:val="13"/>
+                              </w:rPr>
+                              <w:t xml:space="preserve">Figure </w:t>
+                            </w:r>
+                            <w:r>
+                              <w:rPr>
+                                <w:sz w:val="13"/>
+                                <w:szCs w:val="13"/>
+                              </w:rPr>
+                              <w:fldChar w:fldCharType="begin"/>
+                            </w:r>
+                            <w:r>
+                              <w:rPr>
+                                <w:sz w:val="13"/>
+                                <w:szCs w:val="13"/>
+                              </w:rPr>
+                              <w:instrText xml:space="preserve"> SEQ Figure \* ARABIC </w:instrText>
+                            </w:r>
+                            <w:r>
+                              <w:rPr>
+                                <w:sz w:val="13"/>
+                                <w:szCs w:val="13"/>
+                              </w:rPr>
+                              <w:fldChar w:fldCharType="separate"/>
+                            </w:r>
+                            <w:r>
+                              <w:rPr>
+                                <w:noProof/>
+                                <w:sz w:val="13"/>
+                                <w:szCs w:val="13"/>
+                              </w:rPr>
+                              <w:t>1</w:t>
+                            </w:r>
+                            <w:r>
+                              <w:rPr>
+                                <w:sz w:val="13"/>
+                                <w:szCs w:val="13"/>
+                              </w:rPr>
+                              <w:fldChar w:fldCharType="end"/>
+                            </w:r>
+                            <w:r>
+                              <w:rPr>
+                                <w:sz w:val="13"/>
+                                <w:szCs w:val="13"/>
+                              </w:rPr>
+                              <w:t xml:space="preserve">: Simulations for approach 2. assuming </w:t>
+                            </w:r>
+                            <w:proofErr w:type="spellStart"/>
+                            <w:r>
+                              <w:rPr>
+                                <w:sz w:val="13"/>
+                                <w:szCs w:val="13"/>
+                              </w:rPr>
+                              <w:t>Quantinuum</w:t>
+                            </w:r>
+                            <w:proofErr w:type="spellEnd"/>
+                            <w:r>
+                              <w:rPr>
+                                <w:sz w:val="13"/>
+                                <w:szCs w:val="13"/>
+                              </w:rPr>
+                              <w:t xml:space="preserve">-device like idling noise, and gate errors applied on data as well as </w:t>
+                            </w:r>
+                            <w:proofErr w:type="spellStart"/>
+                            <w:proofErr w:type="gramStart"/>
+                            <w:r>
+                              <w:rPr>
+                                <w:sz w:val="13"/>
+                                <w:szCs w:val="13"/>
+                              </w:rPr>
+                              <w:t>ancillae.The</w:t>
+                            </w:r>
+                            <w:proofErr w:type="spellEnd"/>
+                            <w:proofErr w:type="gramEnd"/>
+                            <w:r>
+                              <w:rPr>
+                                <w:sz w:val="13"/>
+                                <w:szCs w:val="13"/>
+                              </w:rPr>
+                              <w:t xml:space="preserve"> left panel is for linear idling, the second for quadratic and third for a mixture of the two. Non </w:t>
+                            </w:r>
+                            <w:proofErr w:type="gramStart"/>
+                            <w:r>
+                              <w:rPr>
+                                <w:sz w:val="13"/>
+                                <w:szCs w:val="13"/>
+                              </w:rPr>
+                              <w:t xml:space="preserve">trivial </w:t>
+                            </w:r>
+                            <w:r>
+                              <w:rPr>
+                                <w:sz w:val="13"/>
+                                <w:szCs w:val="13"/>
+                              </w:rPr>
+                              <w:t>,</w:t>
+                            </w:r>
+                            <w:proofErr w:type="gramEnd"/>
+                            <w:r>
+                              <w:rPr>
+                                <w:sz w:val="13"/>
+                                <w:szCs w:val="13"/>
+                              </w:rPr>
+                              <w:t xml:space="preserve"> optimal </w:t>
+                            </w:r>
+                            <w:r>
+                              <w:rPr>
+                                <w:sz w:val="13"/>
+                                <w:szCs w:val="13"/>
+                              </w:rPr>
+                              <w:t>syndrome interval is observed in all the cases.</w:t>
                             </w:r>
                           </w:p>
                         </w:txbxContent>
                       </wps:txbx>
-                      <wps:bodyPr rot="0" spcFirstLastPara="0" vertOverflow="overflow" horzOverflow="overflow" vert="horz" wrap="square" lIns="91440" tIns="45720" rIns="91440" bIns="45720" numCol="1" spcCol="0" rtlCol="0" fromWordArt="0" anchor="t" anchorCtr="0" forceAA="0" compatLnSpc="1">
+                      <wps:bodyPr rot="0" spcFirstLastPara="0" vertOverflow="overflow" horzOverflow="overflow" vert="horz" wrap="square" lIns="0" tIns="0" rIns="0" bIns="0" numCol="1" spcCol="0" rtlCol="0" fromWordArt="0" anchor="t" anchorCtr="0" forceAA="0" compatLnSpc="1">
                         <a:prstTxWarp prst="textNoShape">
                           <a:avLst/>
                         </a:prstTxWarp>
@@ -3034,6 +3155,9 @@
                     </wps:wsp>
                   </a:graphicData>
                 </a:graphic>
+                <wp14:sizeRelH relativeFrom="margin">
+                  <wp14:pctWidth>0</wp14:pctWidth>
+                </wp14:sizeRelH>
                 <wp14:sizeRelV relativeFrom="margin">
                   <wp14:pctHeight>0</wp14:pctHeight>
                 </wp14:sizeRelV>
@@ -3042,36 +3166,138 @@
           </mc:Choice>
           <mc:Fallback>
             <w:pict>
-              <v:shape w14:anchorId="0E07412D" id="_x0000_s1028" type="#_x0000_t202" style="position:absolute;margin-left:216.15pt;margin-top:51.7pt;width:47.4pt;height:16.6pt;z-index:251664384;visibility:visible;mso-wrap-style:square;mso-height-percent:0;mso-wrap-distance-left:9pt;mso-wrap-distance-top:0;mso-wrap-distance-right:9pt;mso-wrap-distance-bottom:0;mso-position-horizontal:absolute;mso-position-horizontal-relative:text;mso-position-vertical:absolute;mso-position-vertical-relative:text;mso-height-percent:0;mso-height-relative:margin;v-text-anchor:top" o:gfxdata="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" filled="f" stroked="f" strokeweight=".5pt">
-                <v:textbox>
+              <v:shape w14:anchorId="357425A0" id="_x0000_s1027" type="#_x0000_t202" style="position:absolute;margin-left:228.95pt;margin-top:9.9pt;width:329.15pt;height:26.3pt;z-index:251666432;visibility:visible;mso-wrap-style:square;mso-width-percent:0;mso-height-percent:0;mso-wrap-distance-left:9pt;mso-wrap-distance-top:0;mso-wrap-distance-right:9pt;mso-wrap-distance-bottom:0;mso-position-horizontal:absolute;mso-position-horizontal-relative:text;mso-position-vertical:absolute;mso-position-vertical-relative:text;mso-width-percent:0;mso-height-percent:0;mso-width-relative:margin;mso-height-relative:margin;v-text-anchor:top" o:gfxdata="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" stroked="f">
+                <v:textbox inset="0,0,0,0">
                   <w:txbxContent>
                     <w:p>
                       <w:pPr>
+                        <w:pStyle w:val="Caption"/>
                         <w:rPr>
                           <w:rFonts w:ascii="Cambria" w:hAnsi="Cambria"/>
-                          <w:sz w:val="10"/>
-                          <w:szCs w:val="10"/>
+                          <w:noProof/>
+                          <w:sz w:val="13"/>
+                          <w:szCs w:val="13"/>
+                          <w:shd w:val="clear" w:color="auto" w:fill="FFF2A8"/>
                         </w:rPr>
                       </w:pPr>
                       <w:r>
                         <w:rPr>
-                          <w:rFonts w:ascii="Cambria" w:hAnsi="Cambria"/>
-                          <w:sz w:val="10"/>
-                          <w:szCs w:val="10"/>
-                        </w:rPr>
-                        <w:t xml:space="preserve">Fig </w:t>
-                      </w:r>
-                      <w:r>
-                        <w:rPr>
-                          <w:rFonts w:ascii="Cambria" w:hAnsi="Cambria"/>
-                          <w:sz w:val="10"/>
-                          <w:szCs w:val="10"/>
-                        </w:rPr>
-                        <w:t>2</w:t>
+                          <w:sz w:val="13"/>
+                          <w:szCs w:val="13"/>
+                        </w:rPr>
+                        <w:t xml:space="preserve">Figure </w:t>
+                      </w:r>
+                      <w:r>
+                        <w:rPr>
+                          <w:sz w:val="13"/>
+                          <w:szCs w:val="13"/>
+                        </w:rPr>
+                        <w:fldChar w:fldCharType="begin"/>
+                      </w:r>
+                      <w:r>
+                        <w:rPr>
+                          <w:sz w:val="13"/>
+                          <w:szCs w:val="13"/>
+                        </w:rPr>
+                        <w:instrText xml:space="preserve"> SEQ Figure \* ARABIC </w:instrText>
+                      </w:r>
+                      <w:r>
+                        <w:rPr>
+                          <w:sz w:val="13"/>
+                          <w:szCs w:val="13"/>
+                        </w:rPr>
+                        <w:fldChar w:fldCharType="separate"/>
+                      </w:r>
+                      <w:r>
+                        <w:rPr>
+                          <w:noProof/>
+                          <w:sz w:val="13"/>
+                          <w:szCs w:val="13"/>
+                        </w:rPr>
+                        <w:t>1</w:t>
+                      </w:r>
+                      <w:r>
+                        <w:rPr>
+                          <w:sz w:val="13"/>
+                          <w:szCs w:val="13"/>
+                        </w:rPr>
+                        <w:fldChar w:fldCharType="end"/>
+                      </w:r>
+                      <w:r>
+                        <w:rPr>
+                          <w:sz w:val="13"/>
+                          <w:szCs w:val="13"/>
+                        </w:rPr>
+                        <w:t xml:space="preserve">: Simulations for approach 2. assuming </w:t>
+                      </w:r>
+                      <w:proofErr w:type="spellStart"/>
+                      <w:r>
+                        <w:rPr>
+                          <w:sz w:val="13"/>
+                          <w:szCs w:val="13"/>
+                        </w:rPr>
+                        <w:t>Quantinuum</w:t>
+                      </w:r>
+                      <w:proofErr w:type="spellEnd"/>
+                      <w:r>
+                        <w:rPr>
+                          <w:sz w:val="13"/>
+                          <w:szCs w:val="13"/>
+                        </w:rPr>
+                        <w:t xml:space="preserve">-device like idling noise, and gate errors applied on data as well as </w:t>
+                      </w:r>
+                      <w:proofErr w:type="spellStart"/>
+                      <w:proofErr w:type="gramStart"/>
+                      <w:r>
+                        <w:rPr>
+                          <w:sz w:val="13"/>
+                          <w:szCs w:val="13"/>
+                        </w:rPr>
+                        <w:t>ancillae.The</w:t>
+                      </w:r>
+                      <w:proofErr w:type="spellEnd"/>
+                      <w:proofErr w:type="gramEnd"/>
+                      <w:r>
+                        <w:rPr>
+                          <w:sz w:val="13"/>
+                          <w:szCs w:val="13"/>
+                        </w:rPr>
+                        <w:t xml:space="preserve"> left panel is for linear idling, the second for quadratic and third for a mixture of the two. Non </w:t>
+                      </w:r>
+                      <w:proofErr w:type="gramStart"/>
+                      <w:r>
+                        <w:rPr>
+                          <w:sz w:val="13"/>
+                          <w:szCs w:val="13"/>
+                        </w:rPr>
+                        <w:t xml:space="preserve">trivial </w:t>
+                      </w:r>
+                      <w:r>
+                        <w:rPr>
+                          <w:sz w:val="13"/>
+                          <w:szCs w:val="13"/>
+                        </w:rPr>
+                        <w:t>,</w:t>
+                      </w:r>
+                      <w:proofErr w:type="gramEnd"/>
+                      <w:r>
+                        <w:rPr>
+                          <w:sz w:val="13"/>
+                          <w:szCs w:val="13"/>
+                        </w:rPr>
+                        <w:t xml:space="preserve"> optimal </w:t>
+                      </w:r>
+                      <w:r>
+                        <w:rPr>
+                          <w:sz w:val="13"/>
+                          <w:szCs w:val="13"/>
+                        </w:rPr>
+                        <w:t>syndrome interval is observed in all the cases.</w:t>
                       </w:r>
                     </w:p>
                   </w:txbxContent>
                 </v:textbox>
+                <w10:wrap type="square"/>
               </v:shape>
             </w:pict>
           </mc:Fallback>
@@ -3270,7 +3496,15 @@
           <w:sz w:val="18"/>
           <w:szCs w:val="18"/>
         </w:rPr>
-        <w:t>. Held-out points (</w:t>
+        <w:t xml:space="preserve"> </w:t>
+      </w:r>
+      <w:r>
+        <w:rPr>
+          <w:rFonts w:ascii="Cambria" w:hAnsi="Cambria"/>
+          <w:sz w:val="18"/>
+          <w:szCs w:val="18"/>
+        </w:rPr>
+        <w:t>(</w:t>
       </w:r>
       <w:r>
         <w:rPr>
@@ -3571,7 +3805,23 @@
           <w:sz w:val="18"/>
           <w:szCs w:val="18"/>
         </w:rPr>
-        <w:t xml:space="preserve">. Beyond the white line, waiting gains less than 5% over </w:t>
+        <w:t xml:space="preserve">. Beyond the white </w:t>
+      </w:r>
+      <w:r>
+        <w:rPr>
+          <w:rFonts w:ascii="Cambria" w:hAnsi="Cambria"/>
+          <w:sz w:val="18"/>
+          <w:szCs w:val="18"/>
+        </w:rPr>
+        <w:t>contour</w:t>
+      </w:r>
+      <w:r>
+        <w:rPr>
+          <w:rFonts w:ascii="Cambria" w:hAnsi="Cambria"/>
+          <w:sz w:val="18"/>
+          <w:szCs w:val="18"/>
+        </w:rPr>
+        <w:t xml:space="preserve">, waiting gains less than 5% over </w:t>
       </w:r>
       <m:oMath>
         <m:r>
@@ -3590,7 +3840,25 @@
           <w:sz w:val="18"/>
           <w:szCs w:val="18"/>
         </w:rPr>
-        <w:t>. The dark line places H2-1E idle rates by round duration</w:t>
+        <w:t xml:space="preserve">. The </w:t>
+      </w:r>
+      <w:proofErr w:type="spellStart"/>
+      <w:r>
+        <w:rPr>
+          <w:rFonts w:ascii="Cambria" w:hAnsi="Cambria"/>
+          <w:sz w:val="18"/>
+          <w:szCs w:val="18"/>
+        </w:rPr>
+        <w:t>balck</w:t>
+      </w:r>
+      <w:proofErr w:type="spellEnd"/>
+      <w:r>
+        <w:rPr>
+          <w:rFonts w:ascii="Cambria" w:hAnsi="Cambria"/>
+          <w:sz w:val="18"/>
+          <w:szCs w:val="18"/>
+        </w:rPr>
+        <w:t xml:space="preserve"> line places H2-1E idle rates by round duration</w:t>
       </w:r>
       <w:r>
         <w:rPr>
@@ -3685,6 +3953,476 @@
     </w:p>
     <w:p>
       <w:pPr>
+        <w:spacing w:line="240" w:lineRule="auto"/>
+        <w:ind w:right="180"/>
+        <w:rPr>
+          <w:rFonts w:ascii="Cambria" w:hAnsi="Cambria"/>
+          <w:sz w:val="18"/>
+          <w:szCs w:val="18"/>
+        </w:rPr>
+      </w:pPr>
+      <w:r>
+        <w:rPr>
+          <w:noProof/>
+        </w:rPr>
+        <mc:AlternateContent>
+          <mc:Choice Requires="wps">
+            <w:drawing>
+              <wp:anchor distT="0" distB="0" distL="114300" distR="114300" simplePos="0" relativeHeight="251668480" behindDoc="0" locked="0" layoutInCell="1" allowOverlap="1" wp14:anchorId="2DBB24D2" wp14:editId="29A3F724">
+                <wp:simplePos x="0" y="0"/>
+                <wp:positionH relativeFrom="column">
+                  <wp:posOffset>2844165</wp:posOffset>
+                </wp:positionH>
+                <wp:positionV relativeFrom="paragraph">
+                  <wp:posOffset>3175</wp:posOffset>
+                </wp:positionV>
+                <wp:extent cx="4243705" cy="204470"/>
+                <wp:effectExtent l="0" t="0" r="0" b="0"/>
+                <wp:wrapSquare wrapText="bothSides"/>
+                <wp:docPr id="2015125332" name="Text Box 1"/>
+                <wp:cNvGraphicFramePr/>
+                <a:graphic xmlns:a="http://schemas.openxmlformats.org/drawingml/2006/main">
+                  <a:graphicData uri="http://schemas.microsoft.com/office/word/2010/wordprocessingShape">
+                    <wps:wsp>
+                      <wps:cNvSpPr txBox="1"/>
+                      <wps:spPr>
+                        <a:xfrm>
+                          <a:off x="0" y="0"/>
+                          <a:ext cx="4243705" cy="204470"/>
+                        </a:xfrm>
+                        <a:prstGeom prst="rect">
+                          <a:avLst/>
+                        </a:prstGeom>
+                        <a:solidFill>
+                          <a:prstClr val="white"/>
+                        </a:solidFill>
+                        <a:ln>
+                          <a:noFill/>
+                        </a:ln>
+                      </wps:spPr>
+                      <wps:txbx>
+                        <w:txbxContent>
+                          <w:p>
+                            <w:pPr>
+                              <w:pStyle w:val="Caption"/>
+                              <w:rPr>
+                                <w:rFonts w:ascii="Cambria" w:hAnsi="Cambria"/>
+                                <w:noProof/>
+                                <w:sz w:val="13"/>
+                                <w:szCs w:val="13"/>
+                              </w:rPr>
+                            </w:pPr>
+                            <w:r>
+                              <w:rPr>
+                                <w:sz w:val="13"/>
+                                <w:szCs w:val="13"/>
+                              </w:rPr>
+                              <w:t xml:space="preserve">Figure </w:t>
+                            </w:r>
+                            <w:r>
+                              <w:rPr>
+                                <w:sz w:val="13"/>
+                                <w:szCs w:val="13"/>
+                              </w:rPr>
+                              <w:fldChar w:fldCharType="begin"/>
+                            </w:r>
+                            <w:r>
+                              <w:rPr>
+                                <w:sz w:val="13"/>
+                                <w:szCs w:val="13"/>
+                              </w:rPr>
+                              <w:instrText xml:space="preserve"> SEQ Figure \* ARABIC </w:instrText>
+                            </w:r>
+                            <w:r>
+                              <w:rPr>
+                                <w:sz w:val="13"/>
+                                <w:szCs w:val="13"/>
+                              </w:rPr>
+                              <w:fldChar w:fldCharType="separate"/>
+                            </w:r>
+                            <w:r>
+                              <w:rPr>
+                                <w:noProof/>
+                                <w:sz w:val="13"/>
+                                <w:szCs w:val="13"/>
+                              </w:rPr>
+                              <w:t>2</w:t>
+                            </w:r>
+                            <w:r>
+                              <w:rPr>
+                                <w:sz w:val="13"/>
+                                <w:szCs w:val="13"/>
+                              </w:rPr>
+                              <w:fldChar w:fldCharType="end"/>
+                            </w:r>
+                            <w:r>
+                              <w:rPr>
+                                <w:sz w:val="13"/>
+                                <w:szCs w:val="13"/>
+                              </w:rPr>
+                              <w:t xml:space="preserve">: Heatmap for optimal </w:t>
+                            </w:r>
+                            <m:oMath>
+                              <m:r>
+                                <w:rPr>
+                                  <w:rFonts w:ascii="Cambria Math" w:hAnsi="Cambria Math"/>
+                                  <w:color w:val="000000" w:themeColor="text1"/>
+                                  <w:sz w:val="13"/>
+                                  <w:szCs w:val="13"/>
+                                </w:rPr>
+                                <m:t>Δ</m:t>
+                              </m:r>
+                            </m:oMath>
+                            <w:r>
+                              <w:rPr>
+                                <w:sz w:val="13"/>
+                                <w:szCs w:val="13"/>
+                              </w:rPr>
+                              <w:t xml:space="preserve">t* as a function of idling parameters at different distances across the panels. Darker region represents the possibility of optimizing the interval with boundary of feasible region marked by white contour. Black line = </w:t>
+                            </w:r>
+                            <w:proofErr w:type="spellStart"/>
+                            <w:r>
+                              <w:rPr>
+                                <w:sz w:val="13"/>
+                                <w:szCs w:val="13"/>
+                              </w:rPr>
+                              <w:t>Quantinuum</w:t>
+                            </w:r>
+                            <w:proofErr w:type="spellEnd"/>
+                            <w:r>
+                              <w:rPr>
+                                <w:sz w:val="13"/>
+                                <w:szCs w:val="13"/>
+                              </w:rPr>
+                              <w:t xml:space="preserve"> hardware.</w:t>
+                            </w:r>
+                          </w:p>
+                        </w:txbxContent>
+                      </wps:txbx>
+                      <wps:bodyPr rot="0" spcFirstLastPara="0" vertOverflow="overflow" horzOverflow="overflow" vert="horz" wrap="square" lIns="0" tIns="0" rIns="0" bIns="0" numCol="1" spcCol="0" rtlCol="0" fromWordArt="0" anchor="t" anchorCtr="0" forceAA="0" compatLnSpc="1">
+                        <a:prstTxWarp prst="textNoShape">
+                          <a:avLst/>
+                        </a:prstTxWarp>
+                        <a:noAutofit/>
+                      </wps:bodyPr>
+                    </wps:wsp>
+                  </a:graphicData>
+                </a:graphic>
+                <wp14:sizeRelV relativeFrom="margin">
+                  <wp14:pctHeight>0</wp14:pctHeight>
+                </wp14:sizeRelV>
+              </wp:anchor>
+            </w:drawing>
+          </mc:Choice>
+          <mc:Fallback>
+            <w:pict>
+              <v:shape w14:anchorId="2DBB24D2" id="_x0000_s1028" type="#_x0000_t202" style="position:absolute;margin-left:223.95pt;margin-top:.25pt;width:334.15pt;height:16.1pt;z-index:251668480;visibility:visible;mso-wrap-style:square;mso-height-percent:0;mso-wrap-distance-left:9pt;mso-wrap-distance-top:0;mso-wrap-distance-right:9pt;mso-wrap-distance-bottom:0;mso-position-horizontal:absolute;mso-position-horizontal-relative:text;mso-position-vertical:absolute;mso-position-vertical-relative:text;mso-height-percent:0;mso-height-relative:margin;v-text-anchor:top" o:gfxdata="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" stroked="f">
+                <v:textbox inset="0,0,0,0">
+                  <w:txbxContent>
+                    <w:p>
+                      <w:pPr>
+                        <w:pStyle w:val="Caption"/>
+                        <w:rPr>
+                          <w:rFonts w:ascii="Cambria" w:hAnsi="Cambria"/>
+                          <w:noProof/>
+                          <w:sz w:val="13"/>
+                          <w:szCs w:val="13"/>
+                        </w:rPr>
+                      </w:pPr>
+                      <w:r>
+                        <w:rPr>
+                          <w:sz w:val="13"/>
+                          <w:szCs w:val="13"/>
+                        </w:rPr>
+                        <w:t xml:space="preserve">Figure </w:t>
+                      </w:r>
+                      <w:r>
+                        <w:rPr>
+                          <w:sz w:val="13"/>
+                          <w:szCs w:val="13"/>
+                        </w:rPr>
+                        <w:fldChar w:fldCharType="begin"/>
+                      </w:r>
+                      <w:r>
+                        <w:rPr>
+                          <w:sz w:val="13"/>
+                          <w:szCs w:val="13"/>
+                        </w:rPr>
+                        <w:instrText xml:space="preserve"> SEQ Figure \* ARABIC </w:instrText>
+                      </w:r>
+                      <w:r>
+                        <w:rPr>
+                          <w:sz w:val="13"/>
+                          <w:szCs w:val="13"/>
+                        </w:rPr>
+                        <w:fldChar w:fldCharType="separate"/>
+                      </w:r>
+                      <w:r>
+                        <w:rPr>
+                          <w:noProof/>
+                          <w:sz w:val="13"/>
+                          <w:szCs w:val="13"/>
+                        </w:rPr>
+                        <w:t>2</w:t>
+                      </w:r>
+                      <w:r>
+                        <w:rPr>
+                          <w:sz w:val="13"/>
+                          <w:szCs w:val="13"/>
+                        </w:rPr>
+                        <w:fldChar w:fldCharType="end"/>
+                      </w:r>
+                      <w:r>
+                        <w:rPr>
+                          <w:sz w:val="13"/>
+                          <w:szCs w:val="13"/>
+                        </w:rPr>
+                        <w:t xml:space="preserve">: Heatmap for optimal </w:t>
+                      </w:r>
+                      <m:oMath>
+                        <m:r>
+                          <w:rPr>
+                            <w:rFonts w:ascii="Cambria Math" w:hAnsi="Cambria Math"/>
+                            <w:color w:val="000000" w:themeColor="text1"/>
+                            <w:sz w:val="13"/>
+                            <w:szCs w:val="13"/>
+                          </w:rPr>
+                          <m:t>Δ</m:t>
+                        </m:r>
+                      </m:oMath>
+                      <w:r>
+                        <w:rPr>
+                          <w:sz w:val="13"/>
+                          <w:szCs w:val="13"/>
+                        </w:rPr>
+                        <w:t xml:space="preserve">t* as a function of idling parameters at different distances across the panels. Darker region represents the possibility of optimizing the interval with boundary of feasible region marked by white contour. Black line = </w:t>
+                      </w:r>
+                      <w:proofErr w:type="spellStart"/>
+                      <w:r>
+                        <w:rPr>
+                          <w:sz w:val="13"/>
+                          <w:szCs w:val="13"/>
+                        </w:rPr>
+                        <w:t>Quantinuum</w:t>
+                      </w:r>
+                      <w:proofErr w:type="spellEnd"/>
+                      <w:r>
+                        <w:rPr>
+                          <w:sz w:val="13"/>
+                          <w:szCs w:val="13"/>
+                        </w:rPr>
+                        <w:t xml:space="preserve"> hardware.</w:t>
+                      </w:r>
+                    </w:p>
+                  </w:txbxContent>
+                </v:textbox>
+                <w10:wrap type="square"/>
+              </v:shape>
+            </w:pict>
+          </mc:Fallback>
+        </mc:AlternateContent>
+      </w:r>
+      <w:r>
+        <w:rPr>
+          <w:rFonts w:ascii="Cambria" w:hAnsi="Cambria"/>
+          <w:noProof/>
+          <w:sz w:val="18"/>
+          <w:szCs w:val="18"/>
+        </w:rPr>
+        <w:drawing>
+          <wp:anchor distT="0" distB="0" distL="114300" distR="114300" simplePos="0" relativeHeight="251669504" behindDoc="1" locked="0" layoutInCell="1" allowOverlap="1" wp14:anchorId="06204077" wp14:editId="33B17930">
+            <wp:simplePos x="0" y="0"/>
+            <wp:positionH relativeFrom="column">
+              <wp:posOffset>4378325</wp:posOffset>
+            </wp:positionH>
+            <wp:positionV relativeFrom="paragraph">
+              <wp:posOffset>247665</wp:posOffset>
+            </wp:positionV>
+            <wp:extent cx="2536825" cy="1255395"/>
+            <wp:effectExtent l="0" t="0" r="3175" b="1905"/>
+            <wp:wrapTight wrapText="bothSides">
+              <wp:wrapPolygon edited="0">
+                <wp:start x="0" y="0"/>
+                <wp:lineTo x="0" y="21414"/>
+                <wp:lineTo x="21519" y="21414"/>
+                <wp:lineTo x="21519" y="0"/>
+                <wp:lineTo x="0" y="0"/>
+              </wp:wrapPolygon>
+            </wp:wrapTight>
+            <wp:docPr id="700453905" name="Picture 5"/>
+            <wp:cNvGraphicFramePr>
+              <a:graphicFrameLocks xmlns:a="http://schemas.openxmlformats.org/drawingml/2006/main" noChangeAspect="1"/>
+            </wp:cNvGraphicFramePr>
+            <a:graphic xmlns:a="http://schemas.openxmlformats.org/drawingml/2006/main">
+              <a:graphicData uri="http://schemas.openxmlformats.org/drawingml/2006/picture">
+                <pic:pic xmlns:pic="http://schemas.openxmlformats.org/drawingml/2006/picture">
+                  <pic:nvPicPr>
+                    <pic:cNvPr id="700453905" name="Picture 700453905"/>
+                    <pic:cNvPicPr/>
+                  </pic:nvPicPr>
+                  <pic:blipFill rotWithShape="1">
+                    <a:blip r:embed="rId9" cstate="print">
+                      <a:extLst>
+                        <a:ext uri="{28A0092B-C50C-407E-A947-70E740481C1C}">
+                          <a14:useLocalDpi xmlns:a14="http://schemas.microsoft.com/office/drawing/2010/main" val="0"/>
+                        </a:ext>
+                      </a:extLst>
+                    </a:blip>
+                    <a:srcRect t="6003"/>
+                    <a:stretch>
+                      <a:fillRect/>
+                    </a:stretch>
+                  </pic:blipFill>
+                  <pic:spPr bwMode="auto">
+                    <a:xfrm>
+                      <a:off x="0" y="0"/>
+                      <a:ext cx="2536825" cy="1255395"/>
+                    </a:xfrm>
+                    <a:prstGeom prst="rect">
+                      <a:avLst/>
+                    </a:prstGeom>
+                    <a:ln>
+                      <a:noFill/>
+                    </a:ln>
+                    <a:extLst>
+                      <a:ext uri="{53640926-AAD7-44D8-BBD7-CCE9431645EC}">
+                        <a14:shadowObscured xmlns:a14="http://schemas.microsoft.com/office/drawing/2010/main"/>
+                      </a:ext>
+                    </a:extLst>
+                  </pic:spPr>
+                </pic:pic>
+              </a:graphicData>
+            </a:graphic>
+            <wp14:sizeRelH relativeFrom="page">
+              <wp14:pctWidth>0</wp14:pctWidth>
+            </wp14:sizeRelH>
+            <wp14:sizeRelV relativeFrom="page">
+              <wp14:pctHeight>0</wp14:pctHeight>
+            </wp14:sizeRelV>
+          </wp:anchor>
+        </w:drawing>
+      </w:r>
+      <w:r>
+        <w:rPr>
+          <w:rStyle w:val="Strong"/>
+          <w:rFonts w:ascii="Cambria" w:hAnsi="Cambria"/>
+          <w:sz w:val="18"/>
+          <w:szCs w:val="18"/>
+        </w:rPr>
+        <w:t>4. Experiments on H2 emulators.</w:t>
+      </w:r>
+      <w:r>
+        <w:rPr>
+          <w:sz w:val="18"/>
+          <w:szCs w:val="18"/>
+        </w:rPr>
+        <w:t xml:space="preserve"> </w:t>
+      </w:r>
+      <w:r>
+        <w:rPr>
+          <w:rFonts w:ascii="Cambria" w:hAnsi="Cambria"/>
+          <w:sz w:val="18"/>
+          <w:szCs w:val="18"/>
+        </w:rPr>
+        <w:t xml:space="preserve">Guppy programs, compiled to QIR, ran on H2-1E/H2-2E through </w:t>
+      </w:r>
+      <w:proofErr w:type="spellStart"/>
+      <w:r>
+        <w:rPr>
+          <w:rFonts w:ascii="Cambria" w:hAnsi="Cambria"/>
+          <w:sz w:val="18"/>
+          <w:szCs w:val="18"/>
+        </w:rPr>
+        <w:t>aqora</w:t>
+      </w:r>
+      <w:proofErr w:type="spellEnd"/>
+      <w:r>
+        <w:rPr>
+          <w:rFonts w:ascii="Cambria" w:hAnsi="Cambria"/>
+          <w:sz w:val="18"/>
+          <w:szCs w:val="18"/>
+        </w:rPr>
+        <w:t>.</w:t>
+      </w:r>
+      <w:r>
+        <w:rPr>
+          <w:rFonts w:ascii="Cambria" w:hAnsi="Cambria"/>
+          <w:sz w:val="18"/>
+          <w:szCs w:val="18"/>
+        </w:rPr>
+        <w:br/>
+        <w:t xml:space="preserve">(a) </w:t>
+      </w:r>
+      <w:r>
+        <w:rPr>
+          <w:rStyle w:val="Emphasis"/>
+          <w:rFonts w:ascii="Cambria" w:hAnsi="Cambria"/>
+          <w:sz w:val="18"/>
+          <w:szCs w:val="18"/>
+        </w:rPr>
+        <w:t xml:space="preserve">Approach </w:t>
+      </w:r>
+      <w:r>
+        <w:rPr>
+          <w:rStyle w:val="Emphasis"/>
+          <w:rFonts w:ascii="Cambria" w:hAnsi="Cambria"/>
+          <w:sz w:val="18"/>
+          <w:szCs w:val="18"/>
+        </w:rPr>
+        <w:t>(A)</w:t>
+      </w:r>
+      <w:r>
+        <w:rPr>
+          <w:rStyle w:val="Emphasis"/>
+          <w:rFonts w:ascii="Cambria" w:hAnsi="Cambria"/>
+          <w:sz w:val="18"/>
+          <w:szCs w:val="18"/>
+        </w:rPr>
+        <w:t xml:space="preserve"> works:</w:t>
+      </w:r>
+      <w:r>
+        <w:rPr>
+          <w:rFonts w:ascii="Cambria" w:hAnsi="Cambria"/>
+          <w:sz w:val="18"/>
+          <w:szCs w:val="18"/>
+        </w:rPr>
+        <w:t xml:space="preserve"> a d = </w:t>
+      </w:r>
+      <w:r>
+        <w:rPr>
+          <w:rFonts w:ascii="Cambria" w:hAnsi="Cambria"/>
+          <w:sz w:val="18"/>
+          <w:szCs w:val="18"/>
+        </w:rPr>
+        <w:t>5</w:t>
+      </w:r>
+      <w:r>
+        <w:rPr>
+          <w:rFonts w:ascii="Cambria" w:hAnsi="Cambria"/>
+          <w:sz w:val="18"/>
+          <w:szCs w:val="18"/>
+        </w:rPr>
+        <w:t xml:space="preserve"> memory with in-program Z noise matches Stim</w:t>
+      </w:r>
+      <w:r>
+        <w:rPr>
+          <w:rFonts w:ascii="Cambria" w:hAnsi="Cambria"/>
+          <w:sz w:val="18"/>
+          <w:szCs w:val="18"/>
+        </w:rPr>
+        <w:t xml:space="preserve"> within large error bars, see Fig 3</w:t>
+      </w:r>
+      <w:r>
+        <w:rPr>
+          <w:rFonts w:ascii="Cambria" w:hAnsi="Cambria"/>
+          <w:sz w:val="18"/>
+          <w:szCs w:val="18"/>
+        </w:rPr>
+        <w:t xml:space="preserve">. </w:t>
+      </w:r>
+    </w:p>
+    <w:p>
+      <w:pPr>
         <w:spacing w:after="100" w:line="240" w:lineRule="auto"/>
         <w:ind w:right="180"/>
         <w:rPr>
@@ -3695,27 +4433,28 @@
       </w:pPr>
       <w:r>
         <w:rPr>
-          <w:rStyle w:val="Strong"/>
-          <w:rFonts w:ascii="Cambria" w:hAnsi="Cambria"/>
-          <w:sz w:val="18"/>
-          <w:szCs w:val="18"/>
-        </w:rPr>
-        <w:t>4. Experiments on H2 emulators.</w:t>
-      </w:r>
-      <w:r>
-        <w:rPr>
-          <w:sz w:val="18"/>
-          <w:szCs w:val="18"/>
-        </w:rPr>
-        <w:t xml:space="preserve"> </w:t>
-      </w:r>
-      <w:r>
-        <w:rPr>
-          <w:rFonts w:ascii="Cambria" w:hAnsi="Cambria"/>
-          <w:sz w:val="18"/>
-          <w:szCs w:val="18"/>
-        </w:rPr>
-        <w:t xml:space="preserve">Guppy programs, compiled to QIR, ran on H2-1E/H2-2E through </w:t>
+          <w:rFonts w:ascii="Cambria" w:hAnsi="Cambria"/>
+          <w:sz w:val="18"/>
+          <w:szCs w:val="18"/>
+        </w:rPr>
+        <w:t xml:space="preserve">(b) </w:t>
+      </w:r>
+      <w:r>
+        <w:rPr>
+          <w:rStyle w:val="Emphasis"/>
+          <w:rFonts w:ascii="Cambria" w:hAnsi="Cambria"/>
+          <w:sz w:val="18"/>
+          <w:szCs w:val="18"/>
+        </w:rPr>
+        <w:t>The optimum survives device noise:</w:t>
+      </w:r>
+      <w:r>
+        <w:rPr>
+          <w:rFonts w:ascii="Cambria" w:hAnsi="Cambria"/>
+          <w:sz w:val="18"/>
+          <w:szCs w:val="18"/>
+        </w:rPr>
+        <w:t xml:space="preserve"> a d = 5 </w:t>
       </w:r>
       <w:proofErr w:type="spellStart"/>
       <w:r>
@@ -3724,7 +4463,7 @@
           <w:sz w:val="18"/>
           <w:szCs w:val="18"/>
         </w:rPr>
-        <w:t>aqora</w:t>
+        <w:t>Δt</w:t>
       </w:r>
       <w:proofErr w:type="spellEnd"/>
       <w:r>
@@ -3733,160 +4472,23 @@
           <w:sz w:val="18"/>
           <w:szCs w:val="18"/>
         </w:rPr>
-        <w:t xml:space="preserve"> (figures in the repo</w:t>
-      </w:r>
-      <w:r>
-        <w:rPr>
-          <w:rFonts w:ascii="Cambria" w:hAnsi="Cambria"/>
-          <w:sz w:val="18"/>
-          <w:szCs w:val="18"/>
-        </w:rPr>
-        <w:t>, not shown here for brevity</w:t>
-      </w:r>
-      <w:r>
-        <w:rPr>
-          <w:rFonts w:ascii="Cambria" w:hAnsi="Cambria"/>
-          <w:sz w:val="18"/>
-          <w:szCs w:val="18"/>
-        </w:rPr>
-        <w:t>).</w:t>
-      </w:r>
-      <w:r>
-        <w:rPr>
-          <w:rFonts w:ascii="Cambria" w:hAnsi="Cambria"/>
-          <w:sz w:val="18"/>
-          <w:szCs w:val="18"/>
-        </w:rPr>
-        <w:br/>
-        <w:t xml:space="preserve">(a) </w:t>
-      </w:r>
-      <w:r>
-        <w:rPr>
-          <w:rStyle w:val="Emphasis"/>
-          <w:rFonts w:ascii="Cambria" w:hAnsi="Cambria"/>
-          <w:sz w:val="18"/>
-          <w:szCs w:val="18"/>
-        </w:rPr>
-        <w:t>Injection works:</w:t>
-      </w:r>
-      <w:r>
-        <w:rPr>
-          <w:rFonts w:ascii="Cambria" w:hAnsi="Cambria"/>
-          <w:sz w:val="18"/>
-          <w:szCs w:val="18"/>
-        </w:rPr>
-        <w:t xml:space="preserve"> a d = 3 memory with in-program Z noise matches Stim on the emulator (</w:t>
-      </w:r>
-      <w:r>
-        <w:rPr>
-          <w:rFonts w:ascii="Cambria" w:hAnsi="Cambria"/>
-          <w:sz w:val="18"/>
-          <w:szCs w:val="18"/>
-        </w:rPr>
-        <w:t xml:space="preserve">Logical error, </w:t>
-      </w:r>
-      <w:proofErr w:type="spellStart"/>
-      <w:r>
-        <w:rPr>
-          <w:rFonts w:ascii="Cambria" w:hAnsi="Cambria"/>
-          <w:sz w:val="18"/>
-          <w:szCs w:val="18"/>
-        </w:rPr>
-        <w:t>p</w:t>
-      </w:r>
-      <w:r>
-        <w:rPr>
-          <w:rFonts w:ascii="Cambria" w:hAnsi="Cambria"/>
-          <w:sz w:val="18"/>
-          <w:szCs w:val="18"/>
-          <w:vertAlign w:val="subscript"/>
-        </w:rPr>
-        <w:t>L</w:t>
-      </w:r>
-      <w:proofErr w:type="spellEnd"/>
-      <w:r>
-        <w:rPr>
-          <w:rFonts w:ascii="Cambria" w:hAnsi="Cambria"/>
-          <w:sz w:val="18"/>
-          <w:szCs w:val="18"/>
-        </w:rPr>
-        <w:t xml:space="preserve"> </w:t>
-      </w:r>
-      <w:r>
-        <w:rPr>
-          <w:rFonts w:ascii="Cambria" w:hAnsi="Cambria"/>
-          <w:sz w:val="18"/>
-          <w:szCs w:val="18"/>
-        </w:rPr>
-        <w:t>6%</w:t>
-      </w:r>
-      <w:r>
-        <w:rPr>
-          <w:rFonts w:ascii="Cambria" w:hAnsi="Cambria"/>
-          <w:sz w:val="18"/>
-          <w:szCs w:val="18"/>
-        </w:rPr>
-        <w:t xml:space="preserve"> against 7.2%</w:t>
-      </w:r>
-      <w:r>
-        <w:rPr>
-          <w:rFonts w:ascii="Cambria" w:hAnsi="Cambria"/>
-          <w:sz w:val="18"/>
-          <w:szCs w:val="18"/>
-        </w:rPr>
-        <w:t xml:space="preserve"> on stim</w:t>
-      </w:r>
-      <w:r>
-        <w:rPr>
-          <w:rFonts w:ascii="Cambria" w:hAnsi="Cambria"/>
-          <w:sz w:val="18"/>
-          <w:szCs w:val="18"/>
-        </w:rPr>
-        <w:t>).</w:t>
-      </w:r>
-      <w:r>
-        <w:rPr>
-          <w:rFonts w:ascii="Cambria" w:hAnsi="Cambria"/>
-          <w:sz w:val="18"/>
-          <w:szCs w:val="18"/>
-        </w:rPr>
-        <w:br/>
-        <w:t xml:space="preserve">(b) </w:t>
-      </w:r>
-      <w:r>
-        <w:rPr>
-          <w:rStyle w:val="Emphasis"/>
-          <w:rFonts w:ascii="Cambria" w:hAnsi="Cambria"/>
-          <w:sz w:val="18"/>
-          <w:szCs w:val="18"/>
-        </w:rPr>
-        <w:t>The optimum survives device noise:</w:t>
-      </w:r>
-      <w:r>
-        <w:rPr>
-          <w:rFonts w:ascii="Cambria" w:hAnsi="Cambria"/>
-          <w:sz w:val="18"/>
-          <w:szCs w:val="18"/>
-        </w:rPr>
-        <w:t xml:space="preserve"> a d = 5 </w:t>
-      </w:r>
-      <w:proofErr w:type="spellStart"/>
-      <w:r>
-        <w:rPr>
-          <w:rFonts w:ascii="Cambria" w:hAnsi="Cambria"/>
-          <w:sz w:val="18"/>
-          <w:szCs w:val="18"/>
-        </w:rPr>
-        <w:t>Δt</w:t>
-      </w:r>
-      <w:proofErr w:type="spellEnd"/>
-      <w:r>
-        <w:rPr>
-          <w:rFonts w:ascii="Cambria" w:hAnsi="Cambria"/>
-          <w:sz w:val="18"/>
-          <w:szCs w:val="18"/>
-        </w:rPr>
-        <w:t xml:space="preserve"> sweep on H2-2E follows a gate-level model of the program with H2-2E gate errors within ~1σ. The U-curve is higher and flatter but keeps its interior minimum.</w:t>
+        <w:t xml:space="preserve"> sweep on H2-2E follows a gate-level model of the program with H2-2E </w:t>
+      </w:r>
+      <w:r>
+        <w:rPr>
+          <w:rFonts w:ascii="Cambria" w:hAnsi="Cambria"/>
+          <w:sz w:val="18"/>
+          <w:szCs w:val="18"/>
+        </w:rPr>
+        <w:t xml:space="preserve">reported </w:t>
+      </w:r>
+      <w:r>
+        <w:rPr>
+          <w:rFonts w:ascii="Cambria" w:hAnsi="Cambria"/>
+          <w:sz w:val="18"/>
+          <w:szCs w:val="18"/>
+        </w:rPr>
+        <w:t>gate errors within ~1σ. The U-curve is higher and flatter but keeps its interior minimum.</w:t>
       </w:r>
       <w:r>
         <w:rPr>
@@ -3965,6 +4567,14 @@
           <w:szCs w:val="18"/>
         </w:rPr>
         <w:t>.</w:t>
+      </w:r>
+      <w:r>
+        <w:rPr>
+          <w:rFonts w:ascii="Cambria" w:hAnsi="Cambria"/>
+          <w:sz w:val="18"/>
+          <w:szCs w:val="18"/>
+        </w:rPr>
+        <w:t xml:space="preserve"> (plots and results not shown here for brevity)</w:t>
       </w:r>
     </w:p>
     <w:p>
@@ -3980,6 +4590,207 @@
       </w:pPr>
       <w:r>
         <w:rPr>
+          <w:noProof/>
+        </w:rPr>
+        <mc:AlternateContent>
+          <mc:Choice Requires="wps">
+            <w:drawing>
+              <wp:anchor distT="0" distB="0" distL="114300" distR="114300" simplePos="0" relativeHeight="251671552" behindDoc="1" locked="0" layoutInCell="1" allowOverlap="1" wp14:anchorId="07E8431F" wp14:editId="733F3E37">
+                <wp:simplePos x="0" y="0"/>
+                <wp:positionH relativeFrom="column">
+                  <wp:posOffset>4492625</wp:posOffset>
+                </wp:positionH>
+                <wp:positionV relativeFrom="paragraph">
+                  <wp:posOffset>36830</wp:posOffset>
+                </wp:positionV>
+                <wp:extent cx="2421255" cy="635"/>
+                <wp:effectExtent l="0" t="0" r="4445" b="1905"/>
+                <wp:wrapTight wrapText="bothSides">
+                  <wp:wrapPolygon edited="0">
+                    <wp:start x="0" y="0"/>
+                    <wp:lineTo x="0" y="20890"/>
+                    <wp:lineTo x="21526" y="20890"/>
+                    <wp:lineTo x="21526" y="0"/>
+                    <wp:lineTo x="0" y="0"/>
+                  </wp:wrapPolygon>
+                </wp:wrapTight>
+                <wp:docPr id="1503383834" name="Text Box 1"/>
+                <wp:cNvGraphicFramePr/>
+                <a:graphic xmlns:a="http://schemas.openxmlformats.org/drawingml/2006/main">
+                  <a:graphicData uri="http://schemas.microsoft.com/office/word/2010/wordprocessingShape">
+                    <wps:wsp>
+                      <wps:cNvSpPr txBox="1"/>
+                      <wps:spPr>
+                        <a:xfrm>
+                          <a:off x="0" y="0"/>
+                          <a:ext cx="2421255" cy="635"/>
+                        </a:xfrm>
+                        <a:prstGeom prst="rect">
+                          <a:avLst/>
+                        </a:prstGeom>
+                        <a:solidFill>
+                          <a:prstClr val="white"/>
+                        </a:solidFill>
+                        <a:ln>
+                          <a:noFill/>
+                        </a:ln>
+                      </wps:spPr>
+                      <wps:txbx>
+                        <w:txbxContent>
+                          <w:p>
+                            <w:pPr>
+                              <w:pStyle w:val="Caption"/>
+                              <w:rPr>
+                                <w:rFonts w:ascii="Cambria" w:hAnsi="Cambria"/>
+                                <w:noProof/>
+                                <w:sz w:val="13"/>
+                                <w:szCs w:val="13"/>
+                              </w:rPr>
+                            </w:pPr>
+                            <w:r>
+                              <w:rPr>
+                                <w:sz w:val="13"/>
+                                <w:szCs w:val="13"/>
+                              </w:rPr>
+                              <w:t xml:space="preserve">Figure </w:t>
+                            </w:r>
+                            <w:r>
+                              <w:rPr>
+                                <w:sz w:val="13"/>
+                                <w:szCs w:val="13"/>
+                              </w:rPr>
+                              <w:fldChar w:fldCharType="begin"/>
+                            </w:r>
+                            <w:r>
+                              <w:rPr>
+                                <w:sz w:val="13"/>
+                                <w:szCs w:val="13"/>
+                              </w:rPr>
+                              <w:instrText xml:space="preserve"> SEQ Figure \* ARABIC </w:instrText>
+                            </w:r>
+                            <w:r>
+                              <w:rPr>
+                                <w:sz w:val="13"/>
+                                <w:szCs w:val="13"/>
+                              </w:rPr>
+                              <w:fldChar w:fldCharType="separate"/>
+                            </w:r>
+                            <w:r>
+                              <w:rPr>
+                                <w:noProof/>
+                                <w:sz w:val="13"/>
+                                <w:szCs w:val="13"/>
+                              </w:rPr>
+                              <w:t>3</w:t>
+                            </w:r>
+                            <w:r>
+                              <w:rPr>
+                                <w:sz w:val="13"/>
+                                <w:szCs w:val="13"/>
+                              </w:rPr>
+                              <w:fldChar w:fldCharType="end"/>
+                            </w:r>
+                            <w:r>
+                              <w:rPr>
+                                <w:sz w:val="13"/>
+                                <w:szCs w:val="13"/>
+                              </w:rPr>
+                              <w:t>: Rotated surface code with X injected noise emulating idling, tested on H2 emulator.</w:t>
+                            </w:r>
+                          </w:p>
+                        </w:txbxContent>
+                      </wps:txbx>
+                      <wps:bodyPr rot="0" spcFirstLastPara="0" vertOverflow="overflow" horzOverflow="overflow" vert="horz" wrap="square" lIns="0" tIns="0" rIns="0" bIns="0" numCol="1" spcCol="0" rtlCol="0" fromWordArt="0" anchor="t" anchorCtr="0" forceAA="0" compatLnSpc="1">
+                        <a:prstTxWarp prst="textNoShape">
+                          <a:avLst/>
+                        </a:prstTxWarp>
+                        <a:spAutoFit/>
+                      </wps:bodyPr>
+                    </wps:wsp>
+                  </a:graphicData>
+                </a:graphic>
+                <wp14:sizeRelH relativeFrom="margin">
+                  <wp14:pctWidth>0</wp14:pctWidth>
+                </wp14:sizeRelH>
+              </wp:anchor>
+            </w:drawing>
+          </mc:Choice>
+          <mc:Fallback>
+            <w:pict>
+              <v:shape w14:anchorId="07E8431F" id="_x0000_s1029" type="#_x0000_t202" style="position:absolute;margin-left:353.75pt;margin-top:2.9pt;width:190.65pt;height:.05pt;z-index:-251644928;visibility:visible;mso-wrap-style:square;mso-width-percent:0;mso-wrap-distance-left:9pt;mso-wrap-distance-top:0;mso-wrap-distance-right:9pt;mso-wrap-distance-bottom:0;mso-position-horizontal:absolute;mso-position-horizontal-relative:text;mso-position-vertical:absolute;mso-position-vertical-relative:text;mso-width-percent:0;mso-width-relative:margin;v-text-anchor:top" o:gfxdata="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" stroked="f">
+                <v:textbox style="mso-fit-shape-to-text:t" inset="0,0,0,0">
+                  <w:txbxContent>
+                    <w:p>
+                      <w:pPr>
+                        <w:pStyle w:val="Caption"/>
+                        <w:rPr>
+                          <w:rFonts w:ascii="Cambria" w:hAnsi="Cambria"/>
+                          <w:noProof/>
+                          <w:sz w:val="13"/>
+                          <w:szCs w:val="13"/>
+                        </w:rPr>
+                      </w:pPr>
+                      <w:r>
+                        <w:rPr>
+                          <w:sz w:val="13"/>
+                          <w:szCs w:val="13"/>
+                        </w:rPr>
+                        <w:t xml:space="preserve">Figure </w:t>
+                      </w:r>
+                      <w:r>
+                        <w:rPr>
+                          <w:sz w:val="13"/>
+                          <w:szCs w:val="13"/>
+                        </w:rPr>
+                        <w:fldChar w:fldCharType="begin"/>
+                      </w:r>
+                      <w:r>
+                        <w:rPr>
+                          <w:sz w:val="13"/>
+                          <w:szCs w:val="13"/>
+                        </w:rPr>
+                        <w:instrText xml:space="preserve"> SEQ Figure \* ARABIC </w:instrText>
+                      </w:r>
+                      <w:r>
+                        <w:rPr>
+                          <w:sz w:val="13"/>
+                          <w:szCs w:val="13"/>
+                        </w:rPr>
+                        <w:fldChar w:fldCharType="separate"/>
+                      </w:r>
+                      <w:r>
+                        <w:rPr>
+                          <w:noProof/>
+                          <w:sz w:val="13"/>
+                          <w:szCs w:val="13"/>
+                        </w:rPr>
+                        <w:t>3</w:t>
+                      </w:r>
+                      <w:r>
+                        <w:rPr>
+                          <w:sz w:val="13"/>
+                          <w:szCs w:val="13"/>
+                        </w:rPr>
+                        <w:fldChar w:fldCharType="end"/>
+                      </w:r>
+                      <w:r>
+                        <w:rPr>
+                          <w:sz w:val="13"/>
+                          <w:szCs w:val="13"/>
+                        </w:rPr>
+                        <w:t>: Rotated surface code with X injected noise emulating idling, tested on H2 emulator.</w:t>
+                      </w:r>
+                    </w:p>
+                  </w:txbxContent>
+                </v:textbox>
+                <w10:wrap type="tight"/>
+              </v:shape>
+            </w:pict>
+          </mc:Fallback>
+        </mc:AlternateContent>
+      </w:r>
+      <w:r>
+        <w:rPr>
           <w:rFonts w:ascii="Cambria" w:hAnsi="Cambria"/>
           <w:sz w:val="18"/>
           <w:szCs w:val="18"/>
@@ -4032,25 +4843,7 @@
           <w:sz w:val="18"/>
           <w:szCs w:val="18"/>
         </w:rPr>
-        <w:t xml:space="preserve">For idling </w:t>
-      </w:r>
-      <w:proofErr w:type="gramStart"/>
-      <w:r>
-        <w:rPr>
-          <w:rFonts w:ascii="Cambria" w:hAnsi="Cambria"/>
-          <w:sz w:val="18"/>
-          <w:szCs w:val="18"/>
-        </w:rPr>
-        <w:t>qubits</w:t>
-      </w:r>
-      <w:proofErr w:type="gramEnd"/>
-      <w:r>
-        <w:rPr>
-          <w:rFonts w:ascii="Cambria" w:hAnsi="Cambria"/>
-          <w:sz w:val="18"/>
-          <w:szCs w:val="18"/>
-        </w:rPr>
-        <w:t xml:space="preserve"> a longer syndrome interval lowers logical error per unit time: waiting at distance d can beat back-to-back extraction at d + 2, saving 16–24 data qubits per logical qubit at short round durations.</w:t>
+        <w:t>For idling qubits a longer syndrome interval lowers logical error per unit time: waiting at distance d can beat back-to-back extraction at d + 2, saving 16–24 data qubits per logical qubit at short round durations</w:t>
       </w:r>
       <w:r>
         <w:rPr>
@@ -4059,6 +4852,14 @@
           <w:szCs w:val="18"/>
         </w:rPr>
         <w:t xml:space="preserve"> </w:t>
+      </w:r>
+      <w:r>
+        <w:rPr>
+          <w:rFonts w:ascii="Cambria" w:hAnsi="Cambria"/>
+          <w:sz w:val="18"/>
+          <w:szCs w:val="18"/>
+        </w:rPr>
+        <w:t>(shown in Fig 01 and 09 in /figures in the repo).</w:t>
       </w:r>
     </w:p>
     <w:p>
@@ -4170,6 +4971,14 @@
         </w:rPr>
         <w:t xml:space="preserve"> with gate noise, not one fixed phenomenological model.</w:t>
       </w:r>
+      <w:r>
+        <w:rPr>
+          <w:rFonts w:ascii="Cambria" w:hAnsi="Cambria"/>
+          <w:sz w:val="18"/>
+          <w:szCs w:val="18"/>
+        </w:rPr>
+        <w:t xml:space="preserve"> The access to machine with deeper circuits and more shots can reveal whether an optimal syndrome extraction interval indeed exists.</w:t>
+      </w:r>
     </w:p>
     <w:p>
       <w:pPr>
@@ -4406,7 +5215,7 @@
         </w:rPr>
         <w:t xml:space="preserve">, </w:t>
       </w:r>
-      <w:hyperlink r:id="rId8" w:history="1">
+      <w:hyperlink r:id="rId10" w:history="1">
         <w:r>
           <w:rPr>
             <w:rStyle w:val="Hyperlink"/>
@@ -5081,6 +5890,7 @@
   <w:style w:type="character" w:default="1" w:styleId="DefaultParagraphFont">
     <w:name w:val="Default Paragraph Font"/>
     <w:uiPriority w:val="1"/>
+    <w:semiHidden/>
     <w:unhideWhenUsed/>
   </w:style>
   <w:style w:type="table" w:default="1" w:styleId="TableNormal">
